--- a/Specification Documentation/Recipe_Book_Technical_Specification.docx
+++ b/Specification Documentation/Recipe_Book_Technical_Specification.docx
@@ -32,7 +32,7 @@
         <w:rPr>
           <w:i/>
         </w:rPr>
-        <w:t>Web application architecture, data model, page composition, recipe input pipelines, and implementation requirements</w:t>
+        <w:t>Architecture of the iPad app and website, data model, write path, sideloading and release, and implementation requirements</w:t>
       </w:r>
     </w:p>
     <w:tbl>
@@ -71,7 +71,7 @@
                 <w:color w:val="263238"/>
                 <w:sz w:val="18"/>
               </w:rPr>
-              <w:t xml:space="preserve">Living specification based on the application implementation and design decisions established through October 20, 2026. It is the source of truth (with the Functional Specification) and the engineering reference for continued development, testing, deployment, and maintenance.</w:t>
+              <w:t xml:space="preserve">Living specification based on the application implementation and design decisions established through October 27, 2026. It is the source of truth (with the Functional Specification) and the engineering reference for continued development, testing, deployment, and maintenance.</w:t>
             </w:r>
           </w:p>
         </w:tc>
@@ -186,7 +186,7 @@
                 <w:color w:val="263238"/>
                 <w:sz w:val="17"/>
               </w:rPr>
-              <w:t xml:space="preserve">Recipe Book (personal recipe website, installable as a PWA)</w:t>
+              <w:t xml:space="preserve">Recipe Book: native iPad app (planned) and website, sharing one database</w:t>
             </w:r>
           </w:p>
         </w:tc>
@@ -236,7 +236,7 @@
                 <w:color w:val="263238"/>
                 <w:sz w:val="17"/>
               </w:rPr>
-              <w:t xml:space="preserve">Next.js 15 (App Router, TypeScript), React 19, Tailwind CSS 4</w:t>
+              <w:t xml:space="preserve">Website: Next.js 15.5.28 (App Router, TypeScript), React 19.1.10, Tailwind CSS 4. iPad app (planned): SwiftUI, SwiftData, PencilKit, VisionKit, PDFKit; iPadOS 17+. Design: docs/DESIGN.md</w:t>
             </w:r>
           </w:p>
         </w:tc>
@@ -286,7 +286,7 @@
                 <w:color w:val="263238"/>
                 <w:sz w:val="17"/>
               </w:rPr>
-              <w:t xml:space="preserve">Supabase (PostgreSQL, Storage) — planned; recipes are hard-coded in src/lib/recipes.ts until then</w:t>
+              <w:t xml:space="preserve">Supabase (PostgreSQL, Storage, Edge Functions), project trdlqlulpfwsfhqnfqfu</w:t>
             </w:r>
           </w:p>
         </w:tc>
@@ -336,7 +336,7 @@
                 <w:color w:val="263238"/>
                 <w:sz w:val="17"/>
               </w:rPr>
-              <w:t xml:space="preserve">Vercel (planned)</w:t>
+              <w:t xml:space="preserve">Website: Vercel, https://ramiyas-recipes.vercel.app. App: sideloaded with SideStore on a free Apple ID</w:t>
             </w:r>
           </w:p>
         </w:tc>
@@ -386,7 +386,7 @@
                 <w:color w:val="263238"/>
                 <w:sz w:val="17"/>
               </w:rPr>
-              <w:t xml:space="preserve">Git (local repository); GitHub repository not yet created</w:t>
+              <w:t xml:space="preserve">GitHub, jaylouissaint/recipe-book (public); local development in VS Code on macOS</w:t>
             </w:r>
           </w:p>
         </w:tc>
@@ -436,7 +436,7 @@
                 <w:color w:val="263238"/>
                 <w:sz w:val="17"/>
               </w:rPr>
-              <w:t xml:space="preserve">None for now; Supabase Auth sign-in is queued (owner decision 2026-10-20)</w:t>
+              <w:t xml:space="preserve">None (login queued). Writes require the write key, checked by the save-recipe Edge Function</w:t>
             </w:r>
           </w:p>
         </w:tc>
@@ -486,7 +486,7 @@
                 <w:color w:val="263238"/>
                 <w:sz w:val="17"/>
               </w:rPr>
-              <w:t xml:space="preserve">October 20, 2026</w:t>
+              <w:t xml:space="preserve">October 27, 2026</w:t>
             </w:r>
           </w:p>
         </w:tc>
@@ -512,7 +512,7 @@
     </w:p>
     <w:p>
       <w:r>
-        <w:t xml:space="preserve">The Recipe Book is a personal recipe website styled after the owner's handwritten spiral recipe book. It stores recipes typed in, written by hand on an iPad with Scribble, pasted from iPad Live Text, or transcribed from an uploaded PDF or photo, and it is designed above all for reading recipes on an iPad in the kitchen.</w:t>
+        <w:t xml:space="preserve">The Recipe Book is a personal recipe book styled after the owner's handwritten spiral recipe book. A native iPad app is the main way to write, scan, import and cook from recipes; a website shows the same recipes to family and on other devices. Both read from one Supabase database, and only the owner's iPad can change it.</w:t>
       </w:r>
     </w:p>
     <w:tbl>
@@ -551,7 +551,7 @@
                 <w:color w:val="263238"/>
                 <w:sz w:val="18"/>
               </w:rPr>
-              <w:t xml:space="preserve">The recipe page is the book page. Recipe content looks handwritten, printed parts look printed, and handwriting becomes text on the iPad itself. No page, photo or PDF is ever sent to an outside transcription or AI service.</w:t>
+              <w:t xml:space="preserve">The recipe page is the book page. Recipe content looks handwritten, printed parts look printed, and handwriting becomes text on the iPad itself. No page, drawing, photo or PDF is ever sent to an outside transcription or AI service.</w:t>
             </w:r>
           </w:p>
         </w:tc>
@@ -576,7 +576,7 @@
         <w:spacing w:after="40"/>
       </w:pPr>
       <w:r>
-        <w:t xml:space="preserve">Reproduce the look of the book page (palette, fonts, ruled lines, stat box, tag row, side tabs, stickers, spiral) so the site feels like an extension of the physical book.</w:t>
+        <w:t xml:space="preserve">Reproduce the look of the book page (palette, fonts, ruled lines, stat box, tag row, side tabs, stickers, spiral) on the website and in the app.</w:t>
       </w:r>
     </w:p>
     <w:p>
@@ -594,7 +594,7 @@
         <w:spacing w:after="40"/>
       </w:pPr>
       <w:r>
-        <w:t xml:space="preserve">Make adding a recipe on the iPad feel like writing in the book: one form field per ruled line, designed for Scribble.</w:t>
+        <w:t xml:space="preserve">Make writing a recipe on the iPad feel like writing in the book: Scribble on ruled lines, or free writing with the Apple Pencil, recognized on the device.</w:t>
       </w:r>
     </w:p>
     <w:p>
@@ -603,7 +603,7 @@
         <w:spacing w:after="40"/>
       </w:pPr>
       <w:r>
-        <w:t xml:space="preserve">Support Live Text paste and PDF/photo upload with rule-based parsing, with the upload kept as the original card.</w:t>
+        <w:t xml:space="preserve">Bring in existing pages by scan, photo, PDF or Live Text with rule-based parsing, keeping the original.</w:t>
       </w:r>
     </w:p>
     <w:p>
@@ -612,7 +612,7 @@
         <w:spacing w:after="40"/>
       </w:pPr>
       <w:r>
-        <w:t xml:space="preserve">Work as a Home Screen app on the iPad, including offline reading, cook mode and serving scaling.</w:t>
+        <w:t xml:space="preserve">Give both the website and the app the same clean, light design (docs/DESIGN.md), with the book page as the writing page.</w:t>
       </w:r>
     </w:p>
     <w:p>
@@ -621,7 +621,25 @@
         <w:spacing w:after="40"/>
       </w:pPr>
       <w:r>
-        <w:t xml:space="preserve">Stay within free tiers (Supabase, Vercel); no paid services.</w:t>
+        <w:t xml:space="preserve">Bring in recipes from the web using published recipe data rather than AI.</w:t>
+      </w:r>
+    </w:p>
+    <w:p>
+      <w:pPr>
+        <w:pStyle w:val="ListBullet"/>
+        <w:spacing w:after="40"/>
+      </w:pPr>
+      <w:r>
+        <w:t xml:space="preserve">Keep the app usable offline and refreshed automatically without a paid developer account.</w:t>
+      </w:r>
+    </w:p>
+    <w:p>
+      <w:pPr>
+        <w:pStyle w:val="ListBullet"/>
+        <w:spacing w:after="40"/>
+      </w:pPr>
+      <w:r>
+        <w:t xml:space="preserve">Keep everyone else read-only without a login, and stay within free tiers (Supabase, Vercel, GitHub).</w:t>
       </w:r>
     </w:p>
     <w:p>
@@ -634,7 +652,7 @@
     </w:p>
     <w:p>
       <w:r>
-        <w:t xml:space="preserve">Out of scope by decision: a native iPad app (the $99/yr Apple developer account was rejected) and any AI transcription service. Queued and not implemented: sign-in and per-person privacy (deferred by the owner on 2026-10-20), a custom handwriting font, and a shopping list. See section 13. Treat these as planned extensions, not current behavior.</w:t>
+        <w:t xml:space="preserve">Out of scope by decision: the App Store and the $99/yr Apple developer account, and any AI transcription service. Queued and not implemented: sign-in and per-person privacy (deferred by the owner on 2026-10-20), family sharing, a custom handwriting font and an app Share extension. See section 13. Treat these as planned extensions, not current behavior. Dark mode was removed by decision on 2026-10-27 (light only).</w:t>
       </w:r>
     </w:p>
     <w:p>
@@ -725,7 +743,7 @@
                 <w:color w:val="263238"/>
                 <w:sz w:val="17"/>
               </w:rPr>
-              <w:t xml:space="preserve">Client</w:t>
+              <w:t xml:space="preserve">Website</w:t>
             </w:r>
           </w:p>
         </w:tc>
@@ -749,7 +767,7 @@
                 <w:color w:val="263238"/>
                 <w:sz w:val="17"/>
               </w:rPr>
-              <w:t xml:space="preserve">Next.js App Router with React Server Components; recipe and category pages are statically generated with generateStaticParams. Tailwind CSS 4 with palette tokens in globals.css; fonts loaded with next/font (Patrick Hand, Montserrat, Zilla Slab).</w:t>
+              <w:t xml:space="preserve">Next.js App Router with React Server Components. Cover, category and recipe pages are statically generated and regenerated at most every 60 seconds (revalidate = 60). Tailwind CSS 4 with palette tokens in globals.css; next/font (Patrick Hand, Montserrat, Zilla Slab).</w:t>
             </w:r>
           </w:p>
         </w:tc>
@@ -775,7 +793,7 @@
                 <w:color w:val="263238"/>
                 <w:sz w:val="17"/>
               </w:rPr>
-              <w:t xml:space="preserve">Data access</w:t>
+              <w:t xml:space="preserve">Website data</w:t>
             </w:r>
           </w:p>
         </w:tc>
@@ -799,7 +817,7 @@
                 <w:color w:val="263238"/>
                 <w:sz w:val="17"/>
               </w:rPr>
-              <w:t xml:space="preserve">src/lib/recipes.ts exposes async listRecipes(category?) and getRecipe(id) returning the Recipe type from src/lib/types.ts. Today they read a hard-coded array; they will be switched to Supabase with the same return shape so pages do not change.</w:t>
+              <w:t xml:space="preserve">src/lib/supabase.ts creates a read-only supabase-js client from NEXT_PUBLIC_SUPABASE_URL and NEXT_PUBLIC_SUPABASE_ANON_KEY. src/lib/recipes.ts: listRecipes(category?) and getRecipe(slug), one embedded query per call, mapped to the Recipe type.</w:t>
             </w:r>
           </w:p>
         </w:tc>
@@ -825,7 +843,7 @@
                 <w:color w:val="263238"/>
                 <w:sz w:val="17"/>
               </w:rPr>
-              <w:t xml:space="preserve">Backend</w:t>
+              <w:t xml:space="preserve">iPad app (planned)</w:t>
             </w:r>
           </w:p>
         </w:tc>
@@ -849,7 +867,207 @@
                 <w:color w:val="263238"/>
                 <w:sz w:val="17"/>
               </w:rPr>
-              <w:t xml:space="preserve">Supabase PostgreSQL tables and constraints (planned, build-order step 1). Writes go through Next.js server code only until sign-in exists (section 3).</w:t>
+              <w:t xml:space="preserve">SwiftUI; SwiftData as the offline store; reads with the public key, writes through save-recipe with the write key from the Keychain.</w:t>
+            </w:r>
+          </w:p>
+        </w:tc>
+      </w:tr>
+      <w:tr>
+        <w:tc>
+          <w:tcPr>
+            <w:tcW w:type="dxa" w:w="1872"/>
+            <w:vAlign w:val="center"/>
+            <w:tcMar>
+              <w:top w:w="100" w:type="dxa"/>
+              <w:start w:w="120" w:type="dxa"/>
+              <w:bottom w:w="100" w:type="dxa"/>
+              <w:end w:w="120" w:type="dxa"/>
+            </w:tcMar>
+          </w:tcPr>
+          <w:p>
+            <w:pPr>
+              <w:spacing w:after="0"/>
+            </w:pPr>
+            <w:r>
+              <w:rPr>
+                <w:color w:val="263238"/>
+                <w:sz w:val="17"/>
+              </w:rPr>
+              <w:t xml:space="preserve">Database</w:t>
+            </w:r>
+          </w:p>
+        </w:tc>
+        <w:tc>
+          <w:tcPr>
+            <w:tcW w:type="dxa" w:w="7488"/>
+            <w:vAlign w:val="center"/>
+            <w:tcMar>
+              <w:top w:w="100" w:type="dxa"/>
+              <w:start w:w="120" w:type="dxa"/>
+              <w:bottom w:w="100" w:type="dxa"/>
+              <w:end w:w="120" w:type="dxa"/>
+            </w:tcMar>
+          </w:tcPr>
+          <w:p>
+            <w:pPr>
+              <w:spacing w:after="0"/>
+            </w:pPr>
+            <w:r>
+              <w:rPr>
+                <w:color w:val="263238"/>
+                <w:sz w:val="17"/>
+              </w:rPr>
+              <w:t xml:space="preserve">Supabase PostgreSQL: five recipe tables, RLS public read-only, write functions callable only by the service role (migration 000).</w:t>
+            </w:r>
+          </w:p>
+        </w:tc>
+      </w:tr>
+      <w:tr>
+        <w:tc>
+          <w:tcPr>
+            <w:tcW w:type="dxa" w:w="1872"/>
+            <w:vAlign w:val="center"/>
+            <w:tcMar>
+              <w:top w:w="100" w:type="dxa"/>
+              <w:start w:w="120" w:type="dxa"/>
+              <w:bottom w:w="100" w:type="dxa"/>
+              <w:end w:w="120" w:type="dxa"/>
+            </w:tcMar>
+          </w:tcPr>
+          <w:p>
+            <w:pPr>
+              <w:spacing w:after="0"/>
+            </w:pPr>
+            <w:r>
+              <w:rPr>
+                <w:color w:val="263238"/>
+                <w:sz w:val="17"/>
+              </w:rPr>
+              <w:t xml:space="preserve">Write path</w:t>
+            </w:r>
+          </w:p>
+        </w:tc>
+        <w:tc>
+          <w:tcPr>
+            <w:tcW w:type="dxa" w:w="7488"/>
+            <w:vAlign w:val="center"/>
+            <w:tcMar>
+              <w:top w:w="100" w:type="dxa"/>
+              <w:start w:w="120" w:type="dxa"/>
+              <w:bottom w:w="100" w:type="dxa"/>
+              <w:end w:w="120" w:type="dxa"/>
+            </w:tcMar>
+          </w:tcPr>
+          <w:p>
+            <w:pPr>
+              <w:spacing w:after="0"/>
+            </w:pPr>
+            <w:r>
+              <w:rPr>
+                <w:color w:val="263238"/>
+                <w:sz w:val="17"/>
+              </w:rPr>
+              <w:t xml:space="preserve">Edge Function save-recipe (Deno): checks x-write-key, then calls save_recipe() / delete_recipe() or creates signed upload URLs, as the service role.</w:t>
+            </w:r>
+          </w:p>
+        </w:tc>
+      </w:tr>
+      <w:tr>
+        <w:tc>
+          <w:tcPr>
+            <w:tcW w:type="dxa" w:w="1872"/>
+            <w:vAlign w:val="center"/>
+            <w:tcMar>
+              <w:top w:w="100" w:type="dxa"/>
+              <w:start w:w="120" w:type="dxa"/>
+              <w:bottom w:w="100" w:type="dxa"/>
+              <w:end w:w="120" w:type="dxa"/>
+            </w:tcMar>
+          </w:tcPr>
+          <w:p>
+            <w:pPr>
+              <w:spacing w:after="0"/>
+            </w:pPr>
+            <w:r>
+              <w:rPr>
+                <w:color w:val="263238"/>
+                <w:sz w:val="17"/>
+              </w:rPr>
+              <w:t xml:space="preserve">Website writes (planned R2)</w:t>
+            </w:r>
+          </w:p>
+        </w:tc>
+        <w:tc>
+          <w:tcPr>
+            <w:tcW w:type="dxa" w:w="7488"/>
+            <w:vAlign w:val="center"/>
+            <w:tcMar>
+              <w:top w:w="100" w:type="dxa"/>
+              <w:start w:w="120" w:type="dxa"/>
+              <w:bottom w:w="100" w:type="dxa"/>
+              <w:end w:w="120" w:type="dxa"/>
+            </w:tcMar>
+          </w:tcPr>
+          <w:p>
+            <w:pPr>
+              <w:spacing w:after="0"/>
+            </w:pPr>
+            <w:r>
+              <w:rPr>
+                <w:color w:val="263238"/>
+                <w:sz w:val="17"/>
+              </w:rPr>
+              <w:t xml:space="preserve">/settings Unlock editing posts the write key to a Next.js route that checks it with save-recipe and stores it in an httpOnly, Secure, SameSite=Strict cookie (1 year). Server actions read the cookie and call save-recipe; the key never reaches page scripts.</w:t>
+            </w:r>
+          </w:p>
+        </w:tc>
+      </w:tr>
+      <w:tr>
+        <w:tc>
+          <w:tcPr>
+            <w:tcW w:type="dxa" w:w="1872"/>
+            <w:vAlign w:val="center"/>
+            <w:tcMar>
+              <w:top w:w="100" w:type="dxa"/>
+              <w:start w:w="120" w:type="dxa"/>
+              <w:bottom w:w="100" w:type="dxa"/>
+              <w:end w:w="120" w:type="dxa"/>
+            </w:tcMar>
+          </w:tcPr>
+          <w:p>
+            <w:pPr>
+              <w:spacing w:after="0"/>
+            </w:pPr>
+            <w:r>
+              <w:rPr>
+                <w:color w:val="263238"/>
+                <w:sz w:val="17"/>
+              </w:rPr>
+              <w:t xml:space="preserve">Web import (planned R3)</w:t>
+            </w:r>
+          </w:p>
+        </w:tc>
+        <w:tc>
+          <w:tcPr>
+            <w:tcW w:type="dxa" w:w="7488"/>
+            <w:vAlign w:val="center"/>
+            <w:tcMar>
+              <w:top w:w="100" w:type="dxa"/>
+              <w:start w:w="120" w:type="dxa"/>
+              <w:bottom w:w="100" w:type="dxa"/>
+              <w:end w:w="120" w:type="dxa"/>
+            </w:tcMar>
+          </w:tcPr>
+          <w:p>
+            <w:pPr>
+              <w:spacing w:after="0"/>
+            </w:pPr>
+            <w:r>
+              <w:rPr>
+                <w:color w:val="263238"/>
+                <w:sz w:val="17"/>
+              </w:rPr>
+              <w:t xml:space="preserve">/api/import fetches the page on the server (http/https only; private and local addresses refused; size and time limits), reads schema.org Recipe JSON-LD (including @graph and HowToSection), and maps it to the Recipe shape for review. Used by the website and the app.</w:t>
             </w:r>
           </w:p>
         </w:tc>
@@ -899,107 +1117,7 @@
                 <w:color w:val="263238"/>
                 <w:sz w:val="17"/>
               </w:rPr>
-              <w:t xml:space="preserve">Supabase Storage bucket for original cards (PDFs and images) (planned, step 5).</w:t>
-            </w:r>
-          </w:p>
-        </w:tc>
-      </w:tr>
-      <w:tr>
-        <w:tc>
-          <w:tcPr>
-            <w:tcW w:type="dxa" w:w="1872"/>
-            <w:vAlign w:val="center"/>
-            <w:tcMar>
-              <w:top w:w="100" w:type="dxa"/>
-              <w:start w:w="120" w:type="dxa"/>
-              <w:bottom w:w="100" w:type="dxa"/>
-              <w:end w:w="120" w:type="dxa"/>
-            </w:tcMar>
-          </w:tcPr>
-          <w:p>
-            <w:pPr>
-              <w:spacing w:after="0"/>
-            </w:pPr>
-            <w:r>
-              <w:rPr>
-                <w:color w:val="263238"/>
-                <w:sz w:val="17"/>
-              </w:rPr>
-              <w:t xml:space="preserve">PDF viewing</w:t>
-            </w:r>
-          </w:p>
-        </w:tc>
-        <w:tc>
-          <w:tcPr>
-            <w:tcW w:type="dxa" w:w="7488"/>
-            <w:vAlign w:val="center"/>
-            <w:tcMar>
-              <w:top w:w="100" w:type="dxa"/>
-              <w:start w:w="120" w:type="dxa"/>
-              <w:bottom w:w="100" w:type="dxa"/>
-              <w:end w:w="120" w:type="dxa"/>
-            </w:tcMar>
-          </w:tcPr>
-          <w:p>
-            <w:pPr>
-              <w:spacing w:after="0"/>
-            </w:pPr>
-            <w:r>
-              <w:rPr>
-                <w:color w:val="263238"/>
-                <w:sz w:val="17"/>
-              </w:rPr>
-              <w:t xml:space="preserve">pdfjs-dist renders uploaded PDF pages and reads any text layer (planned, steps 5–6).</w:t>
-            </w:r>
-          </w:p>
-        </w:tc>
-      </w:tr>
-      <w:tr>
-        <w:tc>
-          <w:tcPr>
-            <w:tcW w:type="dxa" w:w="1872"/>
-            <w:vAlign w:val="center"/>
-            <w:tcMar>
-              <w:top w:w="100" w:type="dxa"/>
-              <w:start w:w="120" w:type="dxa"/>
-              <w:bottom w:w="100" w:type="dxa"/>
-              <w:end w:w="120" w:type="dxa"/>
-            </w:tcMar>
-          </w:tcPr>
-          <w:p>
-            <w:pPr>
-              <w:spacing w:after="0"/>
-            </w:pPr>
-            <w:r>
-              <w:rPr>
-                <w:color w:val="263238"/>
-                <w:sz w:val="17"/>
-              </w:rPr>
-              <w:t xml:space="preserve">Offline / install</w:t>
-            </w:r>
-          </w:p>
-        </w:tc>
-        <w:tc>
-          <w:tcPr>
-            <w:tcW w:type="dxa" w:w="7488"/>
-            <w:vAlign w:val="center"/>
-            <w:tcMar>
-              <w:top w:w="100" w:type="dxa"/>
-              <w:start w:w="120" w:type="dxa"/>
-              <w:bottom w:w="100" w:type="dxa"/>
-              <w:end w:w="120" w:type="dxa"/>
-            </w:tcMar>
-          </w:tcPr>
-          <w:p>
-            <w:pPr>
-              <w:spacing w:after="0"/>
-            </w:pPr>
-            <w:r>
-              <w:rPr>
-                <w:color w:val="263238"/>
-                <w:sz w:val="17"/>
-              </w:rPr>
-              <w:t xml:space="preserve">Web app manifest and a service worker caching recently viewed recipes (planned, step 7).</w:t>
+              <w:t xml:space="preserve">Supabase Storage buckets originals (scans, photos, PDFs) and handwriting (PencilKit drawings and rendered pages): public read, uploads only by signed URL.</w:t>
             </w:r>
           </w:p>
         </w:tc>
@@ -1049,7 +1167,107 @@
                 <w:color w:val="263238"/>
                 <w:sz w:val="17"/>
               </w:rPr>
-              <w:t xml:space="preserve">Vercel deployment from the GitHub main branch (planned; no repository yet).</w:t>
+              <w:t xml:space="preserve">Vercel Hobby, deploys from GitHub main: https://ramiyas-recipes.vercel.app.</w:t>
+            </w:r>
+          </w:p>
+        </w:tc>
+      </w:tr>
+      <w:tr>
+        <w:tc>
+          <w:tcPr>
+            <w:tcW w:type="dxa" w:w="1872"/>
+            <w:vAlign w:val="center"/>
+            <w:tcMar>
+              <w:top w:w="100" w:type="dxa"/>
+              <w:start w:w="120" w:type="dxa"/>
+              <w:bottom w:w="100" w:type="dxa"/>
+              <w:end w:w="120" w:type="dxa"/>
+            </w:tcMar>
+          </w:tcPr>
+          <w:p>
+            <w:pPr>
+              <w:spacing w:after="0"/>
+            </w:pPr>
+            <w:r>
+              <w:rPr>
+                <w:color w:val="263238"/>
+                <w:sz w:val="17"/>
+              </w:rPr>
+              <w:t xml:space="preserve">App distribution (planned)</w:t>
+            </w:r>
+          </w:p>
+        </w:tc>
+        <w:tc>
+          <w:tcPr>
+            <w:tcW w:type="dxa" w:w="7488"/>
+            <w:vAlign w:val="center"/>
+            <w:tcMar>
+              <w:top w:w="100" w:type="dxa"/>
+              <w:start w:w="120" w:type="dxa"/>
+              <w:bottom w:w="100" w:type="dxa"/>
+              <w:end w:w="120" w:type="dxa"/>
+            </w:tcMar>
+          </w:tcPr>
+          <w:p>
+            <w:pPr>
+              <w:spacing w:after="0"/>
+            </w:pPr>
+            <w:r>
+              <w:rPr>
+                <w:color w:val="263238"/>
+                <w:sz w:val="17"/>
+              </w:rPr>
+              <w:t xml:space="preserve">Unsigned .ipa built by GitHub Actions on a version tag, published as a GitHub Release with a SideStore source file; SideStore signs and installs it.</w:t>
+            </w:r>
+          </w:p>
+        </w:tc>
+      </w:tr>
+      <w:tr>
+        <w:tc>
+          <w:tcPr>
+            <w:tcW w:type="dxa" w:w="1872"/>
+            <w:vAlign w:val="center"/>
+            <w:tcMar>
+              <w:top w:w="100" w:type="dxa"/>
+              <w:start w:w="120" w:type="dxa"/>
+              <w:bottom w:w="100" w:type="dxa"/>
+              <w:end w:w="120" w:type="dxa"/>
+            </w:tcMar>
+          </w:tcPr>
+          <w:p>
+            <w:pPr>
+              <w:spacing w:after="0"/>
+            </w:pPr>
+            <w:r>
+              <w:rPr>
+                <w:color w:val="263238"/>
+                <w:sz w:val="17"/>
+              </w:rPr>
+              <w:t xml:space="preserve">Upkeep</w:t>
+            </w:r>
+          </w:p>
+        </w:tc>
+        <w:tc>
+          <w:tcPr>
+            <w:tcW w:type="dxa" w:w="7488"/>
+            <w:vAlign w:val="center"/>
+            <w:tcMar>
+              <w:top w:w="100" w:type="dxa"/>
+              <w:start w:w="120" w:type="dxa"/>
+              <w:bottom w:w="100" w:type="dxa"/>
+              <w:end w:w="120" w:type="dxa"/>
+            </w:tcMar>
+          </w:tcPr>
+          <w:p>
+            <w:pPr>
+              <w:spacing w:after="0"/>
+            </w:pPr>
+            <w:r>
+              <w:rPr>
+                <w:color w:val="263238"/>
+                <w:sz w:val="17"/>
+              </w:rPr>
+              <w:t xml:space="preserve">.github/workflows/keep-supabase-awake.yml calls keep_alive() on Mondays and Thursdays so the free project does not pause.</w:t>
             </w:r>
           </w:p>
         </w:tc>
@@ -1074,7 +1292,7 @@
         <w:spacing w:after="40"/>
       </w:pPr>
       <w:r>
-        <w:t xml:space="preserve">A visitor opens the cover (/), a category (/category/[slug]) or a recipe (/recipe/[id]).</w:t>
+        <w:t xml:space="preserve">A visitor opens the website's cover (/), a category (/category/[slug]) or a recipe (/recipe/[slug]). The server renders it from listRecipes/getRecipe (deleted_at is null) and caches it for up to 60 seconds.</w:t>
       </w:r>
     </w:p>
     <w:p>
@@ -1083,7 +1301,7 @@
         <w:spacing w:after="40"/>
       </w:pPr>
       <w:r>
-        <w:t xml:space="preserve">The page calls listRecipes or getRecipe on the server and renders static HTML; unknown ids or slugs call notFound().</w:t>
+        <w:t xml:space="preserve">The app downloads recipes whose updated_at is newer than its last sync, including soft-deleted ones, and keeps them in SwiftData.</w:t>
       </w:r>
     </w:p>
     <w:p>
@@ -1092,7 +1310,7 @@
         <w:spacing w:after="40"/>
       </w:pPr>
       <w:r>
-        <w:t xml:space="preserve">Planned: the Write it page keeps the draft in the browser (localStorage) after each line and parses ingredient lines on the client.</w:t>
+        <w:t xml:space="preserve">On save, the app POSTs the whole recipe to save-recipe with x-write-key. save_recipe() upserts the recipe and replaces its groups, ingredients and steps in one transaction, bumping updated_at.</w:t>
       </w:r>
     </w:p>
     <w:p>
@@ -1101,7 +1319,7 @@
         <w:spacing w:after="40"/>
       </w:pPr>
       <w:r>
-        <w:t xml:space="preserve">Planned: on save, a Next.js server action validates the recipe and writes it to Supabase; an upload is stored in Supabase Storage and its path saved on the recipe.</w:t>
+        <w:t xml:space="preserve">Files are uploaded straight to Storage with a signed URL from save-recipe (action upload-url); the returned path is saved on the recipe.</w:t>
       </w:r>
     </w:p>
     <w:p>
@@ -1110,7 +1328,7 @@
         <w:spacing w:after="40"/>
       </w:pPr>
       <w:r>
-        <w:t xml:space="preserve">Planned: the service worker caches recipe pages after viewing so they open offline.</w:t>
+        <w:t xml:space="preserve">Within about a minute the website regenerates the affected pages; other devices see the change on their next sync.</w:t>
       </w:r>
     </w:p>
     <w:p>
@@ -1123,7 +1341,7 @@
     </w:p>
     <w:p>
       <w:r>
-        <w:t xml:space="preserve">There is no sign-in. On 2026-10-20 the owner chose to leave the login page out for now and queue it. Until it is built, the site is read-only to the public and only the owner may add or change recipes. The controls below keep that true.</w:t>
+        <w:t xml:space="preserve">There is no sign-in: the owner chose on 2026-10-20 to leave the login page out and queue it. Reading is public. Writing requires the write key, which only the owner's iPad holds.</w:t>
       </w:r>
     </w:p>
     <w:tbl>
@@ -1230,7 +1448,7 @@
                 <w:color w:val="263238"/>
                 <w:sz w:val="17"/>
               </w:rPr>
-              <w:t xml:space="preserve">Recipe pages, categories and original cards may be read by anyone with the link. Do not store anything private in recipes until sign-in exists.</w:t>
+              <w:t xml:space="preserve">RLS policy “public read” (select, anon and authenticated) on all five tables. Do not store anything private in recipes until sign-in exists.</w:t>
             </w:r>
           </w:p>
         </w:tc>
@@ -1256,7 +1474,7 @@
                 <w:color w:val="263238"/>
                 <w:sz w:val="17"/>
               </w:rPr>
-              <w:t xml:space="preserve">Write paths</w:t>
+              <w:t xml:space="preserve">No direct writes</w:t>
             </w:r>
           </w:p>
         </w:tc>
@@ -1280,7 +1498,7 @@
                 <w:color w:val="263238"/>
                 <w:sz w:val="17"/>
               </w:rPr>
-              <w:t xml:space="preserve">Add, edit, upload and delete run only in Next.js server actions or route handlers. The browser never writes to Supabase directly.</w:t>
+              <w:t xml:space="preserve">No insert/update/delete policies, and INSERT, UPDATE, DELETE and TRUNCATE are revoked from anon and authenticated, so a mistaken policy still cannot open writes.</w:t>
             </w:r>
           </w:p>
         </w:tc>
@@ -1306,7 +1524,7 @@
                 <w:color w:val="263238"/>
                 <w:sz w:val="17"/>
               </w:rPr>
-              <w:t xml:space="preserve">Database access</w:t>
+              <w:t xml:space="preserve">Write functions</w:t>
             </w:r>
           </w:p>
         </w:tc>
@@ -1330,7 +1548,7 @@
                 <w:color w:val="263238"/>
                 <w:sz w:val="17"/>
               </w:rPr>
-              <w:t xml:space="preserve">Enable RLS on every table. Grant the anon role SELECT only; no INSERT, UPDATE or DELETE policies for anon. Server code writes with the service role key.</w:t>
+              <w:t xml:space="preserve">save_recipe(jsonb) and delete_recipe(uuid): EXECUTE revoked from public, anon and authenticated; granted only to service_role.</w:t>
             </w:r>
           </w:p>
         </w:tc>
@@ -1356,7 +1574,7 @@
                 <w:color w:val="263238"/>
                 <w:sz w:val="17"/>
               </w:rPr>
-              <w:t xml:space="preserve">Secrets</w:t>
+              <w:t xml:space="preserve">Edge Function</w:t>
             </w:r>
           </w:p>
         </w:tc>
@@ -1380,7 +1598,7 @@
                 <w:color w:val="263238"/>
                 <w:sz w:val="17"/>
               </w:rPr>
-              <w:t xml:space="preserve">SUPABASE_SERVICE_ROLE_KEY is a server-only environment variable (never NEXT_PUBLIC_); it is never committed and is set in Vercel project settings.</w:t>
+              <w:t xml:space="preserve">save-recipe is deployed with verify_jwt = false (supabase/config.toml) and compares x-write-key with the WRITE_KEY secret in constant time; anything else gets 401.</w:t>
             </w:r>
           </w:p>
         </w:tc>
@@ -1406,7 +1624,7 @@
                 <w:color w:val="263238"/>
                 <w:sz w:val="17"/>
               </w:rPr>
-              <w:t xml:space="preserve">Write page protection</w:t>
+              <w:t xml:space="preserve">Write key</w:t>
             </w:r>
           </w:p>
         </w:tc>
@@ -1430,7 +1648,107 @@
                 <w:color w:val="263238"/>
                 <w:sz w:val="17"/>
               </w:rPr>
-              <w:t xml:space="preserve">On a deployed site, the add/edit/upload pages and their server actions must not be reachable by the public: protect the deployment (Vercel deployment protection or a password check in middleware), or run those pages only locally.</w:t>
+              <w:t xml:space="preserve">64 hex characters (openssl rand -hex 32). Stored as a Supabase secret and in the iPad Keychain; never in the repo, the app binary, Vercel, or chat. Rotate with npm run setup:supabase (takes effect immediately, no redeploy).</w:t>
+            </w:r>
+          </w:p>
+        </w:tc>
+      </w:tr>
+      <w:tr>
+        <w:tc>
+          <w:tcPr>
+            <w:tcW w:type="dxa" w:w="2160"/>
+            <w:vAlign w:val="center"/>
+            <w:tcMar>
+              <w:top w:w="100" w:type="dxa"/>
+              <w:start w:w="120" w:type="dxa"/>
+              <w:bottom w:w="100" w:type="dxa"/>
+              <w:end w:w="120" w:type="dxa"/>
+            </w:tcMar>
+          </w:tcPr>
+          <w:p>
+            <w:pPr>
+              <w:spacing w:after="0"/>
+            </w:pPr>
+            <w:r>
+              <w:rPr>
+                <w:color w:val="263238"/>
+                <w:sz w:val="17"/>
+              </w:rPr>
+              <w:t xml:space="preserve">Service role key</w:t>
+            </w:r>
+          </w:p>
+        </w:tc>
+        <w:tc>
+          <w:tcPr>
+            <w:tcW w:type="dxa" w:w="7200"/>
+            <w:vAlign w:val="center"/>
+            <w:tcMar>
+              <w:top w:w="100" w:type="dxa"/>
+              <w:start w:w="120" w:type="dxa"/>
+              <w:bottom w:w="100" w:type="dxa"/>
+              <w:end w:w="120" w:type="dxa"/>
+            </w:tcMar>
+          </w:tcPr>
+          <w:p>
+            <w:pPr>
+              <w:spacing w:after="0"/>
+            </w:pPr>
+            <w:r>
+              <w:rPr>
+                <w:color w:val="263238"/>
+                <w:sz w:val="17"/>
+              </w:rPr>
+              <w:t xml:space="preserve">Exists only inside the Edge Function environment (provided by Supabase). The website and app never have it.</w:t>
+            </w:r>
+          </w:p>
+        </w:tc>
+      </w:tr>
+      <w:tr>
+        <w:tc>
+          <w:tcPr>
+            <w:tcW w:type="dxa" w:w="2160"/>
+            <w:vAlign w:val="center"/>
+            <w:tcMar>
+              <w:top w:w="100" w:type="dxa"/>
+              <w:start w:w="120" w:type="dxa"/>
+              <w:bottom w:w="100" w:type="dxa"/>
+              <w:end w:w="120" w:type="dxa"/>
+            </w:tcMar>
+          </w:tcPr>
+          <w:p>
+            <w:pPr>
+              <w:spacing w:after="0"/>
+            </w:pPr>
+            <w:r>
+              <w:rPr>
+                <w:color w:val="263238"/>
+                <w:sz w:val="17"/>
+              </w:rPr>
+              <w:t xml:space="preserve">Website unlock</w:t>
+            </w:r>
+          </w:p>
+        </w:tc>
+        <w:tc>
+          <w:tcPr>
+            <w:tcW w:type="dxa" w:w="7200"/>
+            <w:vAlign w:val="center"/>
+            <w:tcMar>
+              <w:top w:w="100" w:type="dxa"/>
+              <w:start w:w="120" w:type="dxa"/>
+              <w:bottom w:w="100" w:type="dxa"/>
+              <w:end w:w="120" w:type="dxa"/>
+            </w:tcMar>
+          </w:tcPr>
+          <w:p>
+            <w:pPr>
+              <w:spacing w:after="0"/>
+            </w:pPr>
+            <w:r>
+              <w:rPr>
+                <w:color w:val="263238"/>
+                <w:sz w:val="17"/>
+              </w:rPr>
+              <w:t xml:space="preserve">Planned (R2): the write key in an httpOnly cookie per browser; editing UI shown only when unlocked; Lock editing deletes the cookie. Unlock attempts are rate limited.</w:t>
             </w:r>
           </w:p>
         </w:tc>
@@ -1480,7 +1798,7 @@
                 <w:color w:val="263238"/>
                 <w:sz w:val="17"/>
               </w:rPr>
-              <w:t xml:space="preserve">The originals bucket allows public read; uploads go only through server code.</w:t>
+              <w:t xml:space="preserve">Buckets are public for reading; there are no upload policies, so uploads need a signed URL from save-recipe. Size and type limits: originals 20 MB (JPEG, PNG, HEIC/HEIF, PDF); handwriting 10 MB (PNG, drawing data).</w:t>
             </w:r>
           </w:p>
         </w:tc>
@@ -1530,7 +1848,7 @@
                 <w:color w:val="263238"/>
                 <w:sz w:val="17"/>
               </w:rPr>
-              <w:t xml:space="preserve">Queued: Supabase Auth, an owner_id column defaulting to auth.uid() on recipes, RLS policies limiting rows to their owner, child tables checked through their recipe, and an optional shared flag for family read access.</w:t>
+              <w:t xml:space="preserve">Queued: Supabase Auth, owner_id defaulting to auth.uid(), owner-only RLS, child tables checked through their recipe, an optional shared flag; replaces the write key.</w:t>
             </w:r>
           </w:p>
         </w:tc>
@@ -1577,7 +1895,7 @@
                 <w:color w:val="263238"/>
                 <w:sz w:val="18"/>
               </w:rPr>
-              <w:t xml:space="preserve">Without sign-in, a write action reachable from the public internet lets anyone change the recipe book. Every write path must sit behind deployment protection or exist only on the owner's computer until FR-AUTH-001 is built.</w:t>
+              <w:t xml:space="preserve">The write key is the only thing between the public and changes to the recipe book. Keep it out of every file that is committed or shipped, and rotate it if it is ever pasted somewhere it shouldn't be.</w:t>
             </w:r>
           </w:p>
         </w:tc>
@@ -1676,7 +1994,7 @@
                 <w:color w:val="263238"/>
                 <w:sz w:val="17"/>
               </w:rPr>
-              <w:t xml:space="preserve">Cover (/)</w:t>
+              <w:t xml:space="preserve">Today (deployed)</w:t>
             </w:r>
           </w:p>
         </w:tc>
@@ -1700,7 +2018,7 @@
                 <w:color w:val="263238"/>
                 <w:sz w:val="17"/>
               </w:rPr>
-              <w:t xml:space="preserve">Raspberry header with inner border, category strip, grid of RecipeCard. Implemented.</w:t>
+              <w:t xml:space="preserve">Cover (/), categories (/category/[slug]) and the book-page recipe view (/recipe/[slug]). Replaced in R1; the book page becomes the writing page.</w:t>
             </w:r>
           </w:p>
         </w:tc>
@@ -1726,7 +2044,7 @@
                 <w:color w:val="263238"/>
                 <w:sz w:val="17"/>
               </w:rPr>
-              <w:t xml:space="preserve">Category (/category/[slug])</w:t>
+              <w:t xml:space="preserve">Shell (R1)</w:t>
             </w:r>
           </w:p>
         </w:tc>
@@ -1750,7 +2068,7 @@
                 <w:color w:val="263238"/>
                 <w:sz w:val="17"/>
               </w:rPr>
-              <w:t xml:space="preserve">Same cover layout filtered by category; static params from CATEGORIES; unknown slug → notFound(). Implemented.</w:t>
+              <w:t xml:space="preserve">Left sidebar on wide screens, bottom tab bar on phones; + button and Add sheet.</w:t>
             </w:r>
           </w:p>
         </w:tc>
@@ -1776,7 +2094,7 @@
                 <w:color w:val="263238"/>
                 <w:sz w:val="17"/>
               </w:rPr>
-              <w:t xml:space="preserve">Recipe page (/recipe/[id])</w:t>
+              <w:t xml:space="preserve">Home (R1)</w:t>
             </w:r>
           </w:p>
         </w:tc>
@@ -1800,7 +2118,7 @@
                 <w:color w:val="263238"/>
                 <w:sz w:val="17"/>
               </w:rPr>
-              <w:t xml:space="preserve">RecipePage: title row, stat box, tags, balanced ingredient columns, directions, notes, spiral, side tabs, stickers. Static params from listRecipes(). Implemented.</w:t>
+              <w:t xml:space="preserve">Book shelf: category tabs, Family Favorites, Recently added.</w:t>
             </w:r>
           </w:p>
         </w:tc>
@@ -1826,7 +2144,7 @@
                 <w:color w:val="263238"/>
                 <w:sz w:val="17"/>
               </w:rPr>
-              <w:t xml:space="preserve">Search and filters</w:t>
+              <w:t xml:space="preserve">Library (R1)</w:t>
             </w:r>
           </w:p>
         </w:tc>
@@ -1850,7 +2168,7 @@
                 <w:color w:val="263238"/>
                 <w:sz w:val="17"/>
               </w:rPr>
-              <w:t xml:space="preserve">Title/ingredient/tag search (Postgres full-text search) and tag filters. Step 3.</w:t>
+              <w:t xml:space="preserve">/library: recipe cards, search pill (R4), filter.</w:t>
             </w:r>
           </w:p>
         </w:tc>
@@ -1876,7 +2194,7 @@
                 <w:color w:val="263238"/>
                 <w:sz w:val="17"/>
               </w:rPr>
-              <w:t xml:space="preserve">Write it page</w:t>
+              <w:t xml:space="preserve">Recipe view (R1)</w:t>
             </w:r>
           </w:p>
         </w:tc>
@@ -1900,7 +2218,7 @@
                 <w:color w:val="263238"/>
                 <w:sz w:val="17"/>
               </w:rPr>
-              <w:t xml:space="preserve">Line-per-field form, ingredient parser, groups, steps and sub-steps, autosave. Step 4.</w:t>
+              <w:t xml:space="preserve">/recipe/[slug]: photo, handwriting title, by/from, stats, ingredients, directions, notes, Add to Groceries, Start Cooking.</w:t>
             </w:r>
           </w:p>
         </w:tc>
@@ -1926,7 +2244,7 @@
                 <w:color w:val="263238"/>
                 <w:sz w:val="17"/>
               </w:rPr>
-              <w:t xml:space="preserve">Upload and transcribe</w:t>
+              <w:t xml:space="preserve">Writing page (R2)</w:t>
             </w:r>
           </w:p>
         </w:tc>
@@ -1950,7 +2268,7 @@
                 <w:color w:val="263238"/>
                 <w:sz w:val="17"/>
               </w:rPr>
-              <w:t xml:space="preserve">Upload to Storage, split-screen viewer with pdf.js, original-card toggle. Step 5.</w:t>
+              <w:t xml:space="preserve">/new and /recipe/[slug]/edit: the book page as a form, one field per line, drafts.</w:t>
             </w:r>
           </w:p>
         </w:tc>
@@ -1976,7 +2294,7 @@
                 <w:color w:val="263238"/>
                 <w:sz w:val="17"/>
               </w:rPr>
-              <w:t xml:space="preserve">Paste a recipe</w:t>
+              <w:t xml:space="preserve">Import (R3)</w:t>
             </w:r>
           </w:p>
         </w:tc>
@@ -2000,7 +2318,7 @@
                 <w:color w:val="263238"/>
                 <w:sz w:val="17"/>
               </w:rPr>
-              <w:t xml:space="preserve">Rule-based paste parser and PDF text-layer prefill. Step 6.</w:t>
+              <w:t xml:space="preserve">/new/web (link) and /new/photo (upload, original beside, Paste text).</w:t>
             </w:r>
           </w:p>
         </w:tc>
@@ -2026,7 +2344,7 @@
                 <w:color w:val="263238"/>
                 <w:sz w:val="17"/>
               </w:rPr>
-              <w:t xml:space="preserve">Cook mode and scaler</w:t>
+              <w:t xml:space="preserve">Groceries and cooking (R4)</w:t>
             </w:r>
           </w:p>
         </w:tc>
@@ -2050,7 +2368,7 @@
                 <w:color w:val="263238"/>
                 <w:sz w:val="17"/>
               </w:rPr>
-              <w:t xml:space="preserve">Large text, step check-off, Wake Lock; serving scaler using parsed amounts. Step 7.</w:t>
+              <w:t xml:space="preserve">/groceries list; /recipe/[slug]/cook step by step with Wake Lock; scaler.</w:t>
             </w:r>
           </w:p>
         </w:tc>
@@ -2076,7 +2394,7 @@
                 <w:color w:val="263238"/>
                 <w:sz w:val="17"/>
               </w:rPr>
-              <w:t xml:space="preserve">PWA</w:t>
+              <w:t xml:space="preserve">Settings (R2)</w:t>
             </w:r>
           </w:p>
         </w:tc>
@@ -2100,7 +2418,307 @@
                 <w:color w:val="263238"/>
                 <w:sz w:val="17"/>
               </w:rPr>
-              <w:t xml:space="preserve">Manifest, icons, service worker offline cache. Step 7.</w:t>
+              <w:t xml:space="preserve">/settings: Unlock / Lock editing.</w:t>
+            </w:r>
+          </w:p>
+        </w:tc>
+      </w:tr>
+      <w:tr>
+        <w:tc>
+          <w:tcPr>
+            <w:tcW w:type="dxa" w:w="2088"/>
+            <w:vAlign w:val="center"/>
+            <w:tcMar>
+              <w:top w:w="100" w:type="dxa"/>
+              <w:start w:w="120" w:type="dxa"/>
+              <w:bottom w:w="100" w:type="dxa"/>
+              <w:end w:w="120" w:type="dxa"/>
+            </w:tcMar>
+          </w:tcPr>
+          <w:p>
+            <w:pPr>
+              <w:spacing w:after="0"/>
+            </w:pPr>
+            <w:r>
+              <w:rPr>
+                <w:color w:val="263238"/>
+                <w:sz w:val="17"/>
+              </w:rPr>
+              <w:t xml:space="preserve">App library</w:t>
+            </w:r>
+          </w:p>
+        </w:tc>
+        <w:tc>
+          <w:tcPr>
+            <w:tcW w:type="dxa" w:w="7272"/>
+            <w:vAlign w:val="center"/>
+            <w:tcMar>
+              <w:top w:w="100" w:type="dxa"/>
+              <w:start w:w="120" w:type="dxa"/>
+              <w:bottom w:w="100" w:type="dxa"/>
+              <w:end w:w="120" w:type="dxa"/>
+            </w:tcMar>
+          </w:tcPr>
+          <w:p>
+            <w:pPr>
+              <w:spacing w:after="0"/>
+            </w:pPr>
+            <w:r>
+              <w:rPr>
+                <w:color w:val="263238"/>
+                <w:sz w:val="17"/>
+              </w:rPr>
+              <w:t xml:space="preserve">Cover, categories, recipe grid and recipe page, offline. App Phase 2.</w:t>
+            </w:r>
+          </w:p>
+        </w:tc>
+      </w:tr>
+      <w:tr>
+        <w:tc>
+          <w:tcPr>
+            <w:tcW w:type="dxa" w:w="2088"/>
+            <w:vAlign w:val="center"/>
+            <w:tcMar>
+              <w:top w:w="100" w:type="dxa"/>
+              <w:start w:w="120" w:type="dxa"/>
+              <w:bottom w:w="100" w:type="dxa"/>
+              <w:end w:w="120" w:type="dxa"/>
+            </w:tcMar>
+          </w:tcPr>
+          <w:p>
+            <w:pPr>
+              <w:spacing w:after="0"/>
+            </w:pPr>
+            <w:r>
+              <w:rPr>
+                <w:color w:val="263238"/>
+                <w:sz w:val="17"/>
+              </w:rPr>
+              <w:t xml:space="preserve">App settings and sync</w:t>
+            </w:r>
+          </w:p>
+        </w:tc>
+        <w:tc>
+          <w:tcPr>
+            <w:tcW w:type="dxa" w:w="7272"/>
+            <w:vAlign w:val="center"/>
+            <w:tcMar>
+              <w:top w:w="100" w:type="dxa"/>
+              <w:start w:w="120" w:type="dxa"/>
+              <w:bottom w:w="100" w:type="dxa"/>
+              <w:end w:w="120" w:type="dxa"/>
+            </w:tcMar>
+          </w:tcPr>
+          <w:p>
+            <w:pPr>
+              <w:spacing w:after="0"/>
+            </w:pPr>
+            <w:r>
+              <w:rPr>
+                <w:color w:val="263238"/>
+                <w:sz w:val="17"/>
+              </w:rPr>
+              <w:t xml:space="preserve">Write key, sync status, last refresh. App Phase 2.</w:t>
+            </w:r>
+          </w:p>
+        </w:tc>
+      </w:tr>
+      <w:tr>
+        <w:tc>
+          <w:tcPr>
+            <w:tcW w:type="dxa" w:w="2088"/>
+            <w:vAlign w:val="center"/>
+            <w:tcMar>
+              <w:top w:w="100" w:type="dxa"/>
+              <w:start w:w="120" w:type="dxa"/>
+              <w:bottom w:w="100" w:type="dxa"/>
+              <w:end w:w="120" w:type="dxa"/>
+            </w:tcMar>
+          </w:tcPr>
+          <w:p>
+            <w:pPr>
+              <w:spacing w:after="0"/>
+            </w:pPr>
+            <w:r>
+              <w:rPr>
+                <w:color w:val="263238"/>
+                <w:sz w:val="17"/>
+              </w:rPr>
+              <w:t xml:space="preserve">App write page</w:t>
+            </w:r>
+          </w:p>
+        </w:tc>
+        <w:tc>
+          <w:tcPr>
+            <w:tcW w:type="dxa" w:w="7272"/>
+            <w:vAlign w:val="center"/>
+            <w:tcMar>
+              <w:top w:w="100" w:type="dxa"/>
+              <w:start w:w="120" w:type="dxa"/>
+              <w:bottom w:w="100" w:type="dxa"/>
+              <w:end w:w="120" w:type="dxa"/>
+            </w:tcMar>
+          </w:tcPr>
+          <w:p>
+            <w:pPr>
+              <w:spacing w:after="0"/>
+            </w:pPr>
+            <w:r>
+              <w:rPr>
+                <w:color w:val="263238"/>
+                <w:sz w:val="17"/>
+              </w:rPr>
+              <w:t xml:space="preserve">Scribble lines and PencilKit page mode, parser, groups, steps, drafts. App Phase 3.</w:t>
+            </w:r>
+          </w:p>
+        </w:tc>
+      </w:tr>
+      <w:tr>
+        <w:tc>
+          <w:tcPr>
+            <w:tcW w:type="dxa" w:w="2088"/>
+            <w:vAlign w:val="center"/>
+            <w:tcMar>
+              <w:top w:w="100" w:type="dxa"/>
+              <w:start w:w="120" w:type="dxa"/>
+              <w:bottom w:w="100" w:type="dxa"/>
+              <w:end w:w="120" w:type="dxa"/>
+            </w:tcMar>
+          </w:tcPr>
+          <w:p>
+            <w:pPr>
+              <w:spacing w:after="0"/>
+            </w:pPr>
+            <w:r>
+              <w:rPr>
+                <w:color w:val="263238"/>
+                <w:sz w:val="17"/>
+              </w:rPr>
+              <w:t xml:space="preserve">App scan and import</w:t>
+            </w:r>
+          </w:p>
+        </w:tc>
+        <w:tc>
+          <w:tcPr>
+            <w:tcW w:type="dxa" w:w="7272"/>
+            <w:vAlign w:val="center"/>
+            <w:tcMar>
+              <w:top w:w="100" w:type="dxa"/>
+              <w:start w:w="120" w:type="dxa"/>
+              <w:bottom w:w="100" w:type="dxa"/>
+              <w:end w:w="120" w:type="dxa"/>
+            </w:tcMar>
+          </w:tcPr>
+          <w:p>
+            <w:pPr>
+              <w:spacing w:after="0"/>
+            </w:pPr>
+            <w:r>
+              <w:rPr>
+                <w:color w:val="263238"/>
+                <w:sz w:val="17"/>
+              </w:rPr>
+              <w:t xml:space="preserve">Document scanner, Photos and Files import, text recognition, originals. App Phase 4.</w:t>
+            </w:r>
+          </w:p>
+        </w:tc>
+      </w:tr>
+      <w:tr>
+        <w:tc>
+          <w:tcPr>
+            <w:tcW w:type="dxa" w:w="2088"/>
+            <w:vAlign w:val="center"/>
+            <w:tcMar>
+              <w:top w:w="100" w:type="dxa"/>
+              <w:start w:w="120" w:type="dxa"/>
+              <w:bottom w:w="100" w:type="dxa"/>
+              <w:end w:w="120" w:type="dxa"/>
+            </w:tcMar>
+          </w:tcPr>
+          <w:p>
+            <w:pPr>
+              <w:spacing w:after="0"/>
+            </w:pPr>
+            <w:r>
+              <w:rPr>
+                <w:color w:val="263238"/>
+                <w:sz w:val="17"/>
+              </w:rPr>
+              <w:t xml:space="preserve">App kitchen</w:t>
+            </w:r>
+          </w:p>
+        </w:tc>
+        <w:tc>
+          <w:tcPr>
+            <w:tcW w:type="dxa" w:w="7272"/>
+            <w:vAlign w:val="center"/>
+            <w:tcMar>
+              <w:top w:w="100" w:type="dxa"/>
+              <w:start w:w="120" w:type="dxa"/>
+              <w:bottom w:w="100" w:type="dxa"/>
+              <w:end w:w="120" w:type="dxa"/>
+            </w:tcMar>
+          </w:tcPr>
+          <w:p>
+            <w:pPr>
+              <w:spacing w:after="0"/>
+            </w:pPr>
+            <w:r>
+              <w:rPr>
+                <w:color w:val="263238"/>
+                <w:sz w:val="17"/>
+              </w:rPr>
+              <w:t xml:space="preserve">Cook mode, serving scaler, search, tag filters, share as PDF. App Phase 5.</w:t>
+            </w:r>
+          </w:p>
+        </w:tc>
+      </w:tr>
+      <w:tr>
+        <w:tc>
+          <w:tcPr>
+            <w:tcW w:type="dxa" w:w="2088"/>
+            <w:vAlign w:val="center"/>
+            <w:tcMar>
+              <w:top w:w="100" w:type="dxa"/>
+              <w:start w:w="120" w:type="dxa"/>
+              <w:bottom w:w="100" w:type="dxa"/>
+              <w:end w:w="120" w:type="dxa"/>
+            </w:tcMar>
+          </w:tcPr>
+          <w:p>
+            <w:pPr>
+              <w:spacing w:after="0"/>
+            </w:pPr>
+            <w:r>
+              <w:rPr>
+                <w:color w:val="263238"/>
+                <w:sz w:val="17"/>
+              </w:rPr>
+              <w:t xml:space="preserve">Release pipeline</w:t>
+            </w:r>
+          </w:p>
+        </w:tc>
+        <w:tc>
+          <w:tcPr>
+            <w:tcW w:type="dxa" w:w="7272"/>
+            <w:vAlign w:val="center"/>
+            <w:tcMar>
+              <w:top w:w="100" w:type="dxa"/>
+              <w:start w:w="120" w:type="dxa"/>
+              <w:bottom w:w="100" w:type="dxa"/>
+              <w:end w:w="120" w:type="dxa"/>
+            </w:tcMar>
+          </w:tcPr>
+          <w:p>
+            <w:pPr>
+              <w:spacing w:after="0"/>
+            </w:pPr>
+            <w:r>
+              <w:rPr>
+                <w:color w:val="263238"/>
+                <w:sz w:val="17"/>
+              </w:rPr>
+              <w:t xml:space="preserve">GitHub Actions build, GitHub Release, SideStore source. App Phase 6.</w:t>
             </w:r>
           </w:p>
         </w:tc>
@@ -2121,7 +2739,7 @@
     </w:p>
     <w:p>
       <w:r>
-        <w:t xml:space="preserve">The TypeScript types in src/lib/types.ts (Recipe, IngredientGroup, Ingredient, StepGroup) are the shape the pages use; the database tables below map onto them. Order within a recipe is kept with integer position columns.</w:t>
+        <w:t xml:space="preserve">Defined in supabase/migrations/000_initial_schema.sql. The TypeScript types in src/lib/types.ts (Recipe, IngredientGroup, Ingredient, StepGroup) are the shape the website uses; the app's SwiftData models will mirror them. Order within a recipe is kept with position columns, unique per parent.</w:t>
       </w:r>
     </w:p>
     <w:tbl>
@@ -2228,7 +2846,7 @@
                 <w:color w:val="263238"/>
                 <w:sz w:val="17"/>
               </w:rPr>
-              <w:t xml:space="preserve">id, title, servings, prep_min, cook_min, category (slug), tags text[], notes, source ('typed' | 'scribble' | 'upload'), original_file_path, created_at, updated_at. owner_id and shared are added with sign-in (queued).</w:t>
+              <w:t xml:space="preserve">id uuid (the app may create it offline), slug unique, title, servings, prep_min, cook_min, category (mains | sides | desserts | more), tags text[], notes, source (typed | scribble | pencil | scan | upload), original_file_path, handwriting_path, search tsvector, created_at, updated_at (trigger), deleted_at (soft delete).</w:t>
             </w:r>
           </w:p>
         </w:tc>
@@ -2278,7 +2896,7 @@
                 <w:color w:val="263238"/>
                 <w:sz w:val="17"/>
               </w:rPr>
-              <w:t xml:space="preserve">id, recipe_id → recipes (on delete cascade), name ('' for loose items), position.</w:t>
+              <w:t xml:space="preserve">id, recipe_id → recipes (cascade), name ('' for loose items), position.</w:t>
             </w:r>
           </w:p>
         </w:tc>
@@ -2328,7 +2946,7 @@
                 <w:color w:val="263238"/>
                 <w:sz w:val="17"/>
               </w:rPr>
-              <w:t xml:space="preserve">id, group_id → ingredient_groups (cascade), quantity text, unit text, item text, position. quantity is stored as written (e.g. '1/3', '1 1/2', '').</w:t>
+              <w:t xml:space="preserve">id, group_id → ingredient_groups (cascade), quantity text as written, unit, item, position.</w:t>
             </w:r>
           </w:p>
         </w:tc>
@@ -2440,11 +3058,47 @@
       </w:pPr>
     </w:p>
     <w:p>
+      <w:r>
+        <w:t xml:space="preserve">Planned migration 001 (website step R2) adds to recipes: author, source_name, source_url, photo_path, description, times_cooked (integer, default 0) and imported (boolean, cleared on the first manual save); adds grocery_items (id, text, recipe_id → recipes on delete set null, checked, position, created_at) with public read; extends save_recipe for the new fields; adds write-only functions for groceries and times cooked; and creates a public photos bucket (10 MB, JPEG/PNG/HEIC/WebP).</w:t>
+      </w:r>
+    </w:p>
+    <w:p>
+      <w:pPr>
+        <w:pStyle w:val="Heading2"/>
+      </w:pPr>
+      <w:r>
+        <w:t xml:space="preserve">5.1 save_recipe(payload)</w:t>
+      </w:r>
+    </w:p>
+    <w:p>
+      <w:r>
+        <w:t xml:space="preserve">Takes the Recipe shape as JSON (id?, slug?, title, servings, prepMin, cookMin, category, tags, notes, source, originalFilePath, handwritingPath, ingredientGroups[{name, items[{quantity, unit, item}]}], stepGroups[{title, steps[]}]). It upserts the recipe, deletes and re-inserts its groups (cascading to items and steps), rebuilds search, and clears deleted_at, all in one transaction, so a failed save changes nothing. Slug: the given slug, else slugify(title); kept on update unless one is passed; a clash with another recipe appends the first 8 characters of the id. Search weights: title A, ingredients B, tags, steps and notes C (English).</w:t>
+      </w:r>
+    </w:p>
+    <w:p>
+      <w:pPr>
+        <w:pStyle w:val="Heading2"/>
+      </w:pPr>
+      <w:r>
+        <w:t xml:space="preserve">5.2 Sync fields</w:t>
+      </w:r>
+    </w:p>
+    <w:p>
+      <w:r>
+        <w:t xml:space="preserve">Clients sync by updated_at (indexed). Deletes are soft (delete_recipe sets deleted_at) so every device sees them; the website filters deleted_at is null. With a single writer, the newest save wins.</w:t>
+      </w:r>
+    </w:p>
+    <w:p>
       <w:pPr>
         <w:pStyle w:val="Heading1"/>
       </w:pPr>
       <w:r>
-        <w:t xml:space="preserve">6. Recipe Page Composition</w:t>
+        <w:t xml:space="preserve">6. Website Page Composition (book page v1)</w:t>
+      </w:r>
+    </w:p>
+    <w:p>
+      <w:r>
+        <w:t xml:space="preserve">These components make up today's book-page recipe view. In the redesign they become the writing page and the View handwritten page screen; the new screens get their own components.</w:t>
       </w:r>
     </w:p>
     <w:tbl>
@@ -2901,7 +3555,7 @@
                 <w:color w:val="263238"/>
                 <w:sz w:val="17"/>
               </w:rPr>
-              <w:t xml:space="preserve">Page-style card with title, servings, total time and checked tags.</w:t>
+              <w:t xml:space="preserve">Page-style card linking to /recipe/&lt;slug&gt;, with servings, total time and checked tags.</w:t>
             </w:r>
           </w:p>
         </w:tc>
@@ -2922,7 +3576,7 @@
     </w:p>
     <w:p>
       <w:r>
-        <w:t xml:space="preserve">Each group becomes lines: its name (if any) followed by its items. Groups are taken in order; a group goes to the left column while the left column holds fewer than half of all lines, otherwise to the right. A blank line separates groups within a column. Both columns are then padded with 'pad' lines to the taller column's height plus one; the right column's last line is a real blank so one spare rule remains when the columns stack. Pad lines are hidden below 768px.</w:t>
+        <w:t xml:space="preserve">Each group becomes lines: its name (if any) followed by its items. Groups are taken in order; a group goes to the left column while the left column holds fewer than half of all lines, otherwise to the right. A blank line separates groups within a column. Both columns are then padded with 'pad' lines to the taller column's height plus one; the right column's last line is a real blank so one spare rule remains when the columns stack. Pad lines are hidden below 768px. The app uses the same rule.</w:t>
       </w:r>
     </w:p>
     <w:p>
@@ -2943,7 +3597,7 @@
         <w:pStyle w:val="Heading2"/>
       </w:pPr>
       <w:r>
-        <w:t xml:space="preserve">6.3 Design tokens</w:t>
+        <w:t xml:space="preserve">6.3 Design tokens (light only)</w:t>
       </w:r>
     </w:p>
     <w:tbl>
@@ -3000,7 +3654,7 @@
                 <w:color w:val="FFFFFF"/>
                 <w:sz w:val="18"/>
               </w:rPr>
-              <w:t xml:space="preserve">Light / dark value and use</w:t>
+              <w:t xml:space="preserve">Value and use</w:t>
             </w:r>
           </w:p>
         </w:tc>
@@ -3026,7 +3680,7 @@
                 <w:color w:val="263238"/>
                 <w:sz w:val="17"/>
               </w:rPr>
-              <w:t xml:space="preserve">--paper</w:t>
+              <w:t xml:space="preserve">--bg</w:t>
             </w:r>
           </w:p>
         </w:tc>
@@ -3050,7 +3704,257 @@
                 <w:color w:val="263238"/>
                 <w:sz w:val="17"/>
               </w:rPr>
-              <w:t xml:space="preserve">#FBF8F2 / #2A2527 — page background</w:t>
+              <w:t xml:space="preserve">#FBF8F2 cream — page background</w:t>
+            </w:r>
+          </w:p>
+        </w:tc>
+      </w:tr>
+      <w:tr>
+        <w:tc>
+          <w:tcPr>
+            <w:tcW w:type="dxa" w:w="2880"/>
+            <w:vAlign w:val="center"/>
+            <w:tcMar>
+              <w:top w:w="100" w:type="dxa"/>
+              <w:start w:w="120" w:type="dxa"/>
+              <w:bottom w:w="100" w:type="dxa"/>
+              <w:end w:w="120" w:type="dxa"/>
+            </w:tcMar>
+          </w:tcPr>
+          <w:p>
+            <w:pPr>
+              <w:spacing w:after="0"/>
+            </w:pPr>
+            <w:r>
+              <w:rPr>
+                <w:color w:val="263238"/>
+                <w:sz w:val="17"/>
+              </w:rPr>
+              <w:t xml:space="preserve">--surface</w:t>
+            </w:r>
+          </w:p>
+        </w:tc>
+        <w:tc>
+          <w:tcPr>
+            <w:tcW w:type="dxa" w:w="6480"/>
+            <w:vAlign w:val="center"/>
+            <w:tcMar>
+              <w:top w:w="100" w:type="dxa"/>
+              <w:start w:w="120" w:type="dxa"/>
+              <w:bottom w:w="100" w:type="dxa"/>
+              <w:end w:w="120" w:type="dxa"/>
+            </w:tcMar>
+          </w:tcPr>
+          <w:p>
+            <w:pPr>
+              <w:spacing w:after="0"/>
+            </w:pPr>
+            <w:r>
+              <w:rPr>
+                <w:color w:val="263238"/>
+                <w:sz w:val="17"/>
+              </w:rPr>
+              <w:t xml:space="preserve">#FFFFFF — cards, sheets, tab bar</w:t>
+            </w:r>
+          </w:p>
+        </w:tc>
+      </w:tr>
+      <w:tr>
+        <w:tc>
+          <w:tcPr>
+            <w:tcW w:type="dxa" w:w="2880"/>
+            <w:vAlign w:val="center"/>
+            <w:tcMar>
+              <w:top w:w="100" w:type="dxa"/>
+              <w:start w:w="120" w:type="dxa"/>
+              <w:bottom w:w="100" w:type="dxa"/>
+              <w:end w:w="120" w:type="dxa"/>
+            </w:tcMar>
+          </w:tcPr>
+          <w:p>
+            <w:pPr>
+              <w:spacing w:after="0"/>
+            </w:pPr>
+            <w:r>
+              <w:rPr>
+                <w:color w:val="263238"/>
+                <w:sz w:val="17"/>
+              </w:rPr>
+              <w:t xml:space="preserve">--surface-muted</w:t>
+            </w:r>
+          </w:p>
+        </w:tc>
+        <w:tc>
+          <w:tcPr>
+            <w:tcW w:type="dxa" w:w="6480"/>
+            <w:vAlign w:val="center"/>
+            <w:tcMar>
+              <w:top w:w="100" w:type="dxa"/>
+              <w:start w:w="120" w:type="dxa"/>
+              <w:bottom w:w="100" w:type="dxa"/>
+              <w:end w:w="120" w:type="dxa"/>
+            </w:tcMar>
+          </w:tcPr>
+          <w:p>
+            <w:pPr>
+              <w:spacing w:after="0"/>
+            </w:pPr>
+            <w:r>
+              <w:rPr>
+                <w:color w:val="263238"/>
+                <w:sz w:val="17"/>
+              </w:rPr>
+              <w:t xml:space="preserve">#F1EEE8 — search pill, inactive segment, notes</w:t>
+            </w:r>
+          </w:p>
+        </w:tc>
+      </w:tr>
+      <w:tr>
+        <w:tc>
+          <w:tcPr>
+            <w:tcW w:type="dxa" w:w="2880"/>
+            <w:vAlign w:val="center"/>
+            <w:tcMar>
+              <w:top w:w="100" w:type="dxa"/>
+              <w:start w:w="120" w:type="dxa"/>
+              <w:bottom w:w="100" w:type="dxa"/>
+              <w:end w:w="120" w:type="dxa"/>
+            </w:tcMar>
+          </w:tcPr>
+          <w:p>
+            <w:pPr>
+              <w:spacing w:after="0"/>
+            </w:pPr>
+            <w:r>
+              <w:rPr>
+                <w:color w:val="263238"/>
+                <w:sz w:val="17"/>
+              </w:rPr>
+              <w:t xml:space="preserve">--text / --text-muted</w:t>
+            </w:r>
+          </w:p>
+        </w:tc>
+        <w:tc>
+          <w:tcPr>
+            <w:tcW w:type="dxa" w:w="6480"/>
+            <w:vAlign w:val="center"/>
+            <w:tcMar>
+              <w:top w:w="100" w:type="dxa"/>
+              <w:start w:w="120" w:type="dxa"/>
+              <w:bottom w:w="100" w:type="dxa"/>
+              <w:end w:w="120" w:type="dxa"/>
+            </w:tcMar>
+          </w:tcPr>
+          <w:p>
+            <w:pPr>
+              <w:spacing w:after="0"/>
+            </w:pPr>
+            <w:r>
+              <w:rPr>
+                <w:color w:val="263238"/>
+                <w:sz w:val="17"/>
+              </w:rPr>
+              <w:t xml:space="preserve">#1C1B19 / #77736C — interface text</w:t>
+            </w:r>
+          </w:p>
+        </w:tc>
+      </w:tr>
+      <w:tr>
+        <w:tc>
+          <w:tcPr>
+            <w:tcW w:type="dxa" w:w="2880"/>
+            <w:vAlign w:val="center"/>
+            <w:tcMar>
+              <w:top w:w="100" w:type="dxa"/>
+              <w:start w:w="120" w:type="dxa"/>
+              <w:bottom w:w="100" w:type="dxa"/>
+              <w:end w:w="120" w:type="dxa"/>
+            </w:tcMar>
+          </w:tcPr>
+          <w:p>
+            <w:pPr>
+              <w:spacing w:after="0"/>
+            </w:pPr>
+            <w:r>
+              <w:rPr>
+                <w:color w:val="263238"/>
+                <w:sz w:val="17"/>
+              </w:rPr>
+              <w:t xml:space="preserve">--divider</w:t>
+            </w:r>
+          </w:p>
+        </w:tc>
+        <w:tc>
+          <w:tcPr>
+            <w:tcW w:type="dxa" w:w="6480"/>
+            <w:vAlign w:val="center"/>
+            <w:tcMar>
+              <w:top w:w="100" w:type="dxa"/>
+              <w:start w:w="120" w:type="dxa"/>
+              <w:bottom w:w="100" w:type="dxa"/>
+              <w:end w:w="120" w:type="dxa"/>
+            </w:tcMar>
+          </w:tcPr>
+          <w:p>
+            <w:pPr>
+              <w:spacing w:after="0"/>
+            </w:pPr>
+            <w:r>
+              <w:rPr>
+                <w:color w:val="263238"/>
+                <w:sz w:val="17"/>
+              </w:rPr>
+              <w:t xml:space="preserve">#E8E4DD — hairlines</w:t>
+            </w:r>
+          </w:p>
+        </w:tc>
+      </w:tr>
+      <w:tr>
+        <w:tc>
+          <w:tcPr>
+            <w:tcW w:type="dxa" w:w="2880"/>
+            <w:vAlign w:val="center"/>
+            <w:tcMar>
+              <w:top w:w="100" w:type="dxa"/>
+              <w:start w:w="120" w:type="dxa"/>
+              <w:bottom w:w="100" w:type="dxa"/>
+              <w:end w:w="120" w:type="dxa"/>
+            </w:tcMar>
+          </w:tcPr>
+          <w:p>
+            <w:pPr>
+              <w:spacing w:after="0"/>
+            </w:pPr>
+            <w:r>
+              <w:rPr>
+                <w:color w:val="263238"/>
+                <w:sz w:val="17"/>
+              </w:rPr>
+              <w:t xml:space="preserve">--accent</w:t>
+            </w:r>
+          </w:p>
+        </w:tc>
+        <w:tc>
+          <w:tcPr>
+            <w:tcW w:type="dxa" w:w="6480"/>
+            <w:vAlign w:val="center"/>
+            <w:tcMar>
+              <w:top w:w="100" w:type="dxa"/>
+              <w:start w:w="120" w:type="dxa"/>
+              <w:bottom w:w="100" w:type="dxa"/>
+              <w:end w:w="120" w:type="dxa"/>
+            </w:tcMar>
+          </w:tcPr>
+          <w:p>
+            <w:pPr>
+              <w:spacing w:after="0"/>
+            </w:pPr>
+            <w:r>
+              <w:rPr>
+                <w:color w:val="263238"/>
+                <w:sz w:val="17"/>
+              </w:rPr>
+              <w:t xml:space="preserve">#1F4D3D Deglaze green — primary buttons, + button, active tab, links</w:t>
             </w:r>
           </w:p>
         </w:tc>
@@ -3100,7 +4004,7 @@
                 <w:color w:val="263238"/>
                 <w:sz w:val="17"/>
               </w:rPr>
-              <w:t xml:space="preserve">#7B3F61 / #E3B6CC — recipe content</w:t>
+              <w:t xml:space="preserve">#7B3F61 plum — handwritten recipe content</w:t>
             </w:r>
           </w:p>
         </w:tc>
@@ -3126,7 +4030,7 @@
                 <w:color w:val="263238"/>
                 <w:sz w:val="17"/>
               </w:rPr>
-              <w:t xml:space="preserve">--rule</w:t>
+              <w:t xml:space="preserve">Book page</w:t>
             </w:r>
           </w:p>
         </w:tc>
@@ -3150,7 +4054,7 @@
                 <w:color w:val="263238"/>
                 <w:sz w:val="17"/>
               </w:rPr>
-              <w:t xml:space="preserve">#DDD8DC / #3A3336 — ruled lines</w:t>
+              <w:t xml:space="preserve">--rule #DDD8DC, --label #8C8C8C, --mauve #9A8597, --cover #A3174B, --teal #1E5E5E, tab colors #DDAA3A #EE9A78 #E6B8AE #9FB4BF — writing page, handwritten view, Home shelf tabs</w:t>
             </w:r>
           </w:p>
         </w:tc>
@@ -3176,7 +4080,7 @@
                 <w:color w:val="263238"/>
                 <w:sz w:val="17"/>
               </w:rPr>
-              <w:t xml:space="preserve">--label</w:t>
+              <w:t xml:space="preserve">Shapes</w:t>
             </w:r>
           </w:p>
         </w:tc>
@@ -3200,207 +4104,7 @@
                 <w:color w:val="263238"/>
                 <w:sz w:val="17"/>
               </w:rPr>
-              <w:t xml:space="preserve">#8C8C8C / #A39EA0 — printed labels</w:t>
-            </w:r>
-          </w:p>
-        </w:tc>
-      </w:tr>
-      <w:tr>
-        <w:tc>
-          <w:tcPr>
-            <w:tcW w:type="dxa" w:w="2880"/>
-            <w:vAlign w:val="center"/>
-            <w:tcMar>
-              <w:top w:w="100" w:type="dxa"/>
-              <w:start w:w="120" w:type="dxa"/>
-              <w:bottom w:w="100" w:type="dxa"/>
-              <w:end w:w="120" w:type="dxa"/>
-            </w:tcMar>
-          </w:tcPr>
-          <w:p>
-            <w:pPr>
-              <w:spacing w:after="0"/>
-            </w:pPr>
-            <w:r>
-              <w:rPr>
-                <w:color w:val="263238"/>
-                <w:sz w:val="17"/>
-              </w:rPr>
-              <w:t xml:space="preserve">--mauve</w:t>
-            </w:r>
-          </w:p>
-        </w:tc>
-        <w:tc>
-          <w:tcPr>
-            <w:tcW w:type="dxa" w:w="6480"/>
-            <w:vAlign w:val="center"/>
-            <w:tcMar>
-              <w:top w:w="100" w:type="dxa"/>
-              <w:start w:w="120" w:type="dxa"/>
-              <w:bottom w:w="100" w:type="dxa"/>
-              <w:end w:w="120" w:type="dxa"/>
-            </w:tcMar>
-          </w:tcPr>
-          <w:p>
-            <w:pPr>
-              <w:spacing w:after="0"/>
-            </w:pPr>
-            <w:r>
-              <w:rPr>
-                <w:color w:val="263238"/>
-                <w:sz w:val="17"/>
-              </w:rPr>
-              <w:t xml:space="preserve">#9A8597 / #6F5E6C — stat box header</w:t>
-            </w:r>
-          </w:p>
-        </w:tc>
-      </w:tr>
-      <w:tr>
-        <w:tc>
-          <w:tcPr>
-            <w:tcW w:type="dxa" w:w="2880"/>
-            <w:vAlign w:val="center"/>
-            <w:tcMar>
-              <w:top w:w="100" w:type="dxa"/>
-              <w:start w:w="120" w:type="dxa"/>
-              <w:bottom w:w="100" w:type="dxa"/>
-              <w:end w:w="120" w:type="dxa"/>
-            </w:tcMar>
-          </w:tcPr>
-          <w:p>
-            <w:pPr>
-              <w:spacing w:after="0"/>
-            </w:pPr>
-            <w:r>
-              <w:rPr>
-                <w:color w:val="263238"/>
-                <w:sz w:val="17"/>
-              </w:rPr>
-              <w:t xml:space="preserve">--cover</w:t>
-            </w:r>
-          </w:p>
-        </w:tc>
-        <w:tc>
-          <w:tcPr>
-            <w:tcW w:type="dxa" w:w="6480"/>
-            <w:vAlign w:val="center"/>
-            <w:tcMar>
-              <w:top w:w="100" w:type="dxa"/>
-              <w:start w:w="120" w:type="dxa"/>
-              <w:bottom w:w="100" w:type="dxa"/>
-              <w:end w:w="120" w:type="dxa"/>
-            </w:tcMar>
-          </w:tcPr>
-          <w:p>
-            <w:pPr>
-              <w:spacing w:after="0"/>
-            </w:pPr>
-            <w:r>
-              <w:rPr>
-                <w:color w:val="263238"/>
-                <w:sz w:val="17"/>
-              </w:rPr>
-              <w:t xml:space="preserve">#A3174B / #7D1239 — cover header, theme color</w:t>
-            </w:r>
-          </w:p>
-        </w:tc>
-      </w:tr>
-      <w:tr>
-        <w:tc>
-          <w:tcPr>
-            <w:tcW w:type="dxa" w:w="2880"/>
-            <w:vAlign w:val="center"/>
-            <w:tcMar>
-              <w:top w:w="100" w:type="dxa"/>
-              <w:start w:w="120" w:type="dxa"/>
-              <w:bottom w:w="100" w:type="dxa"/>
-              <w:end w:w="120" w:type="dxa"/>
-            </w:tcMar>
-          </w:tcPr>
-          <w:p>
-            <w:pPr>
-              <w:spacing w:after="0"/>
-            </w:pPr>
-            <w:r>
-              <w:rPr>
-                <w:color w:val="263238"/>
-                <w:sz w:val="17"/>
-              </w:rPr>
-              <w:t xml:space="preserve">--teal</w:t>
-            </w:r>
-          </w:p>
-        </w:tc>
-        <w:tc>
-          <w:tcPr>
-            <w:tcW w:type="dxa" w:w="6480"/>
-            <w:vAlign w:val="center"/>
-            <w:tcMar>
-              <w:top w:w="100" w:type="dxa"/>
-              <w:start w:w="120" w:type="dxa"/>
-              <w:bottom w:w="100" w:type="dxa"/>
-              <w:end w:w="120" w:type="dxa"/>
-            </w:tcMar>
-          </w:tcPr>
-          <w:p>
-            <w:pPr>
-              <w:spacing w:after="0"/>
-            </w:pPr>
-            <w:r>
-              <w:rPr>
-                <w:color w:val="263238"/>
-                <w:sz w:val="17"/>
-              </w:rPr>
-              <w:t xml:space="preserve">#1E5E5E / #6FB3B3 — favorite asterisk, links</w:t>
-            </w:r>
-          </w:p>
-        </w:tc>
-      </w:tr>
-      <w:tr>
-        <w:tc>
-          <w:tcPr>
-            <w:tcW w:type="dxa" w:w="2880"/>
-            <w:vAlign w:val="center"/>
-            <w:tcMar>
-              <w:top w:w="100" w:type="dxa"/>
-              <w:start w:w="120" w:type="dxa"/>
-              <w:bottom w:w="100" w:type="dxa"/>
-              <w:end w:w="120" w:type="dxa"/>
-            </w:tcMar>
-          </w:tcPr>
-          <w:p>
-            <w:pPr>
-              <w:spacing w:after="0"/>
-            </w:pPr>
-            <w:r>
-              <w:rPr>
-                <w:color w:val="263238"/>
-                <w:sz w:val="17"/>
-              </w:rPr>
-              <w:t xml:space="preserve">Tab colors</w:t>
-            </w:r>
-          </w:p>
-        </w:tc>
-        <w:tc>
-          <w:tcPr>
-            <w:tcW w:type="dxa" w:w="6480"/>
-            <w:vAlign w:val="center"/>
-            <w:tcMar>
-              <w:top w:w="100" w:type="dxa"/>
-              <w:start w:w="120" w:type="dxa"/>
-              <w:bottom w:w="100" w:type="dxa"/>
-              <w:end w:w="120" w:type="dxa"/>
-            </w:tcMar>
-          </w:tcPr>
-          <w:p>
-            <w:pPr>
-              <w:spacing w:after="0"/>
-            </w:pPr>
-            <w:r>
-              <w:rPr>
-                <w:color w:val="263238"/>
-                <w:sz w:val="17"/>
-              </w:rPr>
-              <w:t xml:space="preserve">--tab-mustard #DDAA3A, --tab-orange #EE9A78, --tab-pink #E6B8AE, --tab-blue #9FB4BF</w:t>
+              <w:t xml:space="preserve">Cards radius 20px with a soft shadow; photos radius 16px; pill buttons 52px tall</w:t>
             </w:r>
           </w:p>
         </w:tc>
@@ -3450,7 +4154,7 @@
                 <w:color w:val="263238"/>
                 <w:sz w:val="17"/>
               </w:rPr>
-              <w:t xml:space="preserve">Patrick Hand (content), Montserrat 600 small caps (labels), Zilla Slab Light (“recipe:”)</w:t>
+              <w:t xml:space="preserve">Instrument Serif (page titles), Figtree (interface), Patrick Hand (recipe content); Montserrat and Zilla Slab on the book page; the app bundles the same (all OFL licensed)</w:t>
             </w:r>
           </w:p>
         </w:tc>
@@ -3463,7 +4167,7 @@
     </w:p>
     <w:p>
       <w:r>
-        <w:t xml:space="preserve">Dark mode follows prefers-color-scheme unless the root has data-theme="light"; data-theme="dark" forces it.</w:t>
+        <w:t xml:space="preserve">The redesign removes the dark-mode token overrides from globals.css (website step R1); the app defines colors without dark variants.</w:t>
       </w:r>
     </w:p>
     <w:p>
@@ -3471,7 +4175,7 @@
         <w:pStyle w:val="Heading1"/>
       </w:pPr>
       <w:r>
-        <w:t xml:space="preserve">7. Recipe Input Pipelines (planned)</w:t>
+        <w:t xml:space="preserve">7. iPad App (planned)</w:t>
       </w:r>
     </w:p>
     <w:p>
@@ -3479,7 +4183,7 @@
         <w:pStyle w:val="Heading2"/>
       </w:pPr>
       <w:r>
-        <w:t xml:space="preserve">7.1 Write it page</w:t>
+        <w:t xml:space="preserve">7.1 Project and data</w:t>
       </w:r>
     </w:p>
     <w:p>
@@ -3488,7 +4192,7 @@
         <w:spacing w:after="40"/>
       </w:pPr>
       <w:r>
-        <w:t xml:space="preserve">Each ruled line is an &lt;input&gt; at least 48px tall and full line width, in the handwriting font; Scribble works best when writing directly over a field.</w:t>
+        <w:t xml:space="preserve">Xcode project in ios/ in the same repository; iPadOS 17 minimum (SwiftData).</w:t>
       </w:r>
     </w:p>
     <w:p>
@@ -3497,7 +4201,7 @@
         <w:spacing w:after="40"/>
       </w:pPr>
       <w:r>
-        <w:t xml:space="preserve">An empty line is always appended after the last filled line in each section.</w:t>
+        <w:t xml:space="preserve">SwiftData models mirror the five tables; the app is the source of truth for drafts and works fully offline.</w:t>
       </w:r>
     </w:p>
     <w:p>
@@ -3506,7 +4210,7 @@
         <w:spacing w:after="40"/>
       </w:pPr>
       <w:r>
-        <w:t xml:space="preserve">Stat fields use inputmode="numeric"; tags are checkboxes.</w:t>
+        <w:t xml:space="preserve">Sync on launch, on pull-to-refresh and after saving: download rows with updated_at after the last sync; push local saves through save-recipe; retry failed pushes later.</w:t>
       </w:r>
     </w:p>
     <w:p>
@@ -3515,7 +4219,15 @@
         <w:spacing w:after="40"/>
       </w:pPr>
       <w:r>
-        <w:t xml:space="preserve">The draft is serialized to localStorage after each line (wrapped in try/catch) and restored on load.</w:t>
+        <w:t xml:space="preserve">Settings: write key in the Keychain, last sync, last refresh, current version.</w:t>
+      </w:r>
+    </w:p>
+    <w:p>
+      <w:pPr>
+        <w:pStyle w:val="Heading2"/>
+      </w:pPr>
+      <w:r>
+        <w:t xml:space="preserve">7.2 Writing</w:t>
       </w:r>
     </w:p>
     <w:p>
@@ -3524,54 +4236,7 @@
         <w:spacing w:after="40"/>
       </w:pPr>
       <w:r>
-        <w:t xml:space="preserve">Tab/Enter move to the next line on a keyboard.</w:t>
-      </w:r>
-    </w:p>
-    <w:p>
-      <w:pPr>
-        <w:pStyle w:val="Heading2"/>
-      </w:pPr>
-      <w:r>
-        <w:t xml:space="preserve">7.2 Ingredient line parser</w:t>
-      </w:r>
-    </w:p>
-    <w:p>
-      <w:r>
-        <w:t xml:space="preserve">A pure function parseIngredientLine(text) → { quantity, unit, item } in src/lib/parse.ts. Quantity: a leading whole number, fraction (1/3), mixed number (1 1/2), or vulgar fraction character (½), kept as written. Unit: the next word if it is a known unit (c, cup, cups, TB, tbsp, tsp, lb, lbs, oz, g, clove, cloves, pinch), case-sensitive for TB vs tsp. Item: the rest. A line with no leading quantity keeps the whole text as item. A companion toNumber(quantity) is used only by the scaler.</w:t>
-      </w:r>
-    </w:p>
-    <w:p>
-      <w:pPr>
-        <w:pStyle w:val="Heading2"/>
-      </w:pPr>
-      <w:r>
-        <w:t xml:space="preserve">7.3 Paste parser</w:t>
-      </w:r>
-    </w:p>
-    <w:p>
-      <w:r>
-        <w:t xml:space="preserve">A pure function parseRecipeText(text) → Recipe draft applying the rules in Functional Specification FR-PASTE-001, reusing parseIngredientLine. Both parsers get unit tests (a test runner such as Vitest is added with step 4), including the reference-photo case.</w:t>
-      </w:r>
-    </w:p>
-    <w:p>
-      <w:pPr>
-        <w:pStyle w:val="Heading2"/>
-      </w:pPr>
-      <w:r>
-        <w:t xml:space="preserve">7.4 Upload and viewer</w:t>
-      </w:r>
-    </w:p>
-    <w:p>
-      <w:r>
-        <w:t xml:space="preserve">Server action uploads to the originals bucket under a generated path and stores original_file_path. pdfjs-dist renders pages in the browser; getTextContent() supplies the optional text-layer prefill.</w:t>
-      </w:r>
-    </w:p>
-    <w:p>
-      <w:pPr>
-        <w:pStyle w:val="Heading1"/>
-      </w:pPr>
-      <w:r>
-        <w:t xml:space="preserve">8. Offline, Cook Mode, and Scaling (planned)</w:t>
+        <w:t xml:space="preserve">Line mode: each ruled line is a SwiftUI TextField (Scribble works on any text field); an empty line is always appended; drafts are saved after every change.</w:t>
       </w:r>
     </w:p>
     <w:p>
@@ -3580,7 +4245,28 @@
         <w:spacing w:after="40"/>
       </w:pPr>
       <w:r>
-        <w:t xml:space="preserve">manifest.webmanifest with name, icons, display: standalone, theme color #A3174B.</w:t>
+        <w:t xml:space="preserve">Page mode: a PencilKit canvas over ruled paper. The PKDrawing and a rendered PNG are uploaded to the handwriting bucket; Vision text recognition (accurate level, on device) turns it into text for review.</w:t>
+      </w:r>
+    </w:p>
+    <w:p>
+      <w:pPr>
+        <w:pStyle w:val="Heading2"/>
+      </w:pPr>
+      <w:r>
+        <w:t xml:space="preserve">7.3 Parsers</w:t>
+      </w:r>
+    </w:p>
+    <w:p>
+      <w:r>
+        <w:t xml:space="preserve">parseIngredientLine(text) → quantity / unit / item and parseRecipeText(text) → recipe draft, following the Functional Specification rules (FR-WRITE-003, FR-PASTE-001). Test cases live in shared/fixtures/*.json so the Swift tests (and any website tests) check the same examples, including the reference-photo recipe. toNumber(quantity) is used only by the scaler.</w:t>
+      </w:r>
+    </w:p>
+    <w:p>
+      <w:pPr>
+        <w:pStyle w:val="Heading2"/>
+      </w:pPr>
+      <w:r>
+        <w:t xml:space="preserve">7.4 Scanning, importing and the kitchen</w:t>
       </w:r>
     </w:p>
     <w:p>
@@ -3589,7 +4275,7 @@
         <w:spacing w:after="40"/>
       </w:pPr>
       <w:r>
-        <w:t xml:space="preserve">Service worker: cache recipe pages and fonts after first view (stale-while-revalidate).</w:t>
+        <w:t xml:space="preserve">Document scanner (VNDocumentCameraViewController), PhotosPicker and Files import; PDFs shown with PDFKit, using a PDF's text layer when present.</w:t>
       </w:r>
     </w:p>
     <w:p>
@@ -3598,7 +4284,7 @@
         <w:spacing w:after="40"/>
       </w:pPr>
       <w:r>
-        <w:t xml:space="preserve">Cook mode uses navigator.wakeLock.request('screen') and re-requests it when the page becomes visible again.</w:t>
+        <w:t xml:space="preserve">Originals uploaded to the originals bucket by signed URL; path saved as original_file_path.</w:t>
       </w:r>
     </w:p>
     <w:p>
@@ -3607,7 +4293,7 @@
         <w:spacing w:after="40"/>
       </w:pPr>
       <w:r>
-        <w:t xml:space="preserve">Scaler multiplies toNumber(quantity) by new/old servings and formats to the nearest kitchen fraction.</w:t>
+        <w:t xml:space="preserve">Cook mode keeps the screen on (UIApplication.isIdleTimerDisabled) while open; the scaler multiplies parsed amounts and formats them as kitchen fractions.</w:t>
       </w:r>
     </w:p>
     <w:p>
@@ -3615,7 +4301,430 @@
         <w:pStyle w:val="Heading1"/>
       </w:pPr>
       <w:r>
-        <w:t xml:space="preserve">9. Frontend Code Organization</w:t>
+        <w:t xml:space="preserve">8. Sideloading, Refresh and Release (SideStore)</w:t>
+      </w:r>
+    </w:p>
+    <w:tbl>
+      <w:tblPr>
+        <w:tblStyle w:val="TableGrid"/>
+        <w:tblW w:type="auto" w:w="0"/>
+        <w:jc w:val="center"/>
+        <w:tblLook w:firstColumn="1" w:firstRow="1" w:lastColumn="0" w:lastRow="0" w:noHBand="0" w:noVBand="1" w:val="04A0"/>
+      </w:tblPr>
+      <w:tblGrid>
+        <w:gridCol w:w="2592"/>
+        <w:gridCol w:w="6768"/>
+      </w:tblGrid>
+      <w:tr>
+        <w:tc>
+          <w:tcPr>
+            <w:tcW w:type="dxa" w:w="2592"/>
+            <w:shd w:fill="14213D"/>
+            <w:vAlign w:val="center"/>
+            <w:tcMar>
+              <w:top w:w="100" w:type="dxa"/>
+              <w:start w:w="120" w:type="dxa"/>
+              <w:bottom w:w="100" w:type="dxa"/>
+              <w:end w:w="120" w:type="dxa"/>
+            </w:tcMar>
+          </w:tcPr>
+          <w:p>
+            <w:r>
+              <w:rPr>
+                <w:b/>
+                <w:color w:val="FFFFFF"/>
+                <w:sz w:val="18"/>
+              </w:rPr>
+              <w:t xml:space="preserve">Item</w:t>
+            </w:r>
+          </w:p>
+        </w:tc>
+        <w:tc>
+          <w:tcPr>
+            <w:tcW w:type="dxa" w:w="6768"/>
+            <w:shd w:fill="14213D"/>
+            <w:vAlign w:val="center"/>
+            <w:tcMar>
+              <w:top w:w="100" w:type="dxa"/>
+              <w:start w:w="120" w:type="dxa"/>
+              <w:bottom w:w="100" w:type="dxa"/>
+              <w:end w:w="120" w:type="dxa"/>
+            </w:tcMar>
+          </w:tcPr>
+          <w:p>
+            <w:r>
+              <w:rPr>
+                <w:b/>
+                <w:color w:val="FFFFFF"/>
+                <w:sz w:val="18"/>
+              </w:rPr>
+              <w:t xml:space="preserve">Rule / setup</w:t>
+            </w:r>
+          </w:p>
+        </w:tc>
+      </w:tr>
+      <w:tr>
+        <w:tc>
+          <w:tcPr>
+            <w:tcW w:type="dxa" w:w="2592"/>
+            <w:vAlign w:val="center"/>
+            <w:tcMar>
+              <w:top w:w="100" w:type="dxa"/>
+              <w:start w:w="120" w:type="dxa"/>
+              <w:bottom w:w="100" w:type="dxa"/>
+              <w:end w:w="120" w:type="dxa"/>
+            </w:tcMar>
+          </w:tcPr>
+          <w:p>
+            <w:pPr>
+              <w:spacing w:after="0"/>
+            </w:pPr>
+            <w:r>
+              <w:rPr>
+                <w:color w:val="263238"/>
+                <w:sz w:val="17"/>
+              </w:rPr>
+              <w:t xml:space="preserve">Signing</w:t>
+            </w:r>
+          </w:p>
+        </w:tc>
+        <w:tc>
+          <w:tcPr>
+            <w:tcW w:type="dxa" w:w="6768"/>
+            <w:vAlign w:val="center"/>
+            <w:tcMar>
+              <w:top w:w="100" w:type="dxa"/>
+              <w:start w:w="120" w:type="dxa"/>
+              <w:bottom w:w="100" w:type="dxa"/>
+              <w:end w:w="120" w:type="dxa"/>
+            </w:tcMar>
+          </w:tcPr>
+          <w:p>
+            <w:pPr>
+              <w:spacing w:after="0"/>
+            </w:pPr>
+            <w:r>
+              <w:rPr>
+                <w:color w:val="263238"/>
+                <w:sz w:val="17"/>
+              </w:rPr>
+              <w:t xml:space="preserve">SideStore signs the app on the iPad with a separate, signing-only free Apple ID. Certificates last 7 days.</w:t>
+            </w:r>
+          </w:p>
+        </w:tc>
+      </w:tr>
+      <w:tr>
+        <w:tc>
+          <w:tcPr>
+            <w:tcW w:type="dxa" w:w="2592"/>
+            <w:vAlign w:val="center"/>
+            <w:tcMar>
+              <w:top w:w="100" w:type="dxa"/>
+              <w:start w:w="120" w:type="dxa"/>
+              <w:bottom w:w="100" w:type="dxa"/>
+              <w:end w:w="120" w:type="dxa"/>
+            </w:tcMar>
+          </w:tcPr>
+          <w:p>
+            <w:pPr>
+              <w:spacing w:after="0"/>
+            </w:pPr>
+            <w:r>
+              <w:rPr>
+                <w:color w:val="263238"/>
+                <w:sz w:val="17"/>
+              </w:rPr>
+              <w:t xml:space="preserve">Refresh</w:t>
+            </w:r>
+          </w:p>
+        </w:tc>
+        <w:tc>
+          <w:tcPr>
+            <w:tcW w:type="dxa" w:w="6768"/>
+            <w:vAlign w:val="center"/>
+            <w:tcMar>
+              <w:top w:w="100" w:type="dxa"/>
+              <w:start w:w="120" w:type="dxa"/>
+              <w:bottom w:w="100" w:type="dxa"/>
+              <w:end w:w="120" w:type="dxa"/>
+            </w:tcMar>
+          </w:tcPr>
+          <w:p>
+            <w:pPr>
+              <w:spacing w:after="0"/>
+            </w:pPr>
+            <w:r>
+              <w:rPr>
+                <w:color w:val="263238"/>
+                <w:sz w:val="17"/>
+              </w:rPr>
+              <w:t xml:space="preserve">Shortcuts personal automations, set to Run Immediately: daily at 3:00 AM and When charging. Actions: connect the local VPN SideStore needs, SideStore Refresh All, disconnect.</w:t>
+            </w:r>
+          </w:p>
+        </w:tc>
+      </w:tr>
+      <w:tr>
+        <w:tc>
+          <w:tcPr>
+            <w:tcW w:type="dxa" w:w="2592"/>
+            <w:vAlign w:val="center"/>
+            <w:tcMar>
+              <w:top w:w="100" w:type="dxa"/>
+              <w:start w:w="120" w:type="dxa"/>
+              <w:bottom w:w="100" w:type="dxa"/>
+              <w:end w:w="120" w:type="dxa"/>
+            </w:tcMar>
+          </w:tcPr>
+          <w:p>
+            <w:pPr>
+              <w:spacing w:after="0"/>
+            </w:pPr>
+            <w:r>
+              <w:rPr>
+                <w:color w:val="263238"/>
+                <w:sz w:val="17"/>
+              </w:rPr>
+              <w:t xml:space="preserve">One-time setup</w:t>
+            </w:r>
+          </w:p>
+        </w:tc>
+        <w:tc>
+          <w:tcPr>
+            <w:tcW w:type="dxa" w:w="6768"/>
+            <w:vAlign w:val="center"/>
+            <w:tcMar>
+              <w:top w:w="100" w:type="dxa"/>
+              <w:start w:w="120" w:type="dxa"/>
+              <w:bottom w:w="100" w:type="dxa"/>
+              <w:end w:w="120" w:type="dxa"/>
+            </w:tcMar>
+          </w:tcPr>
+          <w:p>
+            <w:pPr>
+              <w:spacing w:after="0"/>
+            </w:pPr>
+            <w:r>
+              <w:rPr>
+                <w:color w:val="263238"/>
+                <w:sz w:val="17"/>
+              </w:rPr>
+              <w:t xml:space="preserve">Developer Mode on (Settings → Privacy &amp; Security); SideStore and its pairing file created with the Mac following the current guide at sidestore.io; the local VPN app the guide names.</w:t>
+            </w:r>
+          </w:p>
+        </w:tc>
+      </w:tr>
+      <w:tr>
+        <w:tc>
+          <w:tcPr>
+            <w:tcW w:type="dxa" w:w="2592"/>
+            <w:vAlign w:val="center"/>
+            <w:tcMar>
+              <w:top w:w="100" w:type="dxa"/>
+              <w:start w:w="120" w:type="dxa"/>
+              <w:bottom w:w="100" w:type="dxa"/>
+              <w:end w:w="120" w:type="dxa"/>
+            </w:tcMar>
+          </w:tcPr>
+          <w:p>
+            <w:pPr>
+              <w:spacing w:after="0"/>
+            </w:pPr>
+            <w:r>
+              <w:rPr>
+                <w:color w:val="263238"/>
+                <w:sz w:val="17"/>
+              </w:rPr>
+              <w:t xml:space="preserve">Free account limits</w:t>
+            </w:r>
+          </w:p>
+        </w:tc>
+        <w:tc>
+          <w:tcPr>
+            <w:tcW w:type="dxa" w:w="6768"/>
+            <w:vAlign w:val="center"/>
+            <w:tcMar>
+              <w:top w:w="100" w:type="dxa"/>
+              <w:start w:w="120" w:type="dxa"/>
+              <w:bottom w:w="100" w:type="dxa"/>
+              <w:end w:w="120" w:type="dxa"/>
+            </w:tcMar>
+          </w:tcPr>
+          <w:p>
+            <w:pPr>
+              <w:spacing w:after="0"/>
+            </w:pPr>
+            <w:r>
+              <w:rPr>
+                <w:color w:val="263238"/>
+                <w:sz w:val="17"/>
+              </w:rPr>
+              <w:t xml:space="preserve">3 sideloaded apps at once (SideStore uses one) and 10 new app IDs per 7 days; no iCloud/CloudKit, push notifications, Sign in with Apple or App Groups. App extensions use extra app IDs, so v1 has none.</w:t>
+            </w:r>
+          </w:p>
+        </w:tc>
+      </w:tr>
+      <w:tr>
+        <w:tc>
+          <w:tcPr>
+            <w:tcW w:type="dxa" w:w="2592"/>
+            <w:vAlign w:val="center"/>
+            <w:tcMar>
+              <w:top w:w="100" w:type="dxa"/>
+              <w:start w:w="120" w:type="dxa"/>
+              <w:bottom w:w="100" w:type="dxa"/>
+              <w:end w:w="120" w:type="dxa"/>
+            </w:tcMar>
+          </w:tcPr>
+          <w:p>
+            <w:pPr>
+              <w:spacing w:after="0"/>
+            </w:pPr>
+            <w:r>
+              <w:rPr>
+                <w:color w:val="263238"/>
+                <w:sz w:val="17"/>
+              </w:rPr>
+              <w:t xml:space="preserve">Build</w:t>
+            </w:r>
+          </w:p>
+        </w:tc>
+        <w:tc>
+          <w:tcPr>
+            <w:tcW w:type="dxa" w:w="6768"/>
+            <w:vAlign w:val="center"/>
+            <w:tcMar>
+              <w:top w:w="100" w:type="dxa"/>
+              <w:start w:w="120" w:type="dxa"/>
+              <w:bottom w:w="100" w:type="dxa"/>
+              <w:end w:w="120" w:type="dxa"/>
+            </w:tcMar>
+          </w:tcPr>
+          <w:p>
+            <w:pPr>
+              <w:spacing w:after="0"/>
+            </w:pPr>
+            <w:r>
+              <w:rPr>
+                <w:color w:val="263238"/>
+                <w:sz w:val="17"/>
+              </w:rPr>
+              <w:t xml:space="preserve">scripts/build-ipa.sh: xcodebuild Release for iphoneos with CODE_SIGNING_ALLOWED=NO, then the .app zipped inside Payload/ as an unsigned .ipa for SideStore to sign.</w:t>
+            </w:r>
+          </w:p>
+        </w:tc>
+      </w:tr>
+      <w:tr>
+        <w:tc>
+          <w:tcPr>
+            <w:tcW w:type="dxa" w:w="2592"/>
+            <w:vAlign w:val="center"/>
+            <w:tcMar>
+              <w:top w:w="100" w:type="dxa"/>
+              <w:start w:w="120" w:type="dxa"/>
+              <w:bottom w:w="100" w:type="dxa"/>
+              <w:end w:w="120" w:type="dxa"/>
+            </w:tcMar>
+          </w:tcPr>
+          <w:p>
+            <w:pPr>
+              <w:spacing w:after="0"/>
+            </w:pPr>
+            <w:r>
+              <w:rPr>
+                <w:color w:val="263238"/>
+                <w:sz w:val="17"/>
+              </w:rPr>
+              <w:t xml:space="preserve">Release</w:t>
+            </w:r>
+          </w:p>
+        </w:tc>
+        <w:tc>
+          <w:tcPr>
+            <w:tcW w:type="dxa" w:w="6768"/>
+            <w:vAlign w:val="center"/>
+            <w:tcMar>
+              <w:top w:w="100" w:type="dxa"/>
+              <w:start w:w="120" w:type="dxa"/>
+              <w:bottom w:w="100" w:type="dxa"/>
+              <w:end w:w="120" w:type="dxa"/>
+            </w:tcMar>
+          </w:tcPr>
+          <w:p>
+            <w:pPr>
+              <w:spacing w:after="0"/>
+            </w:pPr>
+            <w:r>
+              <w:rPr>
+                <w:color w:val="263238"/>
+                <w:sz w:val="17"/>
+              </w:rPr>
+              <w:t xml:space="preserve">.github/workflows/ios-release.yml on a tag like app-v1.2.0: macOS runner builds the .ipa, attaches it to a GitHub Release, updates sidestore/source.json; SideStore offers the update.</w:t>
+            </w:r>
+          </w:p>
+        </w:tc>
+      </w:tr>
+      <w:tr>
+        <w:tc>
+          <w:tcPr>
+            <w:tcW w:type="dxa" w:w="2592"/>
+            <w:vAlign w:val="center"/>
+            <w:tcMar>
+              <w:top w:w="100" w:type="dxa"/>
+              <w:start w:w="120" w:type="dxa"/>
+              <w:bottom w:w="100" w:type="dxa"/>
+              <w:end w:w="120" w:type="dxa"/>
+            </w:tcMar>
+          </w:tcPr>
+          <w:p>
+            <w:pPr>
+              <w:spacing w:after="0"/>
+            </w:pPr>
+            <w:r>
+              <w:rPr>
+                <w:color w:val="263238"/>
+                <w:sz w:val="17"/>
+              </w:rPr>
+              <w:t xml:space="preserve">Failure modes</w:t>
+            </w:r>
+          </w:p>
+        </w:tc>
+        <w:tc>
+          <w:tcPr>
+            <w:tcW w:type="dxa" w:w="6768"/>
+            <w:vAlign w:val="center"/>
+            <w:tcMar>
+              <w:top w:w="100" w:type="dxa"/>
+              <w:start w:w="120" w:type="dxa"/>
+              <w:bottom w:w="100" w:type="dxa"/>
+              <w:end w:w="120" w:type="dxa"/>
+            </w:tcMar>
+          </w:tcPr>
+          <w:p>
+            <w:pPr>
+              <w:spacing w:after="0"/>
+            </w:pPr>
+            <w:r>
+              <w:rPr>
+                <w:color w:val="263238"/>
+                <w:sz w:val="17"/>
+              </w:rPr>
+              <w:t xml:space="preserve">A missed week of refreshes stops the app opening until refreshed (data kept); a major iPadOS update can invalidate the pairing file (redo with the Mac, about 10 minutes).</w:t>
+            </w:r>
+          </w:p>
+        </w:tc>
+      </w:tr>
+    </w:tbl>
+    <w:p>
+      <w:pPr>
+        <w:spacing w:after="20"/>
+      </w:pPr>
+    </w:p>
+    <w:p>
+      <w:pPr>
+        <w:pStyle w:val="Heading1"/>
+      </w:pPr>
+      <w:r>
+        <w:t xml:space="preserve">9. Code Organization</w:t>
       </w:r>
     </w:p>
     <w:tbl>
@@ -3698,7 +4807,7 @@
                 <w:color w:val="263238"/>
                 <w:sz w:val="17"/>
               </w:rPr>
-              <w:t xml:space="preserve">src/app/layout.tsx</w:t>
+              <w:t xml:space="preserve">src/app/layout.tsx, globals.css</w:t>
             </w:r>
           </w:p>
         </w:tc>
@@ -3722,57 +4831,7 @@
                 <w:color w:val="263238"/>
                 <w:sz w:val="17"/>
               </w:rPr>
-              <w:t xml:space="preserve">Fonts, metadata, theme color.</w:t>
-            </w:r>
-          </w:p>
-        </w:tc>
-      </w:tr>
-      <w:tr>
-        <w:tc>
-          <w:tcPr>
-            <w:tcW w:type="dxa" w:w="3024"/>
-            <w:vAlign w:val="center"/>
-            <w:tcMar>
-              <w:top w:w="100" w:type="dxa"/>
-              <w:start w:w="120" w:type="dxa"/>
-              <w:bottom w:w="100" w:type="dxa"/>
-              <w:end w:w="120" w:type="dxa"/>
-            </w:tcMar>
-          </w:tcPr>
-          <w:p>
-            <w:pPr>
-              <w:spacing w:after="0"/>
-            </w:pPr>
-            <w:r>
-              <w:rPr>
-                <w:color w:val="263238"/>
-                <w:sz w:val="17"/>
-              </w:rPr>
-              <w:t xml:space="preserve">src/app/globals.css</w:t>
-            </w:r>
-          </w:p>
-        </w:tc>
-        <w:tc>
-          <w:tcPr>
-            <w:tcW w:type="dxa" w:w="6336"/>
-            <w:vAlign w:val="center"/>
-            <w:tcMar>
-              <w:top w:w="100" w:type="dxa"/>
-              <w:start w:w="120" w:type="dxa"/>
-              <w:bottom w:w="100" w:type="dxa"/>
-              <w:end w:w="120" w:type="dxa"/>
-            </w:tcMar>
-          </w:tcPr>
-          <w:p>
-            <w:pPr>
-              <w:spacing w:after="0"/>
-            </w:pPr>
-            <w:r>
-              <w:rPr>
-                <w:color w:val="263238"/>
-                <w:sz w:val="17"/>
-              </w:rPr>
-              <w:t xml:space="preserve">Palette tokens (light/dark), .label-caps, .ruled, .paper-lines, tab-vertical utility, print rules.</w:t>
+              <w:t xml:space="preserve">Fonts, metadata, theme color; tokens, .label-caps, .ruled, .paper-lines, tab-vertical utility, print rules.</w:t>
             </w:r>
           </w:p>
         </w:tc>
@@ -3822,7 +4881,7 @@
                 <w:color w:val="263238"/>
                 <w:sz w:val="17"/>
               </w:rPr>
-              <w:t xml:space="preserve">Cover with all recipes.</w:t>
+              <w:t xml:space="preserve">Cover with all recipes (revalidate 60).</w:t>
             </w:r>
           </w:p>
         </w:tc>
@@ -3848,7 +4907,7 @@
                 <w:color w:val="263238"/>
                 <w:sz w:val="17"/>
               </w:rPr>
-              <w:t xml:space="preserve">src/app/recipe/[id]/page.tsx</w:t>
+              <w:t xml:space="preserve">src/app/recipe/[slug]/page.tsx</w:t>
             </w:r>
           </w:p>
         </w:tc>
@@ -3872,7 +4931,7 @@
                 <w:color w:val="263238"/>
                 <w:sz w:val="17"/>
               </w:rPr>
-              <w:t xml:space="preserve">Recipe page; generateStaticParams and generateMetadata.</w:t>
+              <w:t xml:space="preserve">Recipe page; generateStaticParams, generateMetadata, revalidate 60.</w:t>
             </w:r>
           </w:p>
         </w:tc>
@@ -3922,7 +4981,7 @@
                 <w:color w:val="263238"/>
                 <w:sz w:val="17"/>
               </w:rPr>
-              <w:t xml:space="preserve">Category cover; generateStaticParams over CATEGORIES.</w:t>
+              <w:t xml:space="preserve">Category cover; generateStaticParams over CATEGORIES, revalidate 60.</w:t>
             </w:r>
           </w:p>
         </w:tc>
@@ -3972,7 +5031,7 @@
                 <w:color w:val="263238"/>
                 <w:sz w:val="17"/>
               </w:rPr>
-              <w:t xml:space="preserve">Page building blocks (section 6).</w:t>
+              <w:t xml:space="preserve">Website page building blocks (section 6).</w:t>
             </w:r>
           </w:p>
         </w:tc>
@@ -3998,7 +5057,7 @@
                 <w:color w:val="263238"/>
                 <w:sz w:val="17"/>
               </w:rPr>
-              <w:t xml:space="preserve">src/lib/types.ts</w:t>
+              <w:t xml:space="preserve">src/lib/types.ts, book.ts</w:t>
             </w:r>
           </w:p>
         </w:tc>
@@ -4022,7 +5081,7 @@
                 <w:color w:val="263238"/>
                 <w:sz w:val="17"/>
               </w:rPr>
-              <w:t xml:space="preserve">Recipe, IngredientGroup, Ingredient, StepGroup.</w:t>
+              <w:t xml:space="preserve">Recipe types; TAGS (in the book's order) and CATEGORIES with tab colors.</w:t>
             </w:r>
           </w:p>
         </w:tc>
@@ -4048,7 +5107,7 @@
                 <w:color w:val="263238"/>
                 <w:sz w:val="17"/>
               </w:rPr>
-              <w:t xml:space="preserve">src/lib/book.ts</w:t>
+              <w:t xml:space="preserve">src/lib/supabase.ts, recipes.ts</w:t>
             </w:r>
           </w:p>
         </w:tc>
@@ -4072,7 +5131,7 @@
                 <w:color w:val="263238"/>
                 <w:sz w:val="17"/>
               </w:rPr>
-              <w:t xml:space="preserve">TAGS (in the book's order) and CATEGORIES with tab color classes.</w:t>
+              <w:t xml:space="preserve">Read-only Supabase client; recipe queries and row mapping.</w:t>
             </w:r>
           </w:p>
         </w:tc>
@@ -4098,7 +5157,7 @@
                 <w:color w:val="263238"/>
                 <w:sz w:val="17"/>
               </w:rPr>
-              <w:t xml:space="preserve">src/lib/recipes.ts</w:t>
+              <w:t xml:space="preserve">supabase/migrations/</w:t>
             </w:r>
           </w:p>
         </w:tc>
@@ -4122,7 +5181,7 @@
                 <w:color w:val="263238"/>
                 <w:sz w:val="17"/>
               </w:rPr>
-              <w:t xml:space="preserve">Recipe data access (hard-coded today, Supabase later).</w:t>
+              <w:t xml:space="preserve">Numbered migrations with matching _rollback.sql files.</w:t>
             </w:r>
           </w:p>
         </w:tc>
@@ -4148,7 +5207,7 @@
                 <w:color w:val="263238"/>
                 <w:sz w:val="17"/>
               </w:rPr>
-              <w:t xml:space="preserve">docs/PLAN.md, docs/HANDOFF.md</w:t>
+              <w:t xml:space="preserve">supabase/functions/save-recipe/</w:t>
             </w:r>
           </w:p>
         </w:tc>
@@ -4172,7 +5231,7 @@
                 <w:color w:val="263238"/>
                 <w:sz w:val="17"/>
               </w:rPr>
-              <w:t xml:space="preserve">Approved build plan and session handoff notes.</w:t>
+              <w:t xml:space="preserve">The write path (section 3).</w:t>
             </w:r>
           </w:p>
         </w:tc>
@@ -4198,7 +5257,7 @@
                 <w:color w:val="263238"/>
                 <w:sz w:val="17"/>
               </w:rPr>
-              <w:t xml:space="preserve">docs/reference/recipe-book-page.jpg</w:t>
+              <w:t xml:space="preserve">supabase/config.toml</w:t>
             </w:r>
           </w:p>
         </w:tc>
@@ -4222,7 +5281,7 @@
                 <w:color w:val="263238"/>
                 <w:sz w:val="17"/>
               </w:rPr>
-              <w:t xml:space="preserve">Reference photo of the book page.</w:t>
+              <w:t xml:space="preserve">CLI settings: verify_jwt = false for save-recipe.</w:t>
             </w:r>
           </w:p>
         </w:tc>
@@ -4248,7 +5307,7 @@
                 <w:color w:val="263238"/>
                 <w:sz w:val="17"/>
               </w:rPr>
-              <w:t xml:space="preserve">Specification Documentation/</w:t>
+              <w:t xml:space="preserve">scripts/setup-supabase.sh</w:t>
             </w:r>
           </w:p>
         </w:tc>
@@ -4272,7 +5331,307 @@
                 <w:color w:val="263238"/>
                 <w:sz w:val="17"/>
               </w:rPr>
-              <w:t xml:space="preserve">This document and the Functional Specification.</w:t>
+              <w:t xml:space="preserve">Link the project, set the write key, deploy save-recipe (npm run setup:supabase).</w:t>
+            </w:r>
+          </w:p>
+        </w:tc>
+      </w:tr>
+      <w:tr>
+        <w:tc>
+          <w:tcPr>
+            <w:tcW w:type="dxa" w:w="3024"/>
+            <w:vAlign w:val="center"/>
+            <w:tcMar>
+              <w:top w:w="100" w:type="dxa"/>
+              <w:start w:w="120" w:type="dxa"/>
+              <w:bottom w:w="100" w:type="dxa"/>
+              <w:end w:w="120" w:type="dxa"/>
+            </w:tcMar>
+          </w:tcPr>
+          <w:p>
+            <w:pPr>
+              <w:spacing w:after="0"/>
+            </w:pPr>
+            <w:r>
+              <w:rPr>
+                <w:color w:val="263238"/>
+                <w:sz w:val="17"/>
+              </w:rPr>
+              <w:t xml:space="preserve">scripts/check-setup.sh</w:t>
+            </w:r>
+          </w:p>
+        </w:tc>
+        <w:tc>
+          <w:tcPr>
+            <w:tcW w:type="dxa" w:w="6336"/>
+            <w:vAlign w:val="center"/>
+            <w:tcMar>
+              <w:top w:w="100" w:type="dxa"/>
+              <w:start w:w="120" w:type="dxa"/>
+              <w:bottom w:w="100" w:type="dxa"/>
+              <w:end w:w="120" w:type="dxa"/>
+            </w:tcMar>
+          </w:tcPr>
+          <w:p>
+            <w:pPr>
+              <w:spacing w:after="0"/>
+            </w:pPr>
+            <w:r>
+              <w:rPr>
+                <w:color w:val="263238"/>
+                <w:sz w:val="17"/>
+              </w:rPr>
+              <w:t xml:space="preserve">End-to-end checks of access rules, save-recipe and the live site (npm run check:setup).</w:t>
+            </w:r>
+          </w:p>
+        </w:tc>
+      </w:tr>
+      <w:tr>
+        <w:tc>
+          <w:tcPr>
+            <w:tcW w:type="dxa" w:w="3024"/>
+            <w:vAlign w:val="center"/>
+            <w:tcMar>
+              <w:top w:w="100" w:type="dxa"/>
+              <w:start w:w="120" w:type="dxa"/>
+              <w:bottom w:w="100" w:type="dxa"/>
+              <w:end w:w="120" w:type="dxa"/>
+            </w:tcMar>
+          </w:tcPr>
+          <w:p>
+            <w:pPr>
+              <w:spacing w:after="0"/>
+            </w:pPr>
+            <w:r>
+              <w:rPr>
+                <w:color w:val="263238"/>
+                <w:sz w:val="17"/>
+              </w:rPr>
+              <w:t xml:space="preserve">scripts/specs/</w:t>
+            </w:r>
+          </w:p>
+        </w:tc>
+        <w:tc>
+          <w:tcPr>
+            <w:tcW w:type="dxa" w:w="6336"/>
+            <w:vAlign w:val="center"/>
+            <w:tcMar>
+              <w:top w:w="100" w:type="dxa"/>
+              <w:start w:w="120" w:type="dxa"/>
+              <w:bottom w:w="100" w:type="dxa"/>
+              <w:end w:w="120" w:type="dxa"/>
+            </w:tcMar>
+          </w:tcPr>
+          <w:p>
+            <w:pPr>
+              <w:spacing w:after="0"/>
+            </w:pPr>
+            <w:r>
+              <w:rPr>
+                <w:color w:val="263238"/>
+                <w:sz w:val="17"/>
+              </w:rPr>
+              <w:t xml:space="preserve">Generates these specifications from the financial planner's .docx styles.</w:t>
+            </w:r>
+          </w:p>
+        </w:tc>
+      </w:tr>
+      <w:tr>
+        <w:tc>
+          <w:tcPr>
+            <w:tcW w:type="dxa" w:w="3024"/>
+            <w:vAlign w:val="center"/>
+            <w:tcMar>
+              <w:top w:w="100" w:type="dxa"/>
+              <w:start w:w="120" w:type="dxa"/>
+              <w:bottom w:w="100" w:type="dxa"/>
+              <w:end w:w="120" w:type="dxa"/>
+            </w:tcMar>
+          </w:tcPr>
+          <w:p>
+            <w:pPr>
+              <w:spacing w:after="0"/>
+            </w:pPr>
+            <w:r>
+              <w:rPr>
+                <w:color w:val="263238"/>
+                <w:sz w:val="17"/>
+              </w:rPr>
+              <w:t xml:space="preserve">.github/workflows/</w:t>
+            </w:r>
+          </w:p>
+        </w:tc>
+        <w:tc>
+          <w:tcPr>
+            <w:tcW w:type="dxa" w:w="6336"/>
+            <w:vAlign w:val="center"/>
+            <w:tcMar>
+              <w:top w:w="100" w:type="dxa"/>
+              <w:start w:w="120" w:type="dxa"/>
+              <w:bottom w:w="100" w:type="dxa"/>
+              <w:end w:w="120" w:type="dxa"/>
+            </w:tcMar>
+          </w:tcPr>
+          <w:p>
+            <w:pPr>
+              <w:spacing w:after="0"/>
+            </w:pPr>
+            <w:r>
+              <w:rPr>
+                <w:color w:val="263238"/>
+                <w:sz w:val="17"/>
+              </w:rPr>
+              <w:t xml:space="preserve">keep-supabase-awake.yml; ios-release.yml (planned).</w:t>
+            </w:r>
+          </w:p>
+        </w:tc>
+      </w:tr>
+      <w:tr>
+        <w:tc>
+          <w:tcPr>
+            <w:tcW w:type="dxa" w:w="3024"/>
+            <w:vAlign w:val="center"/>
+            <w:tcMar>
+              <w:top w:w="100" w:type="dxa"/>
+              <w:start w:w="120" w:type="dxa"/>
+              <w:bottom w:w="100" w:type="dxa"/>
+              <w:end w:w="120" w:type="dxa"/>
+            </w:tcMar>
+          </w:tcPr>
+          <w:p>
+            <w:pPr>
+              <w:spacing w:after="0"/>
+            </w:pPr>
+            <w:r>
+              <w:rPr>
+                <w:color w:val="263238"/>
+                <w:sz w:val="17"/>
+              </w:rPr>
+              <w:t xml:space="preserve">ios/ (planned)</w:t>
+            </w:r>
+          </w:p>
+        </w:tc>
+        <w:tc>
+          <w:tcPr>
+            <w:tcW w:type="dxa" w:w="6336"/>
+            <w:vAlign w:val="center"/>
+            <w:tcMar>
+              <w:top w:w="100" w:type="dxa"/>
+              <w:start w:w="120" w:type="dxa"/>
+              <w:bottom w:w="100" w:type="dxa"/>
+              <w:end w:w="120" w:type="dxa"/>
+            </w:tcMar>
+          </w:tcPr>
+          <w:p>
+            <w:pPr>
+              <w:spacing w:after="0"/>
+            </w:pPr>
+            <w:r>
+              <w:rPr>
+                <w:color w:val="263238"/>
+                <w:sz w:val="17"/>
+              </w:rPr>
+              <w:t xml:space="preserve">The iPad app's Xcode project.</w:t>
+            </w:r>
+          </w:p>
+        </w:tc>
+      </w:tr>
+      <w:tr>
+        <w:tc>
+          <w:tcPr>
+            <w:tcW w:type="dxa" w:w="3024"/>
+            <w:vAlign w:val="center"/>
+            <w:tcMar>
+              <w:top w:w="100" w:type="dxa"/>
+              <w:start w:w="120" w:type="dxa"/>
+              <w:bottom w:w="100" w:type="dxa"/>
+              <w:end w:w="120" w:type="dxa"/>
+            </w:tcMar>
+          </w:tcPr>
+          <w:p>
+            <w:pPr>
+              <w:spacing w:after="0"/>
+            </w:pPr>
+            <w:r>
+              <w:rPr>
+                <w:color w:val="263238"/>
+                <w:sz w:val="17"/>
+              </w:rPr>
+              <w:t xml:space="preserve">.env.example</w:t>
+            </w:r>
+          </w:p>
+        </w:tc>
+        <w:tc>
+          <w:tcPr>
+            <w:tcW w:type="dxa" w:w="6336"/>
+            <w:vAlign w:val="center"/>
+            <w:tcMar>
+              <w:top w:w="100" w:type="dxa"/>
+              <w:start w:w="120" w:type="dxa"/>
+              <w:bottom w:w="100" w:type="dxa"/>
+              <w:end w:w="120" w:type="dxa"/>
+            </w:tcMar>
+          </w:tcPr>
+          <w:p>
+            <w:pPr>
+              <w:spacing w:after="0"/>
+            </w:pPr>
+            <w:r>
+              <w:rPr>
+                <w:color w:val="263238"/>
+                <w:sz w:val="17"/>
+              </w:rPr>
+              <w:t xml:space="preserve">The two public website variables; copy to .env.local (git-ignored).</w:t>
+            </w:r>
+          </w:p>
+        </w:tc>
+      </w:tr>
+      <w:tr>
+        <w:tc>
+          <w:tcPr>
+            <w:tcW w:type="dxa" w:w="3024"/>
+            <w:vAlign w:val="center"/>
+            <w:tcMar>
+              <w:top w:w="100" w:type="dxa"/>
+              <w:start w:w="120" w:type="dxa"/>
+              <w:bottom w:w="100" w:type="dxa"/>
+              <w:end w:w="120" w:type="dxa"/>
+            </w:tcMar>
+          </w:tcPr>
+          <w:p>
+            <w:pPr>
+              <w:spacing w:after="0"/>
+            </w:pPr>
+            <w:r>
+              <w:rPr>
+                <w:color w:val="263238"/>
+                <w:sz w:val="17"/>
+              </w:rPr>
+              <w:t xml:space="preserve">docs/</w:t>
+            </w:r>
+          </w:p>
+        </w:tc>
+        <w:tc>
+          <w:tcPr>
+            <w:tcW w:type="dxa" w:w="6336"/>
+            <w:vAlign w:val="center"/>
+            <w:tcMar>
+              <w:top w:w="100" w:type="dxa"/>
+              <w:start w:w="120" w:type="dxa"/>
+              <w:bottom w:w="100" w:type="dxa"/>
+              <w:end w:w="120" w:type="dxa"/>
+            </w:tcMar>
+          </w:tcPr>
+          <w:p>
+            <w:pPr>
+              <w:spacing w:after="0"/>
+            </w:pPr>
+            <w:r>
+              <w:rPr>
+                <w:color w:val="263238"/>
+                <w:sz w:val="17"/>
+              </w:rPr>
+              <w:t xml:space="preserve">DESIGN.md (look and screens), PLAN.md (website), APP_PLAN.md (iPad app), HANDOFF.md, reference photo.</w:t>
             </w:r>
           </w:p>
         </w:tc>
@@ -4395,7 +5754,7 @@
                 <w:color w:val="263238"/>
                 <w:sz w:val="17"/>
               </w:rPr>
-              <w:t xml:space="preserve">No outside AI or transcription service; uploads go only to the project's own Supabase Storage.</w:t>
+              <w:t xml:space="preserve">No outside AI or transcription service; files go only to the project's own Supabase Storage.</w:t>
             </w:r>
           </w:p>
         </w:tc>
@@ -4445,7 +5804,57 @@
                 <w:color w:val="263238"/>
                 <w:sz w:val="17"/>
               </w:rPr>
-              <w:t xml:space="preserve">No public write path while sign-in is deferred (section 3); service role key server-only.</w:t>
+              <w:t xml:space="preserve">Public access is read-only at three levels (RLS, revoked privileges, function grants); the write key never leaves the Supabase secret store and the iPad Keychain.</w:t>
+            </w:r>
+          </w:p>
+        </w:tc>
+      </w:tr>
+      <w:tr>
+        <w:tc>
+          <w:tcPr>
+            <w:tcW w:type="dxa" w:w="2088"/>
+            <w:vAlign w:val="center"/>
+            <w:tcMar>
+              <w:top w:w="100" w:type="dxa"/>
+              <w:start w:w="120" w:type="dxa"/>
+              <w:bottom w:w="100" w:type="dxa"/>
+              <w:end w:w="120" w:type="dxa"/>
+            </w:tcMar>
+          </w:tcPr>
+          <w:p>
+            <w:pPr>
+              <w:spacing w:after="0"/>
+            </w:pPr>
+            <w:r>
+              <w:rPr>
+                <w:color w:val="263238"/>
+                <w:sz w:val="17"/>
+              </w:rPr>
+              <w:t xml:space="preserve">Dependencies</w:t>
+            </w:r>
+          </w:p>
+        </w:tc>
+        <w:tc>
+          <w:tcPr>
+            <w:tcW w:type="dxa" w:w="7272"/>
+            <w:vAlign w:val="center"/>
+            <w:tcMar>
+              <w:top w:w="100" w:type="dxa"/>
+              <w:start w:w="120" w:type="dxa"/>
+              <w:bottom w:w="100" w:type="dxa"/>
+              <w:end w:w="120" w:type="dxa"/>
+            </w:tcMar>
+          </w:tcPr>
+          <w:p>
+            <w:pPr>
+              <w:spacing w:after="0"/>
+            </w:pPr>
+            <w:r>
+              <w:rPr>
+                <w:color w:val="263238"/>
+                <w:sz w:val="17"/>
+              </w:rPr>
+              <w:t xml:space="preserve">Keep Next.js and React on patched releases; Vercel refuses to deploy versions with known critical vulnerabilities. Two build-time postcss advisories bundled in Next 15 are accepted until the Next 16 upgrade.</w:t>
             </w:r>
           </w:p>
         </w:tc>
@@ -4495,7 +5904,107 @@
                 <w:color w:val="263238"/>
                 <w:sz w:val="17"/>
               </w:rPr>
-              <w:t xml:space="preserve">Recipe pages are statically generated; first load JS about 105 kB.</w:t>
+              <w:t xml:space="preserve">Website pages are statically generated (first load JS about 106 kB) and regenerated at most every minute; the app reads from its offline store.</w:t>
+            </w:r>
+          </w:p>
+        </w:tc>
+      </w:tr>
+      <w:tr>
+        <w:tc>
+          <w:tcPr>
+            <w:tcW w:type="dxa" w:w="2088"/>
+            <w:vAlign w:val="center"/>
+            <w:tcMar>
+              <w:top w:w="100" w:type="dxa"/>
+              <w:start w:w="120" w:type="dxa"/>
+              <w:bottom w:w="100" w:type="dxa"/>
+              <w:end w:w="120" w:type="dxa"/>
+            </w:tcMar>
+          </w:tcPr>
+          <w:p>
+            <w:pPr>
+              <w:spacing w:after="0"/>
+            </w:pPr>
+            <w:r>
+              <w:rPr>
+                <w:color w:val="263238"/>
+                <w:sz w:val="17"/>
+              </w:rPr>
+              <w:t xml:space="preserve">Availability</w:t>
+            </w:r>
+          </w:p>
+        </w:tc>
+        <w:tc>
+          <w:tcPr>
+            <w:tcW w:type="dxa" w:w="7272"/>
+            <w:vAlign w:val="center"/>
+            <w:tcMar>
+              <w:top w:w="100" w:type="dxa"/>
+              <w:start w:w="120" w:type="dxa"/>
+              <w:bottom w:w="100" w:type="dxa"/>
+              <w:end w:w="120" w:type="dxa"/>
+            </w:tcMar>
+          </w:tcPr>
+          <w:p>
+            <w:pPr>
+              <w:spacing w:after="0"/>
+            </w:pPr>
+            <w:r>
+              <w:rPr>
+                <w:color w:val="263238"/>
+                <w:sz w:val="17"/>
+              </w:rPr>
+              <w:t xml:space="preserve">Free Supabase projects pause after about a week idle: the keep-awake workflow prevents it. GitHub disables scheduled workflows after 60 days without repository activity; re-enable in Actions.</w:t>
+            </w:r>
+          </w:p>
+        </w:tc>
+      </w:tr>
+      <w:tr>
+        <w:tc>
+          <w:tcPr>
+            <w:tcW w:type="dxa" w:w="2088"/>
+            <w:vAlign w:val="center"/>
+            <w:tcMar>
+              <w:top w:w="100" w:type="dxa"/>
+              <w:start w:w="120" w:type="dxa"/>
+              <w:bottom w:w="100" w:type="dxa"/>
+              <w:end w:w="120" w:type="dxa"/>
+            </w:tcMar>
+          </w:tcPr>
+          <w:p>
+            <w:pPr>
+              <w:spacing w:after="0"/>
+            </w:pPr>
+            <w:r>
+              <w:rPr>
+                <w:color w:val="263238"/>
+                <w:sz w:val="17"/>
+              </w:rPr>
+              <w:t xml:space="preserve">Theming</w:t>
+            </w:r>
+          </w:p>
+        </w:tc>
+        <w:tc>
+          <w:tcPr>
+            <w:tcW w:type="dxa" w:w="7272"/>
+            <w:vAlign w:val="center"/>
+            <w:tcMar>
+              <w:top w:w="100" w:type="dxa"/>
+              <w:start w:w="120" w:type="dxa"/>
+              <w:bottom w:w="100" w:type="dxa"/>
+              <w:end w:w="120" w:type="dxa"/>
+            </w:tcMar>
+          </w:tcPr>
+          <w:p>
+            <w:pPr>
+              <w:spacing w:after="0"/>
+            </w:pPr>
+            <w:r>
+              <w:rPr>
+                <w:color w:val="263238"/>
+                <w:sz w:val="17"/>
+              </w:rPr>
+              <w:t xml:space="preserve">Light only: white and cream backgrounds regardless of the device's dark mode setting.</w:t>
             </w:r>
           </w:p>
         </w:tc>
@@ -4545,7 +6054,7 @@
                 <w:color w:val="263238"/>
                 <w:sz w:val="17"/>
               </w:rPr>
-              <w:t xml:space="preserve">No horizontal scroll from 390px up; book decorations only at 768px and wider.</w:t>
+              <w:t xml:space="preserve">No horizontal scroll from 390px up; book decorations only at 768px and wider; the app supports portrait, landscape, Split View and Slide Over.</w:t>
             </w:r>
           </w:p>
         </w:tc>
@@ -4595,107 +6104,7 @@
                 <w:color w:val="263238"/>
                 <w:sz w:val="17"/>
               </w:rPr>
-              <w:t xml:space="preserve">Semantic headings and lists; decorative SVGs aria-hidden; checked state in text; contrast checked in both themes.</w:t>
-            </w:r>
-          </w:p>
-        </w:tc>
-      </w:tr>
-      <w:tr>
-        <w:tc>
-          <w:tcPr>
-            <w:tcW w:type="dxa" w:w="2088"/>
-            <w:vAlign w:val="center"/>
-            <w:tcMar>
-              <w:top w:w="100" w:type="dxa"/>
-              <w:start w:w="120" w:type="dxa"/>
-              <w:bottom w:w="100" w:type="dxa"/>
-              <w:end w:w="120" w:type="dxa"/>
-            </w:tcMar>
-          </w:tcPr>
-          <w:p>
-            <w:pPr>
-              <w:spacing w:after="0"/>
-            </w:pPr>
-            <w:r>
-              <w:rPr>
-                <w:color w:val="263238"/>
-                <w:sz w:val="17"/>
-              </w:rPr>
-              <w:t xml:space="preserve">Theming</w:t>
-            </w:r>
-          </w:p>
-        </w:tc>
-        <w:tc>
-          <w:tcPr>
-            <w:tcW w:type="dxa" w:w="7272"/>
-            <w:vAlign w:val="center"/>
-            <w:tcMar>
-              <w:top w:w="100" w:type="dxa"/>
-              <w:start w:w="120" w:type="dxa"/>
-              <w:bottom w:w="100" w:type="dxa"/>
-              <w:end w:w="120" w:type="dxa"/>
-            </w:tcMar>
-          </w:tcPr>
-          <w:p>
-            <w:pPr>
-              <w:spacing w:after="0"/>
-            </w:pPr>
-            <w:r>
-              <w:rPr>
-                <w:color w:val="263238"/>
-                <w:sz w:val="17"/>
-              </w:rPr>
-              <w:t xml:space="preserve">All colors come from CSS tokens with light and dark values.</w:t>
-            </w:r>
-          </w:p>
-        </w:tc>
-      </w:tr>
-      <w:tr>
-        <w:tc>
-          <w:tcPr>
-            <w:tcW w:type="dxa" w:w="2088"/>
-            <w:vAlign w:val="center"/>
-            <w:tcMar>
-              <w:top w:w="100" w:type="dxa"/>
-              <w:start w:w="120" w:type="dxa"/>
-              <w:bottom w:w="100" w:type="dxa"/>
-              <w:end w:w="120" w:type="dxa"/>
-            </w:tcMar>
-          </w:tcPr>
-          <w:p>
-            <w:pPr>
-              <w:spacing w:after="0"/>
-            </w:pPr>
-            <w:r>
-              <w:rPr>
-                <w:color w:val="263238"/>
-                <w:sz w:val="17"/>
-              </w:rPr>
-              <w:t xml:space="preserve">Print</w:t>
-            </w:r>
-          </w:p>
-        </w:tc>
-        <w:tc>
-          <w:tcPr>
-            <w:tcW w:type="dxa" w:w="7272"/>
-            <w:vAlign w:val="center"/>
-            <w:tcMar>
-              <w:top w:w="100" w:type="dxa"/>
-              <w:start w:w="120" w:type="dxa"/>
-              <w:bottom w:w="100" w:type="dxa"/>
-              <w:end w:w="120" w:type="dxa"/>
-            </w:tcMar>
-          </w:tcPr>
-          <w:p>
-            <w:pPr>
-              <w:spacing w:after="0"/>
-            </w:pPr>
-            <w:r>
-              <w:rPr>
-                <w:color w:val="263238"/>
-                <w:sz w:val="17"/>
-              </w:rPr>
-              <w:t xml:space="preserve">.no-print elements hidden; white background.</w:t>
+              <w:t xml:space="preserve">Semantic headings and lists; decorative graphics hidden from screen readers; checked state in text; contrast checked.</w:t>
             </w:r>
           </w:p>
         </w:tc>
@@ -4745,7 +6154,7 @@
                 <w:color w:val="263238"/>
                 <w:sz w:val="17"/>
               </w:rPr>
-              <w:t xml:space="preserve">Free tiers only (Supabase, Vercel).</w:t>
+              <w:t xml:space="preserve">Free tiers only (Supabase, Vercel Hobby, GitHub, free Apple ID).</w:t>
             </w:r>
           </w:p>
         </w:tc>
@@ -4844,7 +6253,7 @@
                 <w:color w:val="263238"/>
                 <w:sz w:val="17"/>
               </w:rPr>
-              <w:t xml:space="preserve">npm run lint</w:t>
+              <w:t xml:space="preserve">npm run lint / npm run build</w:t>
             </w:r>
           </w:p>
         </w:tc>
@@ -4868,7 +6277,7 @@
                 <w:color w:val="263238"/>
                 <w:sz w:val="17"/>
               </w:rPr>
-              <w:t xml:space="preserve">No errors or warnings. Passed 2026-10-20.</w:t>
+              <w:t xml:space="preserve">No errors; /, /category/[slug] (4 pages) and /recipe/sweet-chili-chicken prerender with 1-minute revalidation. Passed 2026-10-27 on Next 15.5.28.</w:t>
             </w:r>
           </w:p>
         </w:tc>
@@ -4894,7 +6303,7 @@
                 <w:color w:val="263238"/>
                 <w:sz w:val="17"/>
               </w:rPr>
-              <w:t xml:space="preserve">npm run build</w:t>
+              <w:t xml:space="preserve">Migration 000 in a local Postgres</w:t>
             </w:r>
           </w:p>
         </w:tc>
@@ -4918,7 +6327,7 @@
                 <w:color w:val="263238"/>
                 <w:sz w:val="17"/>
               </w:rPr>
-              <w:t xml:space="preserve">Compiles; /, /category/[slug] (4 pages) and /recipe/sweet-chili-chicken prerender. Passed 2026-10-20.</w:t>
+              <w:t xml:space="preserve">Seed has 3 groups (7, 6, 1 items) and 4 step groups; update keeps the slug; bad input rejected with nothing saved; anon refused every write; rollback and re-run clean. Passed 2026-10-24 (PGlite).</w:t>
             </w:r>
           </w:p>
         </w:tc>
@@ -4944,7 +6353,7 @@
                 <w:color w:val="263238"/>
                 <w:sz w:val="17"/>
               </w:rPr>
-              <w:t xml:space="preserve">Recipe page vs reference photo</w:t>
+              <w:t xml:space="preserve">check-setup: database</w:t>
             </w:r>
           </w:p>
         </w:tc>
@@ -4968,7 +6377,7 @@
                 <w:color w:val="263238"/>
                 <w:sz w:val="17"/>
               </w:rPr>
-              <w:t xml:space="preserve">Same sections, order, colors and ingredient split. Checked in headless Chrome at 1100px light and dark, and 500px, 2026-10-20; owner check pending.</w:t>
+              <w:t xml:space="preserve">Public key reads recipes and calls keep_alive(); insert, save_recipe and uploads refused. Passed 2026-10-27.</w:t>
             </w:r>
           </w:p>
         </w:tc>
@@ -4994,7 +6403,7 @@
                 <w:color w:val="263238"/>
                 <w:sz w:val="17"/>
               </w:rPr>
-              <w:t xml:space="preserve">Unknown id or slug</w:t>
+              <w:t xml:space="preserve">check-setup: save-recipe</w:t>
             </w:r>
           </w:p>
         </w:tc>
@@ -5018,7 +6427,7 @@
                 <w:color w:val="263238"/>
                 <w:sz w:val="17"/>
               </w:rPr>
-              <w:t xml:space="preserve">notFound() renders the 404 page.</w:t>
+              <w:t xml:space="preserve">401 without the key; with it, save, signed upload URL and delete all succeed. Passed 2026-10-27.</w:t>
             </w:r>
           </w:p>
         </w:tc>
@@ -5044,7 +6453,7 @@
                 <w:color w:val="263238"/>
                 <w:sz w:val="17"/>
               </w:rPr>
-              <w:t xml:space="preserve">parseIngredientLine cases</w:t>
+              <w:t xml:space="preserve">check-setup: website</w:t>
             </w:r>
           </w:p>
         </w:tc>
@@ -5068,7 +6477,7 @@
                 <w:color w:val="263238"/>
                 <w:sz w:val="17"/>
               </w:rPr>
-              <w:t xml:space="preserve">'1/3 c sweet chili sauce', '2 garlic cloves (minced)', 'pinch of salt', '1 1/2 cups flour' parse as Appendix A of the Functional Specification.</w:t>
+              <w:t xml:space="preserve">Cover lists the recipe; recipe page loads from the database; deleted test recipe returns 404. Passed 2026-10-27 against https://ramiyas-recipes.vercel.app.</w:t>
             </w:r>
           </w:p>
         </w:tc>
@@ -5094,7 +6503,7 @@
                 <w:color w:val="263238"/>
                 <w:sz w:val="17"/>
               </w:rPr>
-              <w:t xml:space="preserve">parseRecipeText on reference text</w:t>
+              <w:t xml:space="preserve">Keep-awake workflow</w:t>
             </w:r>
           </w:p>
         </w:tc>
@@ -5118,7 +6527,7 @@
                 <w:color w:val="263238"/>
                 <w:sz w:val="17"/>
               </w:rPr>
-              <w:t xml:space="preserve">Title, 2 groups (7 and 6 items), 4 step groups.</w:t>
+              <w:t xml:space="preserve">Manual run succeeds. Passed 2026-10-27.</w:t>
             </w:r>
           </w:p>
         </w:tc>
@@ -5144,7 +6553,7 @@
                 <w:color w:val="263238"/>
                 <w:sz w:val="17"/>
               </w:rPr>
-              <w:t xml:space="preserve">Draft autosave</w:t>
+              <w:t xml:space="preserve">parseIngredientLine / parseRecipeText</w:t>
             </w:r>
           </w:p>
         </w:tc>
@@ -5168,7 +6577,7 @@
                 <w:color w:val="263238"/>
                 <w:sz w:val="17"/>
               </w:rPr>
-              <w:t xml:space="preserve">Reload restores the draft; storage unavailable does not break the page.</w:t>
+              <w:t xml:space="preserve">Shared fixtures pass in Swift tests, including the reference-photo recipe. Planned (App Phases 3–4).</w:t>
             </w:r>
           </w:p>
         </w:tc>
@@ -5194,7 +6603,7 @@
                 <w:color w:val="263238"/>
                 <w:sz w:val="17"/>
               </w:rPr>
-              <w:t xml:space="preserve">Anon key write attempt</w:t>
+              <w:t xml:space="preserve">App sync</w:t>
             </w:r>
           </w:p>
         </w:tc>
@@ -5218,7 +6627,7 @@
                 <w:color w:val="263238"/>
                 <w:sz w:val="17"/>
               </w:rPr>
-              <w:t xml:space="preserve">INSERT/UPDATE/DELETE with the anon key is rejected by RLS.</w:t>
+              <w:t xml:space="preserve">Offline edits reach the database after reconnecting; deletes reach other devices. Planned.</w:t>
             </w:r>
           </w:p>
         </w:tc>
@@ -5244,7 +6653,7 @@
                 <w:color w:val="263238"/>
                 <w:sz w:val="17"/>
               </w:rPr>
-              <w:t xml:space="preserve">Deployed write pages</w:t>
+              <w:t xml:space="preserve">SideStore refresh</w:t>
             </w:r>
           </w:p>
         </w:tc>
@@ -5268,7 +6677,7 @@
                 <w:color w:val="263238"/>
                 <w:sz w:val="17"/>
               </w:rPr>
-              <w:t xml:space="preserve">Unreachable without deployment protection credentials.</w:t>
+              <w:t xml:space="preserve">App still opens after 10+ days with no cable. Planned (App Phase 0).</w:t>
             </w:r>
           </w:p>
         </w:tc>
@@ -5294,7 +6703,7 @@
                 <w:color w:val="263238"/>
                 <w:sz w:val="17"/>
               </w:rPr>
-              <w:t xml:space="preserve">Offline</w:t>
+              <w:t xml:space="preserve">Release pipeline</w:t>
             </w:r>
           </w:p>
         </w:tc>
@@ -5318,57 +6727,7 @@
                 <w:color w:val="263238"/>
                 <w:sz w:val="17"/>
               </w:rPr>
-              <w:t xml:space="preserve">Previously viewed recipe opens in airplane mode from the Home Screen.</w:t>
-            </w:r>
-          </w:p>
-        </w:tc>
-      </w:tr>
-      <w:tr>
-        <w:tc>
-          <w:tcPr>
-            <w:tcW w:type="dxa" w:w="3168"/>
-            <w:vAlign w:val="center"/>
-            <w:tcMar>
-              <w:top w:w="100" w:type="dxa"/>
-              <w:start w:w="120" w:type="dxa"/>
-              <w:bottom w:w="100" w:type="dxa"/>
-              <w:end w:w="120" w:type="dxa"/>
-            </w:tcMar>
-          </w:tcPr>
-          <w:p>
-            <w:pPr>
-              <w:spacing w:after="0"/>
-            </w:pPr>
-            <w:r>
-              <w:rPr>
-                <w:color w:val="263238"/>
-                <w:sz w:val="17"/>
-              </w:rPr>
-              <w:t xml:space="preserve">Wake Lock</w:t>
-            </w:r>
-          </w:p>
-        </w:tc>
-        <w:tc>
-          <w:tcPr>
-            <w:tcW w:type="dxa" w:w="6192"/>
-            <w:vAlign w:val="center"/>
-            <w:tcMar>
-              <w:top w:w="100" w:type="dxa"/>
-              <w:start w:w="120" w:type="dxa"/>
-              <w:bottom w:w="100" w:type="dxa"/>
-              <w:end w:w="120" w:type="dxa"/>
-            </w:tcMar>
-          </w:tcPr>
-          <w:p>
-            <w:pPr>
-              <w:spacing w:after="0"/>
-            </w:pPr>
-            <w:r>
-              <w:rPr>
-                <w:color w:val="263238"/>
-                <w:sz w:val="17"/>
-              </w:rPr>
-              <w:t xml:space="preserve">Screen stays on in cook mode on iPadOS Safari.</w:t>
+              <w:t xml:space="preserve">A version tag produces a Release and SideStore offers the update. Planned (App Phase 6).</w:t>
             </w:r>
           </w:p>
         </w:tc>
@@ -5393,7 +6752,7 @@
         <w:spacing w:after="40"/>
       </w:pPr>
       <w:r>
-        <w:t xml:space="preserve">Step 1 – Skeleton: Supabase project, tables and RLS (read-only for anon), deploy to Vercel. Sign-in removed from this step and queued.</w:t>
+        <w:t xml:space="preserve">Website step 1 – Skeleton (Supabase, RLS, save-recipe, Vercel; no login). Done 2026-10-27.</w:t>
       </w:r>
     </w:p>
     <w:p>
@@ -5402,7 +6761,7 @@
         <w:spacing w:after="40"/>
       </w:pPr>
       <w:r>
-        <w:t xml:space="preserve">Step 2 – Design system and the hard-coded sweet chili chicken page. Done in code 2026-10-20.</w:t>
+        <w:t xml:space="preserve">Website step 2 – Book page design v1 (the sweet chili chicken page). Done 2026-10-20.</w:t>
       </w:r>
     </w:p>
     <w:p>
@@ -5411,7 +6770,7 @@
         <w:spacing w:after="40"/>
       </w:pPr>
       <w:r>
-        <w:t xml:space="preserve">Step 3 – Recipe pages from the database, home grid, categories, search.</w:t>
+        <w:t xml:space="preserve">Website R1 – New look and navigation: light-only tokens, fonts, shell, Home shelf, Library, Recipe view.</w:t>
       </w:r>
     </w:p>
     <w:p>
@@ -5420,7 +6779,7 @@
         <w:spacing w:after="40"/>
       </w:pPr>
       <w:r>
-        <w:t xml:space="preserve">Step 4 – Write it page with parser, groups, steps, autosave; test with Scribble on the iPad.</w:t>
+        <w:t xml:space="preserve">Website R2 – Migration 001, unlock and server-side saving, the writing page, photo upload.</w:t>
       </w:r>
     </w:p>
     <w:p>
@@ -5429,7 +6788,7 @@
         <w:spacing w:after="40"/>
       </w:pPr>
       <w:r>
-        <w:t xml:space="preserve">Step 5 – Upload and split-screen transcribe; original-card toggle.</w:t>
+        <w:t xml:space="preserve">Website R3 – Save from the web and Add from photos, with parser tests.</w:t>
       </w:r>
     </w:p>
     <w:p>
@@ -5438,7 +6797,7 @@
         <w:spacing w:after="40"/>
       </w:pPr>
       <w:r>
-        <w:t xml:space="preserve">Step 6 – Paste parser and PDF text-layer prefill.</w:t>
+        <w:t xml:space="preserve">Website R4 – Groceries, Start Cooking, serving scaler, search and tag filters.</w:t>
       </w:r>
     </w:p>
     <w:p>
@@ -5447,7 +6806,70 @@
         <w:spacing w:after="40"/>
       </w:pPr>
       <w:r>
-        <w:t xml:space="preserve">Step 7 – PWA manifest and offline cache, cook mode, scaler, dark mode and print polish.</w:t>
+        <w:t xml:space="preserve">Website R5 – Home Screen install, offline cache, print.</w:t>
+      </w:r>
+    </w:p>
+    <w:p>
+      <w:pPr>
+        <w:pStyle w:val="ListBullet"/>
+        <w:spacing w:after="40"/>
+      </w:pPr>
+      <w:r>
+        <w:t xml:space="preserve">App Phase 0 – Prove SideStore install and automatic refresh with a minimal app.</w:t>
+      </w:r>
+    </w:p>
+    <w:p>
+      <w:pPr>
+        <w:pStyle w:val="ListBullet"/>
+        <w:spacing w:after="40"/>
+      </w:pPr>
+      <w:r>
+        <w:t xml:space="preserve">App Phase 1 – Shared backend. Done 2026-10-27 (same as website step 1).</w:t>
+      </w:r>
+    </w:p>
+    <w:p>
+      <w:pPr>
+        <w:pStyle w:val="ListBullet"/>
+        <w:spacing w:after="40"/>
+      </w:pPr>
+      <w:r>
+        <w:t xml:space="preserve">App Phase 2 – Reading the book, offline, with sync and settings.</w:t>
+      </w:r>
+    </w:p>
+    <w:p>
+      <w:pPr>
+        <w:pStyle w:val="ListBullet"/>
+        <w:spacing w:after="40"/>
+      </w:pPr>
+      <w:r>
+        <w:t xml:space="preserve">App Phase 3 – Writing (Scribble lines and Apple Pencil page mode).</w:t>
+      </w:r>
+    </w:p>
+    <w:p>
+      <w:pPr>
+        <w:pStyle w:val="ListBullet"/>
+        <w:spacing w:after="40"/>
+      </w:pPr>
+      <w:r>
+        <w:t xml:space="preserve">App Phase 4 – Scanning, importing and the paste parser.</w:t>
+      </w:r>
+    </w:p>
+    <w:p>
+      <w:pPr>
+        <w:pStyle w:val="ListBullet"/>
+        <w:spacing w:after="40"/>
+      </w:pPr>
+      <w:r>
+        <w:t xml:space="preserve">App Phase 5 – Cook mode, scaler, search, tag filters, share as PDF.</w:t>
+      </w:r>
+    </w:p>
+    <w:p>
+      <w:pPr>
+        <w:pStyle w:val="ListBullet"/>
+        <w:spacing w:after="40"/>
+      </w:pPr>
+      <w:r>
+        <w:t xml:space="preserve">App Phase 6 – Automatic releases through GitHub and SideStore.</w:t>
       </w:r>
     </w:p>
     <w:p>
@@ -5464,7 +6886,7 @@
         <w:spacing w:after="40"/>
       </w:pPr>
       <w:r>
-        <w:t xml:space="preserve">Queued – Sign-in: Supabase Auth (method to be chosen), owner_id on recipes, owner-only RLS policies, and a login page. Deferred by the owner 2026-10-20.</w:t>
+        <w:t xml:space="preserve">Queued – Sign-in: Supabase Auth, owner_id on recipes, owner-only RLS, a login page; replaces the write key.</w:t>
       </w:r>
     </w:p>
     <w:p>
@@ -5482,7 +6904,7 @@
         <w:spacing w:after="40"/>
       </w:pPr>
       <w:r>
-        <w:t xml:space="preserve">Queued – Custom handwriting font from Calligraphr or iFontMaker, served as woff2 from public/fonts with font-display: swap and Patrick Hand as fallback; a one-line change in layout.tsx/globals.css.</w:t>
+        <w:t xml:space="preserve">Queued – Custom handwriting font from Calligraphr or iFontMaker, as woff2 in public/fonts (font-display: swap, Patrick Hand fallback) and bundled in the app.</w:t>
       </w:r>
     </w:p>
     <w:p>
@@ -5491,7 +6913,7 @@
         <w:spacing w:after="40"/>
       </w:pPr>
       <w:r>
-        <w:t xml:space="preserve">Queued – Shopping list built from parsed ingredients.</w:t>
+        <w:t xml:space="preserve">Queued – Instant website refresh: save-recipe calls a Next.js revalidation route after each save.</w:t>
       </w:r>
     </w:p>
     <w:p>
@@ -5500,7 +6922,25 @@
         <w:spacing w:after="40"/>
       </w:pPr>
       <w:r>
-        <w:t xml:space="preserve">Recommended – Add a unit test runner with step 4 so the parsers and column split are tested.</w:t>
+        <w:t xml:space="preserve">Queued – Next.js 16 upgrade (clears the bundled postcss advisories).</w:t>
+      </w:r>
+    </w:p>
+    <w:p>
+      <w:pPr>
+        <w:pStyle w:val="ListBullet"/>
+        <w:spacing w:after="40"/>
+      </w:pPr>
+      <w:r>
+        <w:t xml:space="preserve">Queued – App Share extension (needs extra app IDs on a free account).</w:t>
+      </w:r>
+    </w:p>
+    <w:p>
+      <w:pPr>
+        <w:pStyle w:val="ListBullet"/>
+        <w:spacing w:after="40"/>
+      </w:pPr>
+      <w:r>
+        <w:t xml:space="preserve">Recommended – Add a TypeScript test runner with R3 and the Swift test target with Phase 3, both running the shared parser fixtures.</w:t>
       </w:r>
     </w:p>
     <w:p>
@@ -5891,6 +7331,156 @@
                 <w:color w:val="263238"/>
                 <w:sz w:val="17"/>
               </w:rPr>
+              <w:t xml:space="preserve">Stable addresses</w:t>
+            </w:r>
+          </w:p>
+        </w:tc>
+        <w:tc>
+          <w:tcPr>
+            <w:tcW w:type="dxa" w:w="6984"/>
+            <w:vAlign w:val="center"/>
+            <w:tcMar>
+              <w:top w:w="100" w:type="dxa"/>
+              <w:start w:w="120" w:type="dxa"/>
+              <w:bottom w:w="100" w:type="dxa"/>
+              <w:end w:w="120" w:type="dxa"/>
+            </w:tcMar>
+          </w:tcPr>
+          <w:p>
+            <w:pPr>
+              <w:spacing w:after="0"/>
+            </w:pPr>
+            <w:r>
+              <w:rPr>
+                <w:color w:val="263238"/>
+                <w:sz w:val="17"/>
+              </w:rPr>
+              <w:t xml:space="preserve">A recipe's slug is kept when its title changes; clashes get an id suffix.</w:t>
+            </w:r>
+          </w:p>
+        </w:tc>
+      </w:tr>
+      <w:tr>
+        <w:tc>
+          <w:tcPr>
+            <w:tcW w:type="dxa" w:w="2376"/>
+            <w:vAlign w:val="center"/>
+            <w:tcMar>
+              <w:top w:w="100" w:type="dxa"/>
+              <w:start w:w="120" w:type="dxa"/>
+              <w:bottom w:w="100" w:type="dxa"/>
+              <w:end w:w="120" w:type="dxa"/>
+            </w:tcMar>
+          </w:tcPr>
+          <w:p>
+            <w:pPr>
+              <w:spacing w:after="0"/>
+            </w:pPr>
+            <w:r>
+              <w:rPr>
+                <w:color w:val="263238"/>
+                <w:sz w:val="17"/>
+              </w:rPr>
+              <w:t xml:space="preserve">Soft delete</w:t>
+            </w:r>
+          </w:p>
+        </w:tc>
+        <w:tc>
+          <w:tcPr>
+            <w:tcW w:type="dxa" w:w="6984"/>
+            <w:vAlign w:val="center"/>
+            <w:tcMar>
+              <w:top w:w="100" w:type="dxa"/>
+              <w:start w:w="120" w:type="dxa"/>
+              <w:bottom w:w="100" w:type="dxa"/>
+              <w:end w:w="120" w:type="dxa"/>
+            </w:tcMar>
+          </w:tcPr>
+          <w:p>
+            <w:pPr>
+              <w:spacing w:after="0"/>
+            </w:pPr>
+            <w:r>
+              <w:rPr>
+                <w:color w:val="263238"/>
+                <w:sz w:val="17"/>
+              </w:rPr>
+              <w:t xml:space="preserve">Deleting sets deleted_at; hidden everywhere; saving again restores.</w:t>
+            </w:r>
+          </w:p>
+        </w:tc>
+      </w:tr>
+      <w:tr>
+        <w:tc>
+          <w:tcPr>
+            <w:tcW w:type="dxa" w:w="2376"/>
+            <w:vAlign w:val="center"/>
+            <w:tcMar>
+              <w:top w:w="100" w:type="dxa"/>
+              <w:start w:w="120" w:type="dxa"/>
+              <w:bottom w:w="100" w:type="dxa"/>
+              <w:end w:w="120" w:type="dxa"/>
+            </w:tcMar>
+          </w:tcPr>
+          <w:p>
+            <w:pPr>
+              <w:spacing w:after="0"/>
+            </w:pPr>
+            <w:r>
+              <w:rPr>
+                <w:color w:val="263238"/>
+                <w:sz w:val="17"/>
+              </w:rPr>
+              <w:t xml:space="preserve">Whole-recipe saves</w:t>
+            </w:r>
+          </w:p>
+        </w:tc>
+        <w:tc>
+          <w:tcPr>
+            <w:tcW w:type="dxa" w:w="6984"/>
+            <w:vAlign w:val="center"/>
+            <w:tcMar>
+              <w:top w:w="100" w:type="dxa"/>
+              <w:start w:w="120" w:type="dxa"/>
+              <w:bottom w:w="100" w:type="dxa"/>
+              <w:end w:w="120" w:type="dxa"/>
+            </w:tcMar>
+          </w:tcPr>
+          <w:p>
+            <w:pPr>
+              <w:spacing w:after="0"/>
+            </w:pPr>
+            <w:r>
+              <w:rPr>
+                <w:color w:val="263238"/>
+                <w:sz w:val="17"/>
+              </w:rPr>
+              <w:t xml:space="preserve">A save replaces the recipe and all its parts in one transaction.</w:t>
+            </w:r>
+          </w:p>
+        </w:tc>
+      </w:tr>
+      <w:tr>
+        <w:tc>
+          <w:tcPr>
+            <w:tcW w:type="dxa" w:w="2376"/>
+            <w:vAlign w:val="center"/>
+            <w:tcMar>
+              <w:top w:w="100" w:type="dxa"/>
+              <w:start w:w="120" w:type="dxa"/>
+              <w:bottom w:w="100" w:type="dxa"/>
+              <w:end w:w="120" w:type="dxa"/>
+            </w:tcMar>
+          </w:tcPr>
+          <w:p>
+            <w:pPr>
+              <w:spacing w:after="0"/>
+            </w:pPr>
+            <w:r>
+              <w:rPr>
+                <w:color w:val="263238"/>
+                <w:sz w:val="17"/>
+              </w:rPr>
               <w:t xml:space="preserve">Original card</w:t>
             </w:r>
           </w:p>
@@ -5915,7 +7505,7 @@
                 <w:color w:val="263238"/>
                 <w:sz w:val="17"/>
               </w:rPr>
-              <w:t xml:space="preserve">Uploaded file kept unchanged and linked from the recipe.</w:t>
+              <w:t xml:space="preserve">Uploaded file or handwritten page kept unchanged and linked from the recipe.</w:t>
             </w:r>
           </w:p>
         </w:tc>
@@ -5965,7 +7555,7 @@
                 <w:color w:val="263238"/>
                 <w:sz w:val="17"/>
               </w:rPr>
-              <w:t xml:space="preserve">Handwriting becomes text only on the iPad (Scribble, Live Text) or by typing.</w:t>
+              <w:t xml:space="preserve">Handwriting becomes text only on the iPad or by typing.</w:t>
             </w:r>
           </w:p>
         </w:tc>
@@ -5991,7 +7581,7 @@
                 <w:color w:val="263238"/>
                 <w:sz w:val="17"/>
               </w:rPr>
-              <w:t xml:space="preserve">No public writes</w:t>
+              <w:t xml:space="preserve">Write key</w:t>
             </w:r>
           </w:p>
         </w:tc>
@@ -6015,7 +7605,7 @@
                 <w:color w:val="263238"/>
                 <w:sz w:val="17"/>
               </w:rPr>
-              <w:t xml:space="preserve">Until sign-in exists, every write path is server-side and protected.</w:t>
+              <w:t xml:space="preserve">Required for every change; only the owner's iPad and unlocked browsers have it.</w:t>
             </w:r>
           </w:p>
         </w:tc>
@@ -6041,7 +7631,7 @@
                 <w:color w:val="263238"/>
                 <w:sz w:val="17"/>
               </w:rPr>
-              <w:t xml:space="preserve">Review before save</w:t>
+              <w:t xml:space="preserve">Imports</w:t>
             </w:r>
           </w:p>
         </w:tc>
@@ -6065,7 +7655,7 @@
                 <w:color w:val="263238"/>
                 <w:sz w:val="17"/>
               </w:rPr>
-              <w:t xml:space="preserve">Parsed or prefilled recipes always open for review; nothing saves automatically.</w:t>
+              <w:t xml:space="preserve">Published recipe data or on-device text recognition only, always reviewed before saving.</w:t>
             </w:r>
           </w:p>
         </w:tc>
@@ -6090,7 +7680,7 @@
         <w:spacing w:after="40"/>
       </w:pPr>
       <w:r>
-        <w:t xml:space="preserve">Step 1 - Update code: Edit the relevant .tsx, .ts and .css files in VS Code. Save changes and confirm the intended files are in the project folder (/Users/louis/Desktop/Misc/recipe_book).</w:t>
+        <w:t xml:space="preserve">Step 1 - Update code: Edit the relevant .tsx, .ts and .css files (website), Swift files (app, in ios/), or add a migration. Confirm the intended files are in /Users/louis/Desktop/Misc/recipe_book.</w:t>
       </w:r>
     </w:p>
     <w:p>
@@ -6099,7 +7689,7 @@
         <w:spacing w:after="40"/>
       </w:pPr>
       <w:r>
-        <w:t xml:space="preserve">Step 2 - Test locally: Run npm run dev and open http://localhost:3000. Test the affected pages, compare recipe pages with docs/reference/recipe-book-page.jpg, and check on the iPad over the local network for Scribble and layout.</w:t>
+        <w:t xml:space="preserve">Step 2 - Test locally: Run npm run dev and open http://localhost:3000; compare recipe pages with docs/reference/recipe-book-page.jpg. Run the app on the iPad from Xcode or through SideStore.</w:t>
       </w:r>
     </w:p>
     <w:p>
@@ -6108,7 +7698,7 @@
         <w:spacing w:after="40"/>
       </w:pPr>
       <w:r>
-        <w:t xml:space="preserve">Step 3 - Verify: Run npm run lint and npm run build (and npm test once a test runner is added). These catch code-quality problems, type errors and build failures; they do not replace manual checks.</w:t>
+        <w:t xml:space="preserve">Step 3 - Verify: Run npm run lint and npm run build (and Swift tests once they exist). After database or function changes, run npm run check:setup https://ramiyas-recipes.vercel.app.</w:t>
       </w:r>
     </w:p>
     <w:p>
@@ -6117,7 +7707,7 @@
         <w:spacing w:after="40"/>
       </w:pPr>
       <w:r>
-        <w:t xml:space="preserve">Step 4 - Deploy: The owner reviews, commits and pushes to GitHub (main); AI agents change local files only and never commit or push. Vercel builds and deploys from main. As of 2026-10-20 the GitHub repository and Vercel project have not been created; the local repository has only the Create Next App initial commit.</w:t>
+        <w:t xml:space="preserve">Step 4 - Deploy: The owner reviews, commits and pushes to GitHub main; AI agents change local files only and never commit or push. Vercel builds and deploys the website automatically. App releases follow a version tag (Phase 6).</w:t>
       </w:r>
     </w:p>
     <w:p>
@@ -6126,7 +7716,7 @@
         <w:spacing w:after="40"/>
       </w:pPr>
       <w:r>
-        <w:t xml:space="preserve">Optional production preview: after a successful build, npm run start serves the compiled site locally.</w:t>
+        <w:t xml:space="preserve">Environment: Vercel and .env.local hold NEXT_PUBLIC_SUPABASE_URL and NEXT_PUBLIC_SUPABASE_ANON_KEY (read-only); Supabase secrets hold WRITE_KEY; GitHub Actions secrets hold SUPABASE_URL and SUPABASE_ANON_KEY for the keep-awake workflow. Never commit secrets.</w:t>
       </w:r>
     </w:p>
     <w:p>
@@ -6135,7 +7725,7 @@
         <w:spacing w:after="40"/>
       </w:pPr>
       <w:r>
-        <w:t xml:space="preserve">Configure NEXT_PUBLIC_SUPABASE_URL, NEXT_PUBLIC_SUPABASE_ANON_KEY and SUPABASE_SERVICE_ROLE_KEY in Vercel and .env.local; never commit secrets.</w:t>
+        <w:t xml:space="preserve">Supabase setup: brew install supabase/tap/supabase; supabase login; npm run setup:supabase (links the project, sets WRITE_KEY, deploys save-recipe). Supabase's GitHub integration is deliberately not connected, so pushes never change the database.</w:t>
       </w:r>
     </w:p>
     <w:p>
@@ -6144,7 +7734,7 @@
         <w:spacing w:after="40"/>
       </w:pPr>
       <w:r>
-        <w:t xml:space="preserve">Before any deployment that includes write pages, turn on deployment protection (section 3).</w:t>
+        <w:t xml:space="preserve">Vercel: Standard deployment protection keeps preview deployments private; production is public (read-only).</w:t>
       </w:r>
     </w:p>
     <w:p>
@@ -6153,7 +7743,7 @@
         <w:spacing w:after="40"/>
       </w:pPr>
       <w:r>
-        <w:t xml:space="preserve">Database migrations will live in supabase/migrations and are run by hand in the Supabase SQL editor after a backup; each has a rollback script.</w:t>
+        <w:t xml:space="preserve">Database migrations live in supabase/migrations and are run by hand in the Supabase SQL Editor after a backup; each has a rollback script.</w:t>
       </w:r>
     </w:p>
     <w:p>
@@ -6162,7 +7752,16 @@
         <w:spacing w:after="40"/>
       </w:pPr>
       <w:r>
-        <w:t xml:space="preserve">Migration history: none yet. First planned: 000_initial_schema (recipes, ingredient_groups, ingredients, step_groups, steps; RLS with anon read-only).</w:t>
+        <w:t xml:space="preserve">Migration history: 000_initial_schema (tables, RLS, save_recipe/delete_recipe, keep_alive, storage buckets, sweet chili chicken seed; tested in PGlite including rollback; run by the owner 2026-10-24).</w:t>
+      </w:r>
+    </w:p>
+    <w:p>
+      <w:pPr>
+        <w:pStyle w:val="ListBullet"/>
+        <w:spacing w:after="40"/>
+      </w:pPr>
+      <w:r>
+        <w:t xml:space="preserve">Specifications: edit scripts/specs/spec_content.py, then run python3 scripts/specs/build_specs.py.</w:t>
       </w:r>
     </w:p>
     <w:sectPr>

--- a/Specification Documentation/Recipe_Book_Technical_Specification.docx
+++ b/Specification Documentation/Recipe_Book_Technical_Specification.docx
@@ -32,7 +32,7 @@
         <w:rPr>
           <w:i/>
         </w:rPr>
-        <w:t>Architecture of the iPad app and website, data model, write path, sideloading and release, and implementation requirements</w:t>
+        <w:t>Architecture of the website, data model, write path, offline and live updates, and implementation requirements</w:t>
       </w:r>
     </w:p>
     <w:tbl>
@@ -71,7 +71,7 @@
                 <w:color w:val="263238"/>
                 <w:sz w:val="18"/>
               </w:rPr>
-              <w:t xml:space="preserve">Living specification based on the application implementation and design decisions established through October 27, 2026. It is the source of truth (with the Functional Specification) and the engineering reference for continued development, testing, deployment, and maintenance.</w:t>
+              <w:t xml:space="preserve">Living specification based on the implementation and design decisions through October 29, 2026. It is the source of truth (with the Functional Specification) and the engineering reference for development, testing, deployment and maintenance.</w:t>
             </w:r>
           </w:p>
         </w:tc>
@@ -186,7 +186,7 @@
                 <w:color w:val="263238"/>
                 <w:sz w:val="17"/>
               </w:rPr>
-              <w:t xml:space="preserve">Recipe Book: native iPad app (planned) and website, sharing one database</w:t>
+              <w:t xml:space="preserve">Recipe Book website, used mainly in Safari on iPad from a Home Screen shortcut</w:t>
             </w:r>
           </w:p>
         </w:tc>
@@ -236,7 +236,7 @@
                 <w:color w:val="263238"/>
                 <w:sz w:val="17"/>
               </w:rPr>
-              <w:t xml:space="preserve">Website: Next.js 15.5.28 (App Router, TypeScript), React 19.1.10, Tailwind CSS 4. iPad app (planned): SwiftUI, SwiftData, PencilKit, VisionKit, PDFKit; iPadOS 17+. Design: docs/DESIGN.md</w:t>
+              <w:t xml:space="preserve">Next.js 15.5.28 (App Router, TypeScript), React 19.1.10, Tailwind CSS 4. Design: docs/DESIGN.md</w:t>
             </w:r>
           </w:p>
         </w:tc>
@@ -286,7 +286,7 @@
                 <w:color w:val="263238"/>
                 <w:sz w:val="17"/>
               </w:rPr>
-              <w:t xml:space="preserve">Supabase (PostgreSQL, Storage, Edge Functions), project trdlqlulpfwsfhqnfqfu</w:t>
+              <w:t xml:space="preserve">Supabase (PostgreSQL, Storage, Edge Functions, Realtime), project trdlqlulpfwsfhqnfqfu</w:t>
             </w:r>
           </w:p>
         </w:tc>
@@ -336,7 +336,7 @@
                 <w:color w:val="263238"/>
                 <w:sz w:val="17"/>
               </w:rPr>
-              <w:t xml:space="preserve">Website: Vercel, https://ramiyas-recipes.vercel.app. App: sideloaded with SideStore on a free Apple ID</w:t>
+              <w:t xml:space="preserve">Vercel, https://ramiyas-recipes.vercel.app, deploys from GitHub main</w:t>
             </w:r>
           </w:p>
         </w:tc>
@@ -436,7 +436,57 @@
                 <w:color w:val="263238"/>
                 <w:sz w:val="17"/>
               </w:rPr>
-              <w:t xml:space="preserve">None (login queued). Writes require the write key, checked by the save-recipe Edge Function</w:t>
+              <w:t xml:space="preserve">None (login queued). Writes need the write key, checked by the save-recipe Edge Function</w:t>
+            </w:r>
+          </w:p>
+        </w:tc>
+      </w:tr>
+      <w:tr>
+        <w:tc>
+          <w:tcPr>
+            <w:tcW w:type="dxa" w:w="2880"/>
+            <w:vAlign w:val="center"/>
+            <w:tcMar>
+              <w:top w:w="100" w:type="dxa"/>
+              <w:start w:w="120" w:type="dxa"/>
+              <w:bottom w:w="100" w:type="dxa"/>
+              <w:end w:w="120" w:type="dxa"/>
+            </w:tcMar>
+          </w:tcPr>
+          <w:p>
+            <w:pPr>
+              <w:spacing w:after="0"/>
+            </w:pPr>
+            <w:r>
+              <w:rPr>
+                <w:color w:val="263238"/>
+                <w:sz w:val="17"/>
+              </w:rPr>
+              <w:t xml:space="preserve">Primary browser</w:t>
+            </w:r>
+          </w:p>
+        </w:tc>
+        <w:tc>
+          <w:tcPr>
+            <w:tcW w:type="dxa" w:w="6480"/>
+            <w:vAlign w:val="center"/>
+            <w:tcMar>
+              <w:top w:w="100" w:type="dxa"/>
+              <w:start w:w="120" w:type="dxa"/>
+              <w:bottom w:w="100" w:type="dxa"/>
+              <w:end w:w="120" w:type="dxa"/>
+            </w:tcMar>
+          </w:tcPr>
+          <w:p>
+            <w:pPr>
+              <w:spacing w:after="0"/>
+            </w:pPr>
+            <w:r>
+              <w:rPr>
+                <w:color w:val="263238"/>
+                <w:sz w:val="17"/>
+              </w:rPr>
+              <w:t xml:space="preserve">Safari on iPad; checks run in WebKit (Playwright) with iPad profiles</w:t>
             </w:r>
           </w:p>
         </w:tc>
@@ -486,7 +536,7 @@
                 <w:color w:val="263238"/>
                 <w:sz w:val="17"/>
               </w:rPr>
-              <w:t xml:space="preserve">October 27, 2026</w:t>
+              <w:t xml:space="preserve">October 29, 2026</w:t>
             </w:r>
           </w:p>
         </w:tc>
@@ -512,7 +562,7 @@
     </w:p>
     <w:p>
       <w:r>
-        <w:t xml:space="preserve">The Recipe Book is a personal recipe book styled after the owner's handwritten spiral recipe book. A native iPad app is the main way to write, scan, import and cook from recipes; a website shows the same recipes to family and on other devices. Both read from one Supabase database, and only the owner's iPad can change it.</w:t>
+        <w:t xml:space="preserve">The Recipe Book is a personal recipe book styled after the owner's handwritten spiral recipe book. One website reads from one Supabase database; only unlocked browsers can change it. On the iPad it is used from a Home Screen shortcut with Scribble and the Apple Pencil.</w:t>
       </w:r>
     </w:p>
     <w:tbl>
@@ -551,7 +601,7 @@
                 <w:color w:val="263238"/>
                 <w:sz w:val="18"/>
               </w:rPr>
-              <w:t xml:space="preserve">The recipe page is the book page. Recipe content looks handwritten, printed parts look printed, and handwriting becomes text on the iPad itself. No page, drawing, photo or PDF is ever sent to an outside transcription or AI service.</w:t>
+              <w:t xml:space="preserve">The recipe page is the book page. Recipe content looks handwritten, printed parts look printed, and handwriting becomes text only on the iPad itself (Scribble, Live Text) or by typing. No page, drawing, photo or PDF is ever sent to an outside transcription or AI service.</w:t>
             </w:r>
           </w:p>
         </w:tc>
@@ -576,7 +626,7 @@
         <w:spacing w:after="40"/>
       </w:pPr>
       <w:r>
-        <w:t xml:space="preserve">Reproduce the look of the book page (palette, fonts, ruled lines, stat box, tag row, side tabs, stickers, spiral) on the website and in the app.</w:t>
+        <w:t xml:space="preserve">Reproduce the book page's look (palette, fonts, ruled lines, stat box, tags, side tabs, stickers, spiral).</w:t>
       </w:r>
     </w:p>
     <w:p>
@@ -585,7 +635,7 @@
         <w:spacing w:after="40"/>
       </w:pPr>
       <w:r>
-        <w:t xml:space="preserve">Store recipes as structured data (ingredient groups, amounts, steps and sub-steps) while always displaying them exactly as written.</w:t>
+        <w:t xml:space="preserve">Store recipes as structured data while always displaying them as written.</w:t>
       </w:r>
     </w:p>
     <w:p>
@@ -594,7 +644,7 @@
         <w:spacing w:after="40"/>
       </w:pPr>
       <w:r>
-        <w:t xml:space="preserve">Make writing a recipe on the iPad feel like writing in the book: Scribble on ruled lines, or free writing with the Apple Pencil, recognized on the device.</w:t>
+        <w:t xml:space="preserve">Make writing a recipe on the iPad feel like writing in the book: Scribble on ruled lines, or free Apple Pencil writing kept as a picture.</w:t>
       </w:r>
     </w:p>
     <w:p>
@@ -603,7 +653,7 @@
         <w:spacing w:after="40"/>
       </w:pPr>
       <w:r>
-        <w:t xml:space="preserve">Bring in existing pages by scan, photo, PDF or Live Text with rule-based parsing, keeping the original.</w:t>
+        <w:t xml:space="preserve">Bring recipes in from the web (published recipe data) and from photos (Live Text and rules), never AI.</w:t>
       </w:r>
     </w:p>
     <w:p>
@@ -612,7 +662,7 @@
         <w:spacing w:after="40"/>
       </w:pPr>
       <w:r>
-        <w:t xml:space="preserve">Give both the website and the app the same clean, light design (docs/DESIGN.md), with the book page as the writing page.</w:t>
+        <w:t xml:space="preserve">Plan the week, shop and cook from the same pages; keep working in a store with no signal.</w:t>
       </w:r>
     </w:p>
     <w:p>
@@ -621,25 +671,7 @@
         <w:spacing w:after="40"/>
       </w:pPr>
       <w:r>
-        <w:t xml:space="preserve">Bring in recipes from the web using published recipe data rather than AI.</w:t>
-      </w:r>
-    </w:p>
-    <w:p>
-      <w:pPr>
-        <w:pStyle w:val="ListBullet"/>
-        <w:spacing w:after="40"/>
-      </w:pPr>
-      <w:r>
-        <w:t xml:space="preserve">Keep the app usable offline and refreshed automatically without a paid developer account.</w:t>
-      </w:r>
-    </w:p>
-    <w:p>
-      <w:pPr>
-        <w:pStyle w:val="ListBullet"/>
-        <w:spacing w:after="40"/>
-      </w:pPr>
-      <w:r>
-        <w:t xml:space="preserve">Keep everyone else read-only without a login, and stay within free tiers (Supabase, Vercel, GitHub).</w:t>
+        <w:t xml:space="preserve">Keep everyone else read-only without a login, within free tiers (Supabase, Vercel, GitHub).</w:t>
       </w:r>
     </w:p>
     <w:p>
@@ -647,12 +679,12 @@
         <w:pStyle w:val="Heading2"/>
       </w:pPr>
       <w:r>
-        <w:t xml:space="preserve">1.2 Out of scope / not yet fully specified</w:t>
+        <w:t xml:space="preserve">1.2 Out of scope / not yet built</w:t>
       </w:r>
     </w:p>
     <w:p>
       <w:r>
-        <w:t xml:space="preserve">Out of scope by decision: the App Store and the $99/yr Apple developer account, and any AI transcription service. Queued and not implemented: sign-in and per-person privacy (deferred by the owner on 2026-10-20), family sharing, a custom handwriting font and an app Share extension. See section 13. Treat these as planned extensions, not current behavior. Dark mode was removed by decision on 2026-10-27 (light only).</w:t>
+        <w:t xml:space="preserve">Out of scope by decision: native apps (an iPad app was prototyped and dropped 2026-10-29; its code is in git history at bff8a2e:ios/), AI transcription, dark mode. Queued: sign-in and family sharing, the owner's handwriting font, Next.js 16. Decision pending: full-screen Home Screen app (section 8).</w:t>
       </w:r>
     </w:p>
     <w:p>
@@ -743,7 +775,7 @@
                 <w:color w:val="263238"/>
                 <w:sz w:val="17"/>
               </w:rPr>
-              <w:t xml:space="preserve">Website</w:t>
+              <w:t xml:space="preserve">Pages</w:t>
             </w:r>
           </w:p>
         </w:tc>
@@ -767,7 +799,7 @@
                 <w:color w:val="263238"/>
                 <w:sz w:val="17"/>
               </w:rPr>
-              <w:t xml:space="preserve">Next.js App Router with React Server Components. Cover, category and recipe pages are statically generated and regenerated at most every 60 seconds (revalidate = 60). Tailwind CSS 4 with palette tokens in globals.css; next/font (Patrick Hand, Montserrat, Zilla Slab).</w:t>
+              <w:t xml:space="preserve">Next.js App Router with React Server Components. Library, category, recipe and book pages are statically generated and regenerated at most every 60 seconds, and at once after any save (revalidatePath). Home, Groceries and the editor are rendered on every request.</w:t>
             </w:r>
           </w:p>
         </w:tc>
@@ -793,7 +825,7 @@
                 <w:color w:val="263238"/>
                 <w:sz w:val="17"/>
               </w:rPr>
-              <w:t xml:space="preserve">Website data</w:t>
+              <w:t xml:space="preserve">Reads</w:t>
             </w:r>
           </w:p>
         </w:tc>
@@ -817,7 +849,7 @@
                 <w:color w:val="263238"/>
                 <w:sz w:val="17"/>
               </w:rPr>
-              <w:t xml:space="preserve">src/lib/supabase.ts creates a read-only supabase-js client from NEXT_PUBLIC_SUPABASE_URL and NEXT_PUBLIC_SUPABASE_ANON_KEY. src/lib/recipes.ts: listRecipes(category?) and getRecipe(slug), one embedded query per call, mapped to the Recipe type.</w:t>
+              <w:t xml:space="preserve">src/lib/supabase.ts: read-only supabase-js client (public key). src/lib/recipes.ts (listRecipes, getRecipe), groceries.ts (listGroceries), plan.ts (listMeals).</w:t>
             </w:r>
           </w:p>
         </w:tc>
@@ -843,7 +875,7 @@
                 <w:color w:val="263238"/>
                 <w:sz w:val="17"/>
               </w:rPr>
-              <w:t xml:space="preserve">iPad app (planned)</w:t>
+              <w:t xml:space="preserve">Writes</w:t>
             </w:r>
           </w:p>
         </w:tc>
@@ -867,7 +899,7 @@
                 <w:color w:val="263238"/>
                 <w:sz w:val="17"/>
               </w:rPr>
-              <w:t xml:space="preserve">SwiftUI; SwiftData as the offline store; reads with the public key, writes through save-recipe with the write key from the Keychain.</w:t>
+              <w:t xml:space="preserve">Server actions in src/app/actions.ts read the httpOnly write-key cookie and call the save-recipe Edge Function (src/lib/write.ts); the key never reaches page scripts. Uploads go straight from the browser to Storage with a signed URL from save-recipe.</w:t>
             </w:r>
           </w:p>
         </w:tc>
@@ -917,7 +949,7 @@
                 <w:color w:val="263238"/>
                 <w:sz w:val="17"/>
               </w:rPr>
-              <w:t xml:space="preserve">Supabase PostgreSQL: five recipe tables, RLS public read-only, write functions callable only by the service role (migration 000).</w:t>
+              <w:t xml:space="preserve">Supabase PostgreSQL: recipe tables, grocery_items, meal_plan; RLS public read only; write functions callable only by the service role.</w:t>
             </w:r>
           </w:p>
         </w:tc>
@@ -943,7 +975,7 @@
                 <w:color w:val="263238"/>
                 <w:sz w:val="17"/>
               </w:rPr>
-              <w:t xml:space="preserve">Write path</w:t>
+              <w:t xml:space="preserve">Edge Function</w:t>
             </w:r>
           </w:p>
         </w:tc>
@@ -967,7 +999,7 @@
                 <w:color w:val="263238"/>
                 <w:sz w:val="17"/>
               </w:rPr>
-              <w:t xml:space="preserve">Edge Function save-recipe (Deno): checks x-write-key, then calls save_recipe() / delete_recipe() or creates signed upload URLs, as the service role.</w:t>
+              <w:t xml:space="preserve">save-recipe (Deno): checks x-write-key, then save, delete, upload-url, check, cooked, groceries-add, grocery-check, groceries-clear, plan-add, plan-remove.</w:t>
             </w:r>
           </w:p>
         </w:tc>
@@ -993,7 +1025,7 @@
                 <w:color w:val="263238"/>
                 <w:sz w:val="17"/>
               </w:rPr>
-              <w:t xml:space="preserve">Website writes (planned R2)</w:t>
+              <w:t xml:space="preserve">Web import</w:t>
             </w:r>
           </w:p>
         </w:tc>
@@ -1017,7 +1049,7 @@
                 <w:color w:val="263238"/>
                 <w:sz w:val="17"/>
               </w:rPr>
-              <w:t xml:space="preserve">/settings Unlock editing posts the write key to a Next.js route that checks it with save-recipe and stores it in an httpOnly, Secure, SameSite=Strict cookie (1 year). Server actions read the cookie and call save-recipe; the key never reaches page scripts.</w:t>
+              <w:t xml:space="preserve">importFromWeb server action: safeFetch (http/https on 80/443, DNS checked against private addresses at every redirect, 12 s timeout, size caps, honest user agent) and schema.org Recipe JSON-LD (src/lib/schemaRecipe.ts).</w:t>
             </w:r>
           </w:p>
         </w:tc>
@@ -1043,7 +1075,7 @@
                 <w:color w:val="263238"/>
                 <w:sz w:val="17"/>
               </w:rPr>
-              <w:t xml:space="preserve">Web import (planned R3)</w:t>
+              <w:t xml:space="preserve">Offline</w:t>
             </w:r>
           </w:p>
         </w:tc>
@@ -1067,7 +1099,7 @@
                 <w:color w:val="263238"/>
                 <w:sz w:val="17"/>
               </w:rPr>
-              <w:t xml:space="preserve">/api/import fetches the page on the server (http/https only; private and local addresses refused; size and time limits), reads schema.org Recipe JSON-LD (including @graph and HowToSection), and maps it to the Recipe shape for review. Used by the website and the app.</w:t>
+              <w:t xml:space="preserve">public/sw.js service worker, registered by src/components/Offline.tsx in production (section 7).</w:t>
             </w:r>
           </w:p>
         </w:tc>
@@ -1093,7 +1125,7 @@
                 <w:color w:val="263238"/>
                 <w:sz w:val="17"/>
               </w:rPr>
-              <w:t xml:space="preserve">File storage</w:t>
+              <w:t xml:space="preserve">Live updates</w:t>
             </w:r>
           </w:p>
         </w:tc>
@@ -1117,7 +1149,7 @@
                 <w:color w:val="263238"/>
                 <w:sz w:val="17"/>
               </w:rPr>
-              <w:t xml:space="preserve">Supabase Storage buckets originals (scans, photos, PDFs) and handwriting (PencilKit drawings and rendered pages): public read, uploads only by signed URL.</w:t>
+              <w:t xml:space="preserve">src/components/LiveUpdates.tsx: Supabase Realtime postgres_changes on recipes, grocery_items and meal_plan (migration 003) → router.refresh() (section 7).</w:t>
             </w:r>
           </w:p>
         </w:tc>
@@ -1143,7 +1175,7 @@
                 <w:color w:val="263238"/>
                 <w:sz w:val="17"/>
               </w:rPr>
-              <w:t xml:space="preserve">Hosting</w:t>
+              <w:t xml:space="preserve">Storage</w:t>
             </w:r>
           </w:p>
         </w:tc>
@@ -1167,57 +1199,7 @@
                 <w:color w:val="263238"/>
                 <w:sz w:val="17"/>
               </w:rPr>
-              <w:t xml:space="preserve">Vercel Hobby, deploys from GitHub main: https://ramiyas-recipes.vercel.app.</w:t>
-            </w:r>
-          </w:p>
-        </w:tc>
-      </w:tr>
-      <w:tr>
-        <w:tc>
-          <w:tcPr>
-            <w:tcW w:type="dxa" w:w="1872"/>
-            <w:vAlign w:val="center"/>
-            <w:tcMar>
-              <w:top w:w="100" w:type="dxa"/>
-              <w:start w:w="120" w:type="dxa"/>
-              <w:bottom w:w="100" w:type="dxa"/>
-              <w:end w:w="120" w:type="dxa"/>
-            </w:tcMar>
-          </w:tcPr>
-          <w:p>
-            <w:pPr>
-              <w:spacing w:after="0"/>
-            </w:pPr>
-            <w:r>
-              <w:rPr>
-                <w:color w:val="263238"/>
-                <w:sz w:val="17"/>
-              </w:rPr>
-              <w:t xml:space="preserve">App distribution (planned)</w:t>
-            </w:r>
-          </w:p>
-        </w:tc>
-        <w:tc>
-          <w:tcPr>
-            <w:tcW w:type="dxa" w:w="7488"/>
-            <w:vAlign w:val="center"/>
-            <w:tcMar>
-              <w:top w:w="100" w:type="dxa"/>
-              <w:start w:w="120" w:type="dxa"/>
-              <w:bottom w:w="100" w:type="dxa"/>
-              <w:end w:w="120" w:type="dxa"/>
-            </w:tcMar>
-          </w:tcPr>
-          <w:p>
-            <w:pPr>
-              <w:spacing w:after="0"/>
-            </w:pPr>
-            <w:r>
-              <w:rPr>
-                <w:color w:val="263238"/>
-                <w:sz w:val="17"/>
-              </w:rPr>
-              <w:t xml:space="preserve">Unsigned .ipa built by GitHub Actions on a version tag, published as a GitHub Release with a SideStore source file; SideStore signs and installs it.</w:t>
+              <w:t xml:space="preserve">Public buckets photos, originals and handwriting; uploads only by signed URL.</w:t>
             </w:r>
           </w:p>
         </w:tc>
@@ -1267,7 +1249,7 @@
                 <w:color w:val="263238"/>
                 <w:sz w:val="17"/>
               </w:rPr>
-              <w:t xml:space="preserve">.github/workflows/keep-supabase-awake.yml calls keep_alive() on Mondays and Thursdays so the free project does not pause.</w:t>
+              <w:t xml:space="preserve">.github/workflows/keep-supabase-awake.yml calls keep_alive() twice a week.</w:t>
             </w:r>
           </w:p>
         </w:tc>
@@ -1280,68 +1262,10 @@
     </w:p>
     <w:p>
       <w:pPr>
-        <w:pStyle w:val="Heading2"/>
-      </w:pPr>
-      <w:r>
-        <w:t xml:space="preserve">2.1 Logical data flow</w:t>
-      </w:r>
-    </w:p>
-    <w:p>
-      <w:pPr>
-        <w:pStyle w:val="ListBullet"/>
-        <w:spacing w:after="40"/>
-      </w:pPr>
-      <w:r>
-        <w:t xml:space="preserve">A visitor opens the website's cover (/), a category (/category/[slug]) or a recipe (/recipe/[slug]). The server renders it from listRecipes/getRecipe (deleted_at is null) and caches it for up to 60 seconds.</w:t>
-      </w:r>
-    </w:p>
-    <w:p>
-      <w:pPr>
-        <w:pStyle w:val="ListBullet"/>
-        <w:spacing w:after="40"/>
-      </w:pPr>
-      <w:r>
-        <w:t xml:space="preserve">The app downloads recipes whose updated_at is newer than its last sync, including soft-deleted ones, and keeps them in SwiftData.</w:t>
-      </w:r>
-    </w:p>
-    <w:p>
-      <w:pPr>
-        <w:pStyle w:val="ListBullet"/>
-        <w:spacing w:after="40"/>
-      </w:pPr>
-      <w:r>
-        <w:t xml:space="preserve">On save, the app POSTs the whole recipe to save-recipe with x-write-key. save_recipe() upserts the recipe and replaces its groups, ingredients and steps in one transaction, bumping updated_at.</w:t>
-      </w:r>
-    </w:p>
-    <w:p>
-      <w:pPr>
-        <w:pStyle w:val="ListBullet"/>
-        <w:spacing w:after="40"/>
-      </w:pPr>
-      <w:r>
-        <w:t xml:space="preserve">Files are uploaded straight to Storage with a signed URL from save-recipe (action upload-url); the returned path is saved on the recipe.</w:t>
-      </w:r>
-    </w:p>
-    <w:p>
-      <w:pPr>
-        <w:pStyle w:val="ListBullet"/>
-        <w:spacing w:after="40"/>
-      </w:pPr>
-      <w:r>
-        <w:t xml:space="preserve">Within about a minute the website regenerates the affected pages; other devices see the change on their next sync.</w:t>
-      </w:r>
-    </w:p>
-    <w:p>
-      <w:pPr>
         <w:pStyle w:val="Heading1"/>
       </w:pPr>
       <w:r>
         <w:t xml:space="preserve">3. Authentication, Authorization, and User Isolation</w:t>
-      </w:r>
-    </w:p>
-    <w:p>
-      <w:r>
-        <w:t xml:space="preserve">There is no sign-in: the owner chose on 2026-10-20 to leave the login page out and queue it. Reading is public. Writing requires the write key, which only the owner's iPad holds.</w:t>
       </w:r>
     </w:p>
     <w:tbl>
@@ -1448,7 +1372,7 @@
                 <w:color w:val="263238"/>
                 <w:sz w:val="17"/>
               </w:rPr>
-              <w:t xml:space="preserve">RLS policy “public read” (select, anon and authenticated) on all five tables. Do not store anything private in recipes until sign-in exists.</w:t>
+              <w:t xml:space="preserve">RLS “public read” on every table. Nothing private is stored until sign-in exists.</w:t>
             </w:r>
           </w:p>
         </w:tc>
@@ -1498,7 +1422,7 @@
                 <w:color w:val="263238"/>
                 <w:sz w:val="17"/>
               </w:rPr>
-              <w:t xml:space="preserve">No insert/update/delete policies, and INSERT, UPDATE, DELETE and TRUNCATE are revoked from anon and authenticated, so a mistaken policy still cannot open writes.</w:t>
+              <w:t xml:space="preserve">INSERT, UPDATE, DELETE and TRUNCATE revoked from anon and authenticated; no write policies.</w:t>
             </w:r>
           </w:p>
         </w:tc>
@@ -1548,7 +1472,7 @@
                 <w:color w:val="263238"/>
                 <w:sz w:val="17"/>
               </w:rPr>
-              <w:t xml:space="preserve">save_recipe(jsonb) and delete_recipe(uuid): EXECUTE revoked from public, anon and authenticated; granted only to service_role.</w:t>
+              <w:t xml:space="preserve">save_recipe, delete_recipe, record_cooked, add_groceries, set_grocery_checked, clear_groceries, plan_add, plan_remove: EXECUTE revoked from public, anon and authenticated; granted to service_role only.</w:t>
             </w:r>
           </w:p>
         </w:tc>
@@ -1598,7 +1522,57 @@
                 <w:color w:val="263238"/>
                 <w:sz w:val="17"/>
               </w:rPr>
-              <w:t xml:space="preserve">save-recipe is deployed with verify_jwt = false (supabase/config.toml) and compares x-write-key with the WRITE_KEY secret in constant time; anything else gets 401.</w:t>
+              <w:t xml:space="preserve">verify_jwt = false; x-write-key compared with the WRITE_KEY secret in constant time; anything else gets 401.</w:t>
+            </w:r>
+          </w:p>
+        </w:tc>
+      </w:tr>
+      <w:tr>
+        <w:tc>
+          <w:tcPr>
+            <w:tcW w:type="dxa" w:w="2160"/>
+            <w:vAlign w:val="center"/>
+            <w:tcMar>
+              <w:top w:w="100" w:type="dxa"/>
+              <w:start w:w="120" w:type="dxa"/>
+              <w:bottom w:w="100" w:type="dxa"/>
+              <w:end w:w="120" w:type="dxa"/>
+            </w:tcMar>
+          </w:tcPr>
+          <w:p>
+            <w:pPr>
+              <w:spacing w:after="0"/>
+            </w:pPr>
+            <w:r>
+              <w:rPr>
+                <w:color w:val="263238"/>
+                <w:sz w:val="17"/>
+              </w:rPr>
+              <w:t xml:space="preserve">Website unlock</w:t>
+            </w:r>
+          </w:p>
+        </w:tc>
+        <w:tc>
+          <w:tcPr>
+            <w:tcW w:type="dxa" w:w="7200"/>
+            <w:vAlign w:val="center"/>
+            <w:tcMar>
+              <w:top w:w="100" w:type="dxa"/>
+              <w:start w:w="120" w:type="dxa"/>
+              <w:bottom w:w="100" w:type="dxa"/>
+              <w:end w:w="120" w:type="dxa"/>
+            </w:tcMar>
+          </w:tcPr>
+          <w:p>
+            <w:pPr>
+              <w:spacing w:after="0"/>
+            </w:pPr>
+            <w:r>
+              <w:rPr>
+                <w:color w:val="263238"/>
+                <w:sz w:val="17"/>
+              </w:rPr>
+              <w:t xml:space="preserve">Settings posts the key; it is checked with save-recipe (a wrong key waits 1 second) and stored in an httpOnly, SameSite=Strict cookie (Secure in production) for a year, with a readable rb_unlocked flag that only shows editing buttons. Lock editing deletes both.</w:t>
             </w:r>
           </w:p>
         </w:tc>
@@ -1648,7 +1622,7 @@
                 <w:color w:val="263238"/>
                 <w:sz w:val="17"/>
               </w:rPr>
-              <w:t xml:space="preserve">64 hex characters (openssl rand -hex 32). Stored as a Supabase secret and in the iPad Keychain; never in the repo, the app binary, Vercel, or chat. Rotate with npm run setup:supabase (takes effect immediately, no redeploy).</w:t>
+              <w:t xml:space="preserve">64 hex characters; Supabase secret, the owner's password manager and .env.local (git-ignored, not read by the site). Never NEXT_PUBLIC_. Rotate with npm run setup:supabase.</w:t>
             </w:r>
           </w:p>
         </w:tc>
@@ -1674,7 +1648,7 @@
                 <w:color w:val="263238"/>
                 <w:sz w:val="17"/>
               </w:rPr>
-              <w:t xml:space="preserve">Service role key</w:t>
+              <w:t xml:space="preserve">Realtime</w:t>
             </w:r>
           </w:p>
         </w:tc>
@@ -1698,157 +1672,7 @@
                 <w:color w:val="263238"/>
                 <w:sz w:val="17"/>
               </w:rPr>
-              <w:t xml:space="preserve">Exists only inside the Edge Function environment (provided by Supabase). The website and app never have it.</w:t>
-            </w:r>
-          </w:p>
-        </w:tc>
-      </w:tr>
-      <w:tr>
-        <w:tc>
-          <w:tcPr>
-            <w:tcW w:type="dxa" w:w="2160"/>
-            <w:vAlign w:val="center"/>
-            <w:tcMar>
-              <w:top w:w="100" w:type="dxa"/>
-              <w:start w:w="120" w:type="dxa"/>
-              <w:bottom w:w="100" w:type="dxa"/>
-              <w:end w:w="120" w:type="dxa"/>
-            </w:tcMar>
-          </w:tcPr>
-          <w:p>
-            <w:pPr>
-              <w:spacing w:after="0"/>
-            </w:pPr>
-            <w:r>
-              <w:rPr>
-                <w:color w:val="263238"/>
-                <w:sz w:val="17"/>
-              </w:rPr>
-              <w:t xml:space="preserve">Website unlock</w:t>
-            </w:r>
-          </w:p>
-        </w:tc>
-        <w:tc>
-          <w:tcPr>
-            <w:tcW w:type="dxa" w:w="7200"/>
-            <w:vAlign w:val="center"/>
-            <w:tcMar>
-              <w:top w:w="100" w:type="dxa"/>
-              <w:start w:w="120" w:type="dxa"/>
-              <w:bottom w:w="100" w:type="dxa"/>
-              <w:end w:w="120" w:type="dxa"/>
-            </w:tcMar>
-          </w:tcPr>
-          <w:p>
-            <w:pPr>
-              <w:spacing w:after="0"/>
-            </w:pPr>
-            <w:r>
-              <w:rPr>
-                <w:color w:val="263238"/>
-                <w:sz w:val="17"/>
-              </w:rPr>
-              <w:t xml:space="preserve">Planned (R2): the write key in an httpOnly cookie per browser; editing UI shown only when unlocked; Lock editing deletes the cookie. Unlock attempts are rate limited.</w:t>
-            </w:r>
-          </w:p>
-        </w:tc>
-      </w:tr>
-      <w:tr>
-        <w:tc>
-          <w:tcPr>
-            <w:tcW w:type="dxa" w:w="2160"/>
-            <w:vAlign w:val="center"/>
-            <w:tcMar>
-              <w:top w:w="100" w:type="dxa"/>
-              <w:start w:w="120" w:type="dxa"/>
-              <w:bottom w:w="100" w:type="dxa"/>
-              <w:end w:w="120" w:type="dxa"/>
-            </w:tcMar>
-          </w:tcPr>
-          <w:p>
-            <w:pPr>
-              <w:spacing w:after="0"/>
-            </w:pPr>
-            <w:r>
-              <w:rPr>
-                <w:color w:val="263238"/>
-                <w:sz w:val="17"/>
-              </w:rPr>
-              <w:t xml:space="preserve">Storage</w:t>
-            </w:r>
-          </w:p>
-        </w:tc>
-        <w:tc>
-          <w:tcPr>
-            <w:tcW w:type="dxa" w:w="7200"/>
-            <w:vAlign w:val="center"/>
-            <w:tcMar>
-              <w:top w:w="100" w:type="dxa"/>
-              <w:start w:w="120" w:type="dxa"/>
-              <w:bottom w:w="100" w:type="dxa"/>
-              <w:end w:w="120" w:type="dxa"/>
-            </w:tcMar>
-          </w:tcPr>
-          <w:p>
-            <w:pPr>
-              <w:spacing w:after="0"/>
-            </w:pPr>
-            <w:r>
-              <w:rPr>
-                <w:color w:val="263238"/>
-                <w:sz w:val="17"/>
-              </w:rPr>
-              <w:t xml:space="preserve">Buckets are public for reading; there are no upload policies, so uploads need a signed URL from save-recipe. Size and type limits: originals 20 MB (JPEG, PNG, HEIC/HEIF, PDF); handwriting 10 MB (PNG, drawing data).</w:t>
-            </w:r>
-          </w:p>
-        </w:tc>
-      </w:tr>
-      <w:tr>
-        <w:tc>
-          <w:tcPr>
-            <w:tcW w:type="dxa" w:w="2160"/>
-            <w:vAlign w:val="center"/>
-            <w:tcMar>
-              <w:top w:w="100" w:type="dxa"/>
-              <w:start w:w="120" w:type="dxa"/>
-              <w:bottom w:w="100" w:type="dxa"/>
-              <w:end w:w="120" w:type="dxa"/>
-            </w:tcMar>
-          </w:tcPr>
-          <w:p>
-            <w:pPr>
-              <w:spacing w:after="0"/>
-            </w:pPr>
-            <w:r>
-              <w:rPr>
-                <w:color w:val="263238"/>
-                <w:sz w:val="17"/>
-              </w:rPr>
-              <w:t xml:space="preserve">Future sign-in</w:t>
-            </w:r>
-          </w:p>
-        </w:tc>
-        <w:tc>
-          <w:tcPr>
-            <w:tcW w:type="dxa" w:w="7200"/>
-            <w:vAlign w:val="center"/>
-            <w:tcMar>
-              <w:top w:w="100" w:type="dxa"/>
-              <w:start w:w="120" w:type="dxa"/>
-              <w:bottom w:w="100" w:type="dxa"/>
-              <w:end w:w="120" w:type="dxa"/>
-            </w:tcMar>
-          </w:tcPr>
-          <w:p>
-            <w:pPr>
-              <w:spacing w:after="0"/>
-            </w:pPr>
-            <w:r>
-              <w:rPr>
-                <w:color w:val="263238"/>
-                <w:sz w:val="17"/>
-              </w:rPr>
-              <w:t xml:space="preserve">Queued: Supabase Auth, owner_id defaulting to auth.uid(), owner-only RLS, child tables checked through their recipe, an optional shared flag; replaces the write key.</w:t>
+              <w:t xml:space="preserve">Change events are sent only to readers allowed by RLS; all three tables are public read, so events reveal nothing that isn't already public.</w:t>
             </w:r>
           </w:p>
         </w:tc>
@@ -1895,7 +1719,7 @@
                 <w:color w:val="263238"/>
                 <w:sz w:val="18"/>
               </w:rPr>
-              <w:t xml:space="preserve">The write key is the only thing between the public and changes to the recipe book. Keep it out of every file that is committed or shipped, and rotate it if it is ever pasted somewhere it shouldn't be.</w:t>
+              <w:t xml:space="preserve">The write key is the only thing between the public and changes to the recipe book. Keep it out of every committed or shipped file, and rotate it if it is ever pasted somewhere it shouldn't be.</w:t>
             </w:r>
           </w:p>
         </w:tc>
@@ -1922,13 +1746,13 @@
         <w:tblLook w:firstColumn="1" w:firstRow="1" w:lastColumn="0" w:lastRow="0" w:noHBand="0" w:noVBand="1" w:val="04A0"/>
       </w:tblPr>
       <w:tblGrid>
-        <w:gridCol w:w="2088"/>
-        <w:gridCol w:w="7272"/>
+        <w:gridCol w:w="2448"/>
+        <w:gridCol w:w="6912"/>
       </w:tblGrid>
       <w:tr>
         <w:tc>
           <w:tcPr>
-            <w:tcW w:type="dxa" w:w="2088"/>
+            <w:tcW w:type="dxa" w:w="2448"/>
             <w:shd w:fill="14213D"/>
             <w:vAlign w:val="center"/>
             <w:tcMar>
@@ -1951,7 +1775,7 @@
         </w:tc>
         <w:tc>
           <w:tcPr>
-            <w:tcW w:type="dxa" w:w="7272"/>
+            <w:tcW w:type="dxa" w:w="6912"/>
             <w:shd w:fill="14213D"/>
             <w:vAlign w:val="center"/>
             <w:tcMar>
@@ -1976,7 +1800,7 @@
       <w:tr>
         <w:tc>
           <w:tcPr>
-            <w:tcW w:type="dxa" w:w="2088"/>
+            <w:tcW w:type="dxa" w:w="2448"/>
             <w:vAlign w:val="center"/>
             <w:tcMar>
               <w:top w:w="100" w:type="dxa"/>
@@ -1994,13 +1818,13 @@
                 <w:color w:val="263238"/>
                 <w:sz w:val="17"/>
               </w:rPr>
-              <w:t xml:space="preserve">Today (deployed)</w:t>
+              <w:t xml:space="preserve">Shell</w:t>
             </w:r>
           </w:p>
         </w:tc>
         <w:tc>
           <w:tcPr>
-            <w:tcW w:type="dxa" w:w="7272"/>
+            <w:tcW w:type="dxa" w:w="6912"/>
             <w:vAlign w:val="center"/>
             <w:tcMar>
               <w:top w:w="100" w:type="dxa"/>
@@ -2018,7 +1842,7 @@
                 <w:color w:val="263238"/>
                 <w:sz w:val="17"/>
               </w:rPr>
-              <w:t xml:space="preserve">Cover (/), categories (/category/[slug]) and the book-page recipe view (/recipe/[slug]). Replaced in R1; the book page becomes the writing page.</w:t>
+              <w:t xml:space="preserve">src/app/layout.tsx (fonts, metadata, Home Screen title, Offline, LiveUpdates), AppNav (sidebar and bottom tabs), AddButton (+ and Add sheet).</w:t>
             </w:r>
           </w:p>
         </w:tc>
@@ -2026,7 +1850,7 @@
       <w:tr>
         <w:tc>
           <w:tcPr>
-            <w:tcW w:type="dxa" w:w="2088"/>
+            <w:tcW w:type="dxa" w:w="2448"/>
             <w:vAlign w:val="center"/>
             <w:tcMar>
               <w:top w:w="100" w:type="dxa"/>
@@ -2044,13 +1868,13 @@
                 <w:color w:val="263238"/>
                 <w:sz w:val="17"/>
               </w:rPr>
-              <w:t xml:space="preserve">Shell (R1)</w:t>
+              <w:t xml:space="preserve">Home</w:t>
             </w:r>
           </w:p>
         </w:tc>
         <w:tc>
           <w:tcPr>
-            <w:tcW w:type="dxa" w:w="7272"/>
+            <w:tcW w:type="dxa" w:w="6912"/>
             <w:vAlign w:val="center"/>
             <w:tcMar>
               <w:top w:w="100" w:type="dxa"/>
@@ -2068,7 +1892,7 @@
                 <w:color w:val="263238"/>
                 <w:sz w:val="17"/>
               </w:rPr>
-              <w:t xml:space="preserve">Left sidebar on wide screens, bottom tab bar on phones; + button and Add sheet.</w:t>
+              <w:t xml:space="preserve">src/app/page.tsx; components/home/PickUp.tsx (continue, last opened, Surprise me), WeekPlan.tsx (days, AddMeal, week to Groceries); groceries at a glance; To finish.</w:t>
             </w:r>
           </w:p>
         </w:tc>
@@ -2076,7 +1900,7 @@
       <w:tr>
         <w:tc>
           <w:tcPr>
-            <w:tcW w:type="dxa" w:w="2088"/>
+            <w:tcW w:type="dxa" w:w="2448"/>
             <w:vAlign w:val="center"/>
             <w:tcMar>
               <w:top w:w="100" w:type="dxa"/>
@@ -2094,13 +1918,13 @@
                 <w:color w:val="263238"/>
                 <w:sz w:val="17"/>
               </w:rPr>
-              <w:t xml:space="preserve">Home (R1)</w:t>
+              <w:t xml:space="preserve">Library</w:t>
             </w:r>
           </w:p>
         </w:tc>
         <w:tc>
           <w:tcPr>
-            <w:tcW w:type="dxa" w:w="7272"/>
+            <w:tcW w:type="dxa" w:w="6912"/>
             <w:vAlign w:val="center"/>
             <w:tcMar>
               <w:top w:w="100" w:type="dxa"/>
@@ -2118,7 +1942,7 @@
                 <w:color w:val="263238"/>
                 <w:sz w:val="17"/>
               </w:rPr>
-              <w:t xml:space="preserve">Book shelf: category tabs, Family Favorites, Recently added.</w:t>
+              <w:t xml:space="preserve">src/app/library; LibraryList (search, category and ★ Favorites filters, tag filters), LibraryCard (FavoriteStar), ViewToggle (List | Book).</w:t>
             </w:r>
           </w:p>
         </w:tc>
@@ -2126,7 +1950,7 @@
       <w:tr>
         <w:tc>
           <w:tcPr>
-            <w:tcW w:type="dxa" w:w="2088"/>
+            <w:tcW w:type="dxa" w:w="2448"/>
             <w:vAlign w:val="center"/>
             <w:tcMar>
               <w:top w:w="100" w:type="dxa"/>
@@ -2144,13 +1968,13 @@
                 <w:color w:val="263238"/>
                 <w:sz w:val="17"/>
               </w:rPr>
-              <w:t xml:space="preserve">Library (R1)</w:t>
+              <w:t xml:space="preserve">Book view</w:t>
             </w:r>
           </w:p>
         </w:tc>
         <w:tc>
           <w:tcPr>
-            <w:tcW w:type="dxa" w:w="7272"/>
+            <w:tcW w:type="dxa" w:w="6912"/>
             <w:vAlign w:val="center"/>
             <w:tcMar>
               <w:top w:w="100" w:type="dxa"/>
@@ -2168,7 +1992,7 @@
                 <w:color w:val="263238"/>
                 <w:sz w:val="17"/>
               </w:rPr>
-              <w:t xml:space="preserve">/library: recipe cards, search pill (R4), filter.</w:t>
+              <w:t xml:space="preserve">src/app/book; components/book/BookView.tsx (geometry, packing, page turn), BookBlocks.tsx; src/lib/bookLayout.ts.</w:t>
             </w:r>
           </w:p>
         </w:tc>
@@ -2176,7 +2000,7 @@
       <w:tr>
         <w:tc>
           <w:tcPr>
-            <w:tcW w:type="dxa" w:w="2088"/>
+            <w:tcW w:type="dxa" w:w="2448"/>
             <w:vAlign w:val="center"/>
             <w:tcMar>
               <w:top w:w="100" w:type="dxa"/>
@@ -2194,13 +2018,13 @@
                 <w:color w:val="263238"/>
                 <w:sz w:val="17"/>
               </w:rPr>
-              <w:t xml:space="preserve">Recipe view (R1)</w:t>
+              <w:t xml:space="preserve">Recipe view</w:t>
             </w:r>
           </w:p>
         </w:tc>
         <w:tc>
           <w:tcPr>
-            <w:tcW w:type="dxa" w:w="7272"/>
+            <w:tcW w:type="dxa" w:w="6912"/>
             <w:vAlign w:val="center"/>
             <w:tcMar>
               <w:top w:w="100" w:type="dxa"/>
@@ -2218,7 +2042,7 @@
                 <w:color w:val="263238"/>
                 <w:sz w:val="17"/>
               </w:rPr>
-              <w:t xml:space="preserve">/recipe/[slug]: photo, handwriting title, by/from, stats, ingredients, directions, notes, Add to Groceries, Start Cooking.</w:t>
+              <w:t xml:space="preserve">RecipeView (CoverPhoto, scaler, KitchenButtons, TypeTheLines, RememberRecipe).</w:t>
             </w:r>
           </w:p>
         </w:tc>
@@ -2226,7 +2050,7 @@
       <w:tr>
         <w:tc>
           <w:tcPr>
-            <w:tcW w:type="dxa" w:w="2088"/>
+            <w:tcW w:type="dxa" w:w="2448"/>
             <w:vAlign w:val="center"/>
             <w:tcMar>
               <w:top w:w="100" w:type="dxa"/>
@@ -2244,13 +2068,13 @@
                 <w:color w:val="263238"/>
                 <w:sz w:val="17"/>
               </w:rPr>
-              <w:t xml:space="preserve">Writing page (R2)</w:t>
+              <w:t xml:space="preserve">Writing page</w:t>
             </w:r>
           </w:p>
         </w:tc>
         <w:tc>
           <w:tcPr>
-            <w:tcW w:type="dxa" w:w="7272"/>
+            <w:tcW w:type="dxa" w:w="6912"/>
             <w:vAlign w:val="center"/>
             <w:tcMar>
               <w:top w:w="100" w:type="dxa"/>
@@ -2268,7 +2092,7 @@
                 <w:color w:val="263238"/>
                 <w:sz w:val="17"/>
               </w:rPr>
-              <w:t xml:space="preserve">/new and /recipe/[slug]/edit: the book page as a form, one field per line, drafts.</w:t>
+              <w:t xml:space="preserve">RecipeEditor (lines, PencilPage, PasteText, WebNote, OriginalPanel, HandwrittenPanel); /new, /new/web, /new/photo, /recipe/[slug]/edit (?lines=1).</w:t>
             </w:r>
           </w:p>
         </w:tc>
@@ -2276,7 +2100,7 @@
       <w:tr>
         <w:tc>
           <w:tcPr>
-            <w:tcW w:type="dxa" w:w="2088"/>
+            <w:tcW w:type="dxa" w:w="2448"/>
             <w:vAlign w:val="center"/>
             <w:tcMar>
               <w:top w:w="100" w:type="dxa"/>
@@ -2294,13 +2118,13 @@
                 <w:color w:val="263238"/>
                 <w:sz w:val="17"/>
               </w:rPr>
-              <w:t xml:space="preserve">Import (R3)</w:t>
+              <w:t xml:space="preserve">Kitchen</w:t>
             </w:r>
           </w:p>
         </w:tc>
         <w:tc>
           <w:tcPr>
-            <w:tcW w:type="dxa" w:w="7272"/>
+            <w:tcW w:type="dxa" w:w="6912"/>
             <w:vAlign w:val="center"/>
             <w:tcMar>
               <w:top w:w="100" w:type="dxa"/>
@@ -2318,7 +2142,7 @@
                 <w:color w:val="263238"/>
                 <w:sz w:val="17"/>
               </w:rPr>
-              <w:t xml:space="preserve">/new/web (link) and /new/photo (upload, original beside, Paste text).</w:t>
+              <w:t xml:space="preserve">kitchen/GrocerySheet (shared by recipe and week), GroceryList (offline check-off queue), CookMode (/recipe/[slug]/cook?scale=&amp;step=), Scale.</w:t>
             </w:r>
           </w:p>
         </w:tc>
@@ -2326,7 +2150,7 @@
       <w:tr>
         <w:tc>
           <w:tcPr>
-            <w:tcW w:type="dxa" w:w="2088"/>
+            <w:tcW w:type="dxa" w:w="2448"/>
             <w:vAlign w:val="center"/>
             <w:tcMar>
               <w:top w:w="100" w:type="dxa"/>
@@ -2344,63 +2168,13 @@
                 <w:color w:val="263238"/>
                 <w:sz w:val="17"/>
               </w:rPr>
-              <w:t xml:space="preserve">Groceries and cooking (R4)</w:t>
+              <w:t xml:space="preserve">Settings</w:t>
             </w:r>
           </w:p>
         </w:tc>
         <w:tc>
           <w:tcPr>
-            <w:tcW w:type="dxa" w:w="7272"/>
-            <w:vAlign w:val="center"/>
-            <w:tcMar>
-              <w:top w:w="100" w:type="dxa"/>
-              <w:start w:w="120" w:type="dxa"/>
-              <w:bottom w:w="100" w:type="dxa"/>
-              <w:end w:w="120" w:type="dxa"/>
-            </w:tcMar>
-          </w:tcPr>
-          <w:p>
-            <w:pPr>
-              <w:spacing w:after="0"/>
-            </w:pPr>
-            <w:r>
-              <w:rPr>
-                <w:color w:val="263238"/>
-                <w:sz w:val="17"/>
-              </w:rPr>
-              <w:t xml:space="preserve">/groceries list; /recipe/[slug]/cook step by step with Wake Lock; scaler.</w:t>
-            </w:r>
-          </w:p>
-        </w:tc>
-      </w:tr>
-      <w:tr>
-        <w:tc>
-          <w:tcPr>
-            <w:tcW w:type="dxa" w:w="2088"/>
-            <w:vAlign w:val="center"/>
-            <w:tcMar>
-              <w:top w:w="100" w:type="dxa"/>
-              <w:start w:w="120" w:type="dxa"/>
-              <w:bottom w:w="100" w:type="dxa"/>
-              <w:end w:w="120" w:type="dxa"/>
-            </w:tcMar>
-          </w:tcPr>
-          <w:p>
-            <w:pPr>
-              <w:spacing w:after="0"/>
-            </w:pPr>
-            <w:r>
-              <w:rPr>
-                <w:color w:val="263238"/>
-                <w:sz w:val="17"/>
-              </w:rPr>
-              <w:t xml:space="preserve">Settings (R2)</w:t>
-            </w:r>
-          </w:p>
-        </w:tc>
-        <w:tc>
-          <w:tcPr>
-            <w:tcW w:type="dxa" w:w="7272"/>
+            <w:tcW w:type="dxa" w:w="6912"/>
             <w:vAlign w:val="center"/>
             <w:tcMar>
               <w:top w:w="100" w:type="dxa"/>
@@ -2423,306 +2197,6 @@
           </w:p>
         </w:tc>
       </w:tr>
-      <w:tr>
-        <w:tc>
-          <w:tcPr>
-            <w:tcW w:type="dxa" w:w="2088"/>
-            <w:vAlign w:val="center"/>
-            <w:tcMar>
-              <w:top w:w="100" w:type="dxa"/>
-              <w:start w:w="120" w:type="dxa"/>
-              <w:bottom w:w="100" w:type="dxa"/>
-              <w:end w:w="120" w:type="dxa"/>
-            </w:tcMar>
-          </w:tcPr>
-          <w:p>
-            <w:pPr>
-              <w:spacing w:after="0"/>
-            </w:pPr>
-            <w:r>
-              <w:rPr>
-                <w:color w:val="263238"/>
-                <w:sz w:val="17"/>
-              </w:rPr>
-              <w:t xml:space="preserve">App library</w:t>
-            </w:r>
-          </w:p>
-        </w:tc>
-        <w:tc>
-          <w:tcPr>
-            <w:tcW w:type="dxa" w:w="7272"/>
-            <w:vAlign w:val="center"/>
-            <w:tcMar>
-              <w:top w:w="100" w:type="dxa"/>
-              <w:start w:w="120" w:type="dxa"/>
-              <w:bottom w:w="100" w:type="dxa"/>
-              <w:end w:w="120" w:type="dxa"/>
-            </w:tcMar>
-          </w:tcPr>
-          <w:p>
-            <w:pPr>
-              <w:spacing w:after="0"/>
-            </w:pPr>
-            <w:r>
-              <w:rPr>
-                <w:color w:val="263238"/>
-                <w:sz w:val="17"/>
-              </w:rPr>
-              <w:t xml:space="preserve">Cover, categories, recipe grid and recipe page, offline. App Phase 2.</w:t>
-            </w:r>
-          </w:p>
-        </w:tc>
-      </w:tr>
-      <w:tr>
-        <w:tc>
-          <w:tcPr>
-            <w:tcW w:type="dxa" w:w="2088"/>
-            <w:vAlign w:val="center"/>
-            <w:tcMar>
-              <w:top w:w="100" w:type="dxa"/>
-              <w:start w:w="120" w:type="dxa"/>
-              <w:bottom w:w="100" w:type="dxa"/>
-              <w:end w:w="120" w:type="dxa"/>
-            </w:tcMar>
-          </w:tcPr>
-          <w:p>
-            <w:pPr>
-              <w:spacing w:after="0"/>
-            </w:pPr>
-            <w:r>
-              <w:rPr>
-                <w:color w:val="263238"/>
-                <w:sz w:val="17"/>
-              </w:rPr>
-              <w:t xml:space="preserve">App settings and sync</w:t>
-            </w:r>
-          </w:p>
-        </w:tc>
-        <w:tc>
-          <w:tcPr>
-            <w:tcW w:type="dxa" w:w="7272"/>
-            <w:vAlign w:val="center"/>
-            <w:tcMar>
-              <w:top w:w="100" w:type="dxa"/>
-              <w:start w:w="120" w:type="dxa"/>
-              <w:bottom w:w="100" w:type="dxa"/>
-              <w:end w:w="120" w:type="dxa"/>
-            </w:tcMar>
-          </w:tcPr>
-          <w:p>
-            <w:pPr>
-              <w:spacing w:after="0"/>
-            </w:pPr>
-            <w:r>
-              <w:rPr>
-                <w:color w:val="263238"/>
-                <w:sz w:val="17"/>
-              </w:rPr>
-              <w:t xml:space="preserve">Write key, sync status, last refresh. App Phase 2.</w:t>
-            </w:r>
-          </w:p>
-        </w:tc>
-      </w:tr>
-      <w:tr>
-        <w:tc>
-          <w:tcPr>
-            <w:tcW w:type="dxa" w:w="2088"/>
-            <w:vAlign w:val="center"/>
-            <w:tcMar>
-              <w:top w:w="100" w:type="dxa"/>
-              <w:start w:w="120" w:type="dxa"/>
-              <w:bottom w:w="100" w:type="dxa"/>
-              <w:end w:w="120" w:type="dxa"/>
-            </w:tcMar>
-          </w:tcPr>
-          <w:p>
-            <w:pPr>
-              <w:spacing w:after="0"/>
-            </w:pPr>
-            <w:r>
-              <w:rPr>
-                <w:color w:val="263238"/>
-                <w:sz w:val="17"/>
-              </w:rPr>
-              <w:t xml:space="preserve">App write page</w:t>
-            </w:r>
-          </w:p>
-        </w:tc>
-        <w:tc>
-          <w:tcPr>
-            <w:tcW w:type="dxa" w:w="7272"/>
-            <w:vAlign w:val="center"/>
-            <w:tcMar>
-              <w:top w:w="100" w:type="dxa"/>
-              <w:start w:w="120" w:type="dxa"/>
-              <w:bottom w:w="100" w:type="dxa"/>
-              <w:end w:w="120" w:type="dxa"/>
-            </w:tcMar>
-          </w:tcPr>
-          <w:p>
-            <w:pPr>
-              <w:spacing w:after="0"/>
-            </w:pPr>
-            <w:r>
-              <w:rPr>
-                <w:color w:val="263238"/>
-                <w:sz w:val="17"/>
-              </w:rPr>
-              <w:t xml:space="preserve">Scribble lines and PencilKit page mode, parser, groups, steps, drafts. App Phase 3.</w:t>
-            </w:r>
-          </w:p>
-        </w:tc>
-      </w:tr>
-      <w:tr>
-        <w:tc>
-          <w:tcPr>
-            <w:tcW w:type="dxa" w:w="2088"/>
-            <w:vAlign w:val="center"/>
-            <w:tcMar>
-              <w:top w:w="100" w:type="dxa"/>
-              <w:start w:w="120" w:type="dxa"/>
-              <w:bottom w:w="100" w:type="dxa"/>
-              <w:end w:w="120" w:type="dxa"/>
-            </w:tcMar>
-          </w:tcPr>
-          <w:p>
-            <w:pPr>
-              <w:spacing w:after="0"/>
-            </w:pPr>
-            <w:r>
-              <w:rPr>
-                <w:color w:val="263238"/>
-                <w:sz w:val="17"/>
-              </w:rPr>
-              <w:t xml:space="preserve">App scan and import</w:t>
-            </w:r>
-          </w:p>
-        </w:tc>
-        <w:tc>
-          <w:tcPr>
-            <w:tcW w:type="dxa" w:w="7272"/>
-            <w:vAlign w:val="center"/>
-            <w:tcMar>
-              <w:top w:w="100" w:type="dxa"/>
-              <w:start w:w="120" w:type="dxa"/>
-              <w:bottom w:w="100" w:type="dxa"/>
-              <w:end w:w="120" w:type="dxa"/>
-            </w:tcMar>
-          </w:tcPr>
-          <w:p>
-            <w:pPr>
-              <w:spacing w:after="0"/>
-            </w:pPr>
-            <w:r>
-              <w:rPr>
-                <w:color w:val="263238"/>
-                <w:sz w:val="17"/>
-              </w:rPr>
-              <w:t xml:space="preserve">Document scanner, Photos and Files import, text recognition, originals. App Phase 4.</w:t>
-            </w:r>
-          </w:p>
-        </w:tc>
-      </w:tr>
-      <w:tr>
-        <w:tc>
-          <w:tcPr>
-            <w:tcW w:type="dxa" w:w="2088"/>
-            <w:vAlign w:val="center"/>
-            <w:tcMar>
-              <w:top w:w="100" w:type="dxa"/>
-              <w:start w:w="120" w:type="dxa"/>
-              <w:bottom w:w="100" w:type="dxa"/>
-              <w:end w:w="120" w:type="dxa"/>
-            </w:tcMar>
-          </w:tcPr>
-          <w:p>
-            <w:pPr>
-              <w:spacing w:after="0"/>
-            </w:pPr>
-            <w:r>
-              <w:rPr>
-                <w:color w:val="263238"/>
-                <w:sz w:val="17"/>
-              </w:rPr>
-              <w:t xml:space="preserve">App kitchen</w:t>
-            </w:r>
-          </w:p>
-        </w:tc>
-        <w:tc>
-          <w:tcPr>
-            <w:tcW w:type="dxa" w:w="7272"/>
-            <w:vAlign w:val="center"/>
-            <w:tcMar>
-              <w:top w:w="100" w:type="dxa"/>
-              <w:start w:w="120" w:type="dxa"/>
-              <w:bottom w:w="100" w:type="dxa"/>
-              <w:end w:w="120" w:type="dxa"/>
-            </w:tcMar>
-          </w:tcPr>
-          <w:p>
-            <w:pPr>
-              <w:spacing w:after="0"/>
-            </w:pPr>
-            <w:r>
-              <w:rPr>
-                <w:color w:val="263238"/>
-                <w:sz w:val="17"/>
-              </w:rPr>
-              <w:t xml:space="preserve">Cook mode, serving scaler, search, tag filters, share as PDF. App Phase 5.</w:t>
-            </w:r>
-          </w:p>
-        </w:tc>
-      </w:tr>
-      <w:tr>
-        <w:tc>
-          <w:tcPr>
-            <w:tcW w:type="dxa" w:w="2088"/>
-            <w:vAlign w:val="center"/>
-            <w:tcMar>
-              <w:top w:w="100" w:type="dxa"/>
-              <w:start w:w="120" w:type="dxa"/>
-              <w:bottom w:w="100" w:type="dxa"/>
-              <w:end w:w="120" w:type="dxa"/>
-            </w:tcMar>
-          </w:tcPr>
-          <w:p>
-            <w:pPr>
-              <w:spacing w:after="0"/>
-            </w:pPr>
-            <w:r>
-              <w:rPr>
-                <w:color w:val="263238"/>
-                <w:sz w:val="17"/>
-              </w:rPr>
-              <w:t xml:space="preserve">Release pipeline</w:t>
-            </w:r>
-          </w:p>
-        </w:tc>
-        <w:tc>
-          <w:tcPr>
-            <w:tcW w:type="dxa" w:w="7272"/>
-            <w:vAlign w:val="center"/>
-            <w:tcMar>
-              <w:top w:w="100" w:type="dxa"/>
-              <w:start w:w="120" w:type="dxa"/>
-              <w:bottom w:w="100" w:type="dxa"/>
-              <w:end w:w="120" w:type="dxa"/>
-            </w:tcMar>
-          </w:tcPr>
-          <w:p>
-            <w:pPr>
-              <w:spacing w:after="0"/>
-            </w:pPr>
-            <w:r>
-              <w:rPr>
-                <w:color w:val="263238"/>
-                <w:sz w:val="17"/>
-              </w:rPr>
-              <w:t xml:space="preserve">GitHub Actions build, GitHub Release, SideStore source. App Phase 6.</w:t>
-            </w:r>
-          </w:p>
-        </w:tc>
-      </w:tr>
     </w:tbl>
     <w:p>
       <w:pPr>
@@ -2735,11 +2209,6 @@
       </w:pPr>
       <w:r>
         <w:t xml:space="preserve">5. Core Data Model</w:t>
-      </w:r>
-    </w:p>
-    <w:p>
-      <w:r>
-        <w:t xml:space="preserve">Defined in supabase/migrations/000_initial_schema.sql. The TypeScript types in src/lib/types.ts (Recipe, IngredientGroup, Ingredient, StepGroup) are the shape the website uses; the app's SwiftData models will mirror them. Order within a recipe is kept with position columns, unique per parent.</w:t>
       </w:r>
     </w:p>
     <w:tbl>
@@ -2846,7 +2315,7 @@
                 <w:color w:val="263238"/>
                 <w:sz w:val="17"/>
               </w:rPr>
-              <w:t xml:space="preserve">id uuid (the app may create it offline), slug unique, title, servings, prep_min, cook_min, category (mains | sides | desserts | more), tags text[], notes, source (typed | scribble | pencil | scan | upload), original_file_path, handwriting_path, search tsvector, created_at, updated_at (trigger), deleted_at (soft delete).</w:t>
+              <w:t xml:space="preserve">id uuid, slug unique, title, servings, prep_min, cook_min, category, tags text[] (family-favorite marks a favorite), notes, source (typed | scribble | pencil | scan | upload), original_file_path, handwriting_path, photo_path, author, source_name, source_url, description, times_cooked, imported, search tsvector, created_at, updated_at, deleted_at (soft delete).</w:t>
             </w:r>
           </w:p>
         </w:tc>
@@ -2872,7 +2341,7 @@
                 <w:color w:val="263238"/>
                 <w:sz w:val="17"/>
               </w:rPr>
-              <w:t xml:space="preserve">ingredient_groups</w:t>
+              <w:t xml:space="preserve">ingredient_groups / ingredients</w:t>
             </w:r>
           </w:p>
         </w:tc>
@@ -2896,7 +2365,7 @@
                 <w:color w:val="263238"/>
                 <w:sz w:val="17"/>
               </w:rPr>
-              <w:t xml:space="preserve">id, recipe_id → recipes (cascade), name ('' for loose items), position.</w:t>
+              <w:t xml:space="preserve">Groups by position; ingredients keep quantity as written, unit, item.</w:t>
             </w:r>
           </w:p>
         </w:tc>
@@ -2922,7 +2391,7 @@
                 <w:color w:val="263238"/>
                 <w:sz w:val="17"/>
               </w:rPr>
-              <w:t xml:space="preserve">ingredients</w:t>
+              <w:t xml:space="preserve">step_groups / steps</w:t>
             </w:r>
           </w:p>
         </w:tc>
@@ -2946,7 +2415,7 @@
                 <w:color w:val="263238"/>
                 <w:sz w:val="17"/>
               </w:rPr>
-              <w:t xml:space="preserve">id, group_id → ingredient_groups (cascade), quantity text as written, unit, item, position.</w:t>
+              <w:t xml:space="preserve">▷ steps and their “–” sub-steps by position.</w:t>
             </w:r>
           </w:p>
         </w:tc>
@@ -2972,7 +2441,7 @@
                 <w:color w:val="263238"/>
                 <w:sz w:val="17"/>
               </w:rPr>
-              <w:t xml:space="preserve">step_groups</w:t>
+              <w:t xml:space="preserve">grocery_items</w:t>
             </w:r>
           </w:p>
         </w:tc>
@@ -2996,7 +2465,7 @@
                 <w:color w:val="263238"/>
                 <w:sz w:val="17"/>
               </w:rPr>
-              <w:t xml:space="preserve">id, recipe_id → recipes (cascade), title (the ▷ line), position.</w:t>
+              <w:t xml:space="preserve">id, text, recipe_id → recipes (on delete set null), checked, position, created_at.</w:t>
             </w:r>
           </w:p>
         </w:tc>
@@ -3022,7 +2491,7 @@
                 <w:color w:val="263238"/>
                 <w:sz w:val="17"/>
               </w:rPr>
-              <w:t xml:space="preserve">steps</w:t>
+              <w:t xml:space="preserve">meal_plan</w:t>
             </w:r>
           </w:p>
         </w:tc>
@@ -3046,7 +2515,7 @@
                 <w:color w:val="263238"/>
                 <w:sz w:val="17"/>
               </w:rPr>
-              <w:t xml:space="preserve">id, group_id → step_groups (cascade), text (a “–” line), position.</w:t>
+              <w:t xml:space="preserve">id, day date, recipe_id → recipes (on delete cascade), note, servings (1–100 or null for the recipe's own), position, created_at; a row needs a recipe or a note. plan_add also clears days more than 31 days old.</w:t>
             </w:r>
           </w:p>
         </w:tc>
@@ -3059,7 +2528,7 @@
     </w:p>
     <w:p>
       <w:r>
-        <w:t xml:space="preserve">Planned migration 001 (website step R2) adds to recipes: author, source_name, source_url, photo_path, description, times_cooked (integer, default 0) and imported (boolean, cleared on the first manual save); adds grocery_items (id, text, recipe_id → recipes on delete set null, checked, position, created_at) with public read; extends save_recipe for the new fields; adds write-only functions for groceries and times cooked; and creates a public photos bucket (10 MB, JPEG/PNG/HEIC/WebP).</w:t>
+        <w:t xml:space="preserve">Migrations: 000_initial_schema (run 2026-10-24), 001_redesign_fields_and_groceries (run 2026-10-28), 002_meal_plan (run 2026-10-29), 003_live_updates (adds recipes, grocery_items and meal_plan to the supabase_realtime publication; to run). Each has a rollback and was tested in PGlite first.</w:t>
       </w:r>
     </w:p>
     <w:p>
@@ -3072,20 +2541,7 @@
     </w:p>
     <w:p>
       <w:r>
-        <w:t xml:space="preserve">Takes the Recipe shape as JSON (id?, slug?, title, servings, prepMin, cookMin, category, tags, notes, source, originalFilePath, handwritingPath, ingredientGroups[{name, items[{quantity, unit, item}]}], stepGroups[{title, steps[]}]). It upserts the recipe, deletes and re-inserts its groups (cascading to items and steps), rebuilds search, and clears deleted_at, all in one transaction, so a failed save changes nothing. Slug: the given slug, else slugify(title); kept on update unless one is passed; a clash with another recipe appends the first 8 characters of the id. Search weights: title A, ingredients B, tags, steps and notes C (English).</w:t>
-      </w:r>
-    </w:p>
-    <w:p>
-      <w:pPr>
-        <w:pStyle w:val="Heading2"/>
-      </w:pPr>
-      <w:r>
-        <w:t xml:space="preserve">5.2 Sync fields</w:t>
-      </w:r>
-    </w:p>
-    <w:p>
-      <w:r>
-        <w:t xml:space="preserve">Clients sync by updated_at (indexed). Deletes are soft (delete_recipe sets deleted_at) so every device sees them; the website filters deleted_at is null. With a single writer, the newest save wins.</w:t>
+        <w:t xml:space="preserve">Takes the whole recipe as camelCase JSON, upserts it and replaces its groups and steps in one transaction (a failed save changes nothing), rebuilds search, clears deleted_at. Slugs are kept on update; clashes get the first 8 characters of the id. Favorites, cover photos and Mark as cooked go through the same path (favorites by saving the recipe with the tag toggled).</w:t>
       </w:r>
     </w:p>
     <w:p>
@@ -3093,12 +2549,7 @@
         <w:pStyle w:val="Heading1"/>
       </w:pPr>
       <w:r>
-        <w:t xml:space="preserve">6. Website Page Composition (book page v1)</w:t>
-      </w:r>
-    </w:p>
-    <w:p>
-      <w:r>
-        <w:t xml:space="preserve">These components make up today's book-page recipe view. In the redesign they become the writing page and the View handwritten page screen; the new screens get their own components.</w:t>
+        <w:t xml:space="preserve">6. Parsing and layout rules</w:t>
       </w:r>
     </w:p>
     <w:tbl>
@@ -3132,7 +2583,7 @@
                 <w:color w:val="FFFFFF"/>
                 <w:sz w:val="18"/>
               </w:rPr>
-              <w:t xml:space="preserve">Component</w:t>
+              <w:t xml:space="preserve">Module</w:t>
             </w:r>
           </w:p>
         </w:tc>
@@ -3155,7 +2606,7 @@
                 <w:color w:val="FFFFFF"/>
                 <w:sz w:val="18"/>
               </w:rPr>
-              <w:t xml:space="preserve">Responsibility</w:t>
+              <w:t xml:space="preserve">Rule</w:t>
             </w:r>
           </w:p>
         </w:tc>
@@ -3181,7 +2632,7 @@
                 <w:color w:val="263238"/>
                 <w:sz w:val="17"/>
               </w:rPr>
-              <w:t xml:space="preserve">src/components/RecipePage.tsx</w:t>
+              <w:t xml:space="preserve">src/lib/parse.ts</w:t>
             </w:r>
           </w:p>
         </w:tc>
@@ -3205,7 +2656,7 @@
                 <w:color w:val="263238"/>
                 <w:sz w:val="17"/>
               </w:rPr>
-              <w:t xml:space="preserve">Composes the book page; formats amounts (½ ⅓ ⅔ ¼ ¾); splits ingredient groups into two columns.</w:t>
+              <w:t xml:space="preserve">parseIngredientLine: amount (whole, fraction, mixed, ½-style, range, decimal), a known unit only if case matches (T/TB/Tbsp tablespoons, t/tsp teaspoons), the rest is the item.</w:t>
             </w:r>
           </w:p>
         </w:tc>
@@ -3231,7 +2682,7 @@
                 <w:color w:val="263238"/>
                 <w:sz w:val="17"/>
               </w:rPr>
-              <w:t xml:space="preserve">src/components/StatBox.tsx</w:t>
+              <w:t xml:space="preserve">src/lib/pasteText.ts</w:t>
             </w:r>
           </w:p>
         </w:tc>
@@ -3255,7 +2706,7 @@
                 <w:color w:val="263238"/>
                 <w:sz w:val="17"/>
               </w:rPr>
-              <w:t xml:space="preserve">Servings / Prep time / Cook time cells with the mauve header strip.</w:t>
+              <w:t xml:space="preserve">parseRecipeText: headings, stat box and tag lines (all printed book labels, BOOK_TAG_LABELS), section names, step marks, wrapped lines; tidyHandwriting (stray capitals, “0z”, lone “?”, “6q”, “20z”); splitRunTogether (long comma-free lines split before a cooking verb); joining a word cut across lines; without headings, the tolerant ingredient block (amount within two lines, ingredient-like lines, STEP_START ends it); fixMisreadGrams.</w:t>
             </w:r>
           </w:p>
         </w:tc>
@@ -3281,7 +2732,7 @@
                 <w:color w:val="263238"/>
                 <w:sz w:val="17"/>
               </w:rPr>
-              <w:t xml:space="preserve">src/components/TagRow.tsx</w:t>
+              <w:t xml:space="preserve">src/lib/scale.ts</w:t>
             </w:r>
           </w:p>
         </w:tc>
@@ -3305,7 +2756,7 @@
                 <w:color w:val="263238"/>
                 <w:sz w:val="17"/>
               </w:rPr>
-              <w:t xml:space="preserve">All TAGS as circle checkboxes; SVG hand-drawn ✗ when checked; sr-only “(checked)” text.</w:t>
+              <w:t xml:space="preserve">readAmount / writeAmount / scaleQuantity with kitchen fractions to 1/8 (and 1/6).</w:t>
             </w:r>
           </w:p>
         </w:tc>
@@ -3331,7 +2782,7 @@
                 <w:color w:val="263238"/>
                 <w:sz w:val="17"/>
               </w:rPr>
-              <w:t xml:space="preserve">src/components/SideTabs.tsx</w:t>
+              <w:t xml:space="preserve">src/lib/cook.ts</w:t>
             </w:r>
           </w:p>
         </w:tc>
@@ -3355,7 +2806,7 @@
                 <w:color w:val="263238"/>
                 <w:sz w:val="17"/>
               </w:rPr>
-              <w:t xml:space="preserve">Category tabs; layout 'edge' (vertical on md+, strip on phones) or 'strip' (always horizontal).</w:t>
+              <w:t xml:space="preserve">ingredientsForStep: named sections first, then keyword matches, deduped.</w:t>
             </w:r>
           </w:p>
         </w:tc>
@@ -3381,7 +2832,7 @@
                 <w:color w:val="263238"/>
                 <w:sz w:val="17"/>
               </w:rPr>
-              <w:t xml:space="preserve">src/components/Spiral.tsx</w:t>
+              <w:t xml:space="preserve">src/lib/bookLayout.ts</w:t>
             </w:r>
           </w:p>
         </w:tc>
@@ -3405,7 +2856,7 @@
                 <w:color w:val="263238"/>
                 <w:sz w:val="17"/>
               </w:rPr>
-              <w:t xml:space="preserve">SVG binding rings down the left edge (md+ only, aria-hidden, not printed).</w:t>
+              <w:t xml:space="preserve">Blocks measured in lines and packed onto fixed pages; continued pages; contents; handwriting block for handwritten-only recipes.</w:t>
             </w:r>
           </w:p>
         </w:tc>
@@ -3431,7 +2882,7 @@
                 <w:color w:val="263238"/>
                 <w:sz w:val="17"/>
               </w:rPr>
-              <w:t xml:space="preserve">src/components/Stickers.tsx</w:t>
+              <w:t xml:space="preserve">Tests</w:t>
             </w:r>
           </w:p>
         </w:tc>
@@ -3455,107 +2906,7 @@
                 <w:color w:val="263238"/>
                 <w:sz w:val="17"/>
               </w:rPr>
-              <w:t xml:space="preserve">SVG RollingPin, WhiskAndSpoon, PlateSetting (aria-hidden).</w:t>
-            </w:r>
-          </w:p>
-        </w:tc>
-      </w:tr>
-      <w:tr>
-        <w:tc>
-          <w:tcPr>
-            <w:tcW w:type="dxa" w:w="3024"/>
-            <w:vAlign w:val="center"/>
-            <w:tcMar>
-              <w:top w:w="100" w:type="dxa"/>
-              <w:start w:w="120" w:type="dxa"/>
-              <w:bottom w:w="100" w:type="dxa"/>
-              <w:end w:w="120" w:type="dxa"/>
-            </w:tcMar>
-          </w:tcPr>
-          <w:p>
-            <w:pPr>
-              <w:spacing w:after="0"/>
-            </w:pPr>
-            <w:r>
-              <w:rPr>
-                <w:color w:val="263238"/>
-                <w:sz w:val="17"/>
-              </w:rPr>
-              <w:t xml:space="preserve">src/components/Cover.tsx</w:t>
-            </w:r>
-          </w:p>
-        </w:tc>
-        <w:tc>
-          <w:tcPr>
-            <w:tcW w:type="dxa" w:w="6336"/>
-            <w:vAlign w:val="center"/>
-            <w:tcMar>
-              <w:top w:w="100" w:type="dxa"/>
-              <w:start w:w="120" w:type="dxa"/>
-              <w:bottom w:w="100" w:type="dxa"/>
-              <w:end w:w="120" w:type="dxa"/>
-            </w:tcMar>
-          </w:tcPr>
-          <w:p>
-            <w:pPr>
-              <w:spacing w:after="0"/>
-            </w:pPr>
-            <w:r>
-              <w:rPr>
-                <w:color w:val="263238"/>
-                <w:sz w:val="17"/>
-              </w:rPr>
-              <w:t xml:space="preserve">Cover header, category strip, recipe grid; shared by / and category pages.</w:t>
-            </w:r>
-          </w:p>
-        </w:tc>
-      </w:tr>
-      <w:tr>
-        <w:tc>
-          <w:tcPr>
-            <w:tcW w:type="dxa" w:w="3024"/>
-            <w:vAlign w:val="center"/>
-            <w:tcMar>
-              <w:top w:w="100" w:type="dxa"/>
-              <w:start w:w="120" w:type="dxa"/>
-              <w:bottom w:w="100" w:type="dxa"/>
-              <w:end w:w="120" w:type="dxa"/>
-            </w:tcMar>
-          </w:tcPr>
-          <w:p>
-            <w:pPr>
-              <w:spacing w:after="0"/>
-            </w:pPr>
-            <w:r>
-              <w:rPr>
-                <w:color w:val="263238"/>
-                <w:sz w:val="17"/>
-              </w:rPr>
-              <w:t xml:space="preserve">src/components/RecipeCard.tsx</w:t>
-            </w:r>
-          </w:p>
-        </w:tc>
-        <w:tc>
-          <w:tcPr>
-            <w:tcW w:type="dxa" w:w="6336"/>
-            <w:vAlign w:val="center"/>
-            <w:tcMar>
-              <w:top w:w="100" w:type="dxa"/>
-              <w:start w:w="120" w:type="dxa"/>
-              <w:bottom w:w="100" w:type="dxa"/>
-              <w:end w:w="120" w:type="dxa"/>
-            </w:tcMar>
-          </w:tcPr>
-          <w:p>
-            <w:pPr>
-              <w:spacing w:after="0"/>
-            </w:pPr>
-            <w:r>
-              <w:rPr>
-                <w:color w:val="263238"/>
-                <w:sz w:val="17"/>
-              </w:rPr>
-              <w:t xml:space="preserve">Page-style card linking to /recipe/&lt;slug&gt;, with servings, total time and checked tags.</w:t>
+              <w:t xml:space="preserve">node:test (npm test, 32 tests) with shared/fixtures/ingredient-lines.json and pasted-recipes.json (book page, a recipe site, no headings, the banana bread card as Apple's text recognition and as the owner's Live Text read it).</w:t>
             </w:r>
           </w:p>
         </w:tc>
@@ -3568,15 +2919,10 @@
     </w:p>
     <w:p>
       <w:pPr>
-        <w:pStyle w:val="Heading2"/>
+        <w:pStyle w:val="Heading1"/>
       </w:pPr>
       <w:r>
-        <w:t xml:space="preserve">6.1 Ingredient column split</w:t>
-      </w:r>
-    </w:p>
-    <w:p>
-      <w:r>
-        <w:t xml:space="preserve">Each group becomes lines: its name (if any) followed by its items. Groups are taken in order; a group goes to the left column while the left column holds fewer than half of all lines, otherwise to the right. A blank line separates groups within a column. Both columns are then padded with 'pad' lines to the taller column's height plus one; the right column's last line is a real blank so one spare rule remains when the columns stack. Pad lines are hidden below 768px. The app uses the same rule.</w:t>
+        <w:t xml:space="preserve">7. Offline and live updates</w:t>
       </w:r>
     </w:p>
     <w:p>
@@ -3584,606 +2930,7 @@
         <w:pStyle w:val="Heading2"/>
       </w:pPr>
       <w:r>
-        <w:t xml:space="preserve">6.2 Ruled paper</w:t>
-      </w:r>
-    </w:p>
-    <w:p>
-      <w:r>
-        <w:t xml:space="preserve">The line pitch is 2.25rem. .ruled draws one rule under a single-line item (ingredients). .paper-lines paints rules with a repeating linear gradient for text that wraps (directions, cards), with background-origin: content-box so rules line up with the text under padding. Tailwind text-* utilities also set line-height, so text inside .paper-lines that is a block or flex item needs leading-9 to stay on the rules.</w:t>
-      </w:r>
-    </w:p>
-    <w:p>
-      <w:pPr>
-        <w:pStyle w:val="Heading2"/>
-      </w:pPr>
-      <w:r>
-        <w:t xml:space="preserve">6.3 Design tokens (light only)</w:t>
-      </w:r>
-    </w:p>
-    <w:tbl>
-      <w:tblPr>
-        <w:tblStyle w:val="TableGrid"/>
-        <w:tblW w:type="auto" w:w="0"/>
-        <w:jc w:val="center"/>
-        <w:tblLook w:firstColumn="1" w:firstRow="1" w:lastColumn="0" w:lastRow="0" w:noHBand="0" w:noVBand="1" w:val="04A0"/>
-      </w:tblPr>
-      <w:tblGrid>
-        <w:gridCol w:w="2880"/>
-        <w:gridCol w:w="6480"/>
-      </w:tblGrid>
-      <w:tr>
-        <w:tc>
-          <w:tcPr>
-            <w:tcW w:type="dxa" w:w="2880"/>
-            <w:shd w:fill="14213D"/>
-            <w:vAlign w:val="center"/>
-            <w:tcMar>
-              <w:top w:w="100" w:type="dxa"/>
-              <w:start w:w="120" w:type="dxa"/>
-              <w:bottom w:w="100" w:type="dxa"/>
-              <w:end w:w="120" w:type="dxa"/>
-            </w:tcMar>
-          </w:tcPr>
-          <w:p>
-            <w:r>
-              <w:rPr>
-                <w:b/>
-                <w:color w:val="FFFFFF"/>
-                <w:sz w:val="18"/>
-              </w:rPr>
-              <w:t xml:space="preserve">Token</w:t>
-            </w:r>
-          </w:p>
-        </w:tc>
-        <w:tc>
-          <w:tcPr>
-            <w:tcW w:type="dxa" w:w="6480"/>
-            <w:shd w:fill="14213D"/>
-            <w:vAlign w:val="center"/>
-            <w:tcMar>
-              <w:top w:w="100" w:type="dxa"/>
-              <w:start w:w="120" w:type="dxa"/>
-              <w:bottom w:w="100" w:type="dxa"/>
-              <w:end w:w="120" w:type="dxa"/>
-            </w:tcMar>
-          </w:tcPr>
-          <w:p>
-            <w:r>
-              <w:rPr>
-                <w:b/>
-                <w:color w:val="FFFFFF"/>
-                <w:sz w:val="18"/>
-              </w:rPr>
-              <w:t xml:space="preserve">Value and use</w:t>
-            </w:r>
-          </w:p>
-        </w:tc>
-      </w:tr>
-      <w:tr>
-        <w:tc>
-          <w:tcPr>
-            <w:tcW w:type="dxa" w:w="2880"/>
-            <w:vAlign w:val="center"/>
-            <w:tcMar>
-              <w:top w:w="100" w:type="dxa"/>
-              <w:start w:w="120" w:type="dxa"/>
-              <w:bottom w:w="100" w:type="dxa"/>
-              <w:end w:w="120" w:type="dxa"/>
-            </w:tcMar>
-          </w:tcPr>
-          <w:p>
-            <w:pPr>
-              <w:spacing w:after="0"/>
-            </w:pPr>
-            <w:r>
-              <w:rPr>
-                <w:color w:val="263238"/>
-                <w:sz w:val="17"/>
-              </w:rPr>
-              <w:t xml:space="preserve">--bg</w:t>
-            </w:r>
-          </w:p>
-        </w:tc>
-        <w:tc>
-          <w:tcPr>
-            <w:tcW w:type="dxa" w:w="6480"/>
-            <w:vAlign w:val="center"/>
-            <w:tcMar>
-              <w:top w:w="100" w:type="dxa"/>
-              <w:start w:w="120" w:type="dxa"/>
-              <w:bottom w:w="100" w:type="dxa"/>
-              <w:end w:w="120" w:type="dxa"/>
-            </w:tcMar>
-          </w:tcPr>
-          <w:p>
-            <w:pPr>
-              <w:spacing w:after="0"/>
-            </w:pPr>
-            <w:r>
-              <w:rPr>
-                <w:color w:val="263238"/>
-                <w:sz w:val="17"/>
-              </w:rPr>
-              <w:t xml:space="preserve">#FBF8F2 cream — page background</w:t>
-            </w:r>
-          </w:p>
-        </w:tc>
-      </w:tr>
-      <w:tr>
-        <w:tc>
-          <w:tcPr>
-            <w:tcW w:type="dxa" w:w="2880"/>
-            <w:vAlign w:val="center"/>
-            <w:tcMar>
-              <w:top w:w="100" w:type="dxa"/>
-              <w:start w:w="120" w:type="dxa"/>
-              <w:bottom w:w="100" w:type="dxa"/>
-              <w:end w:w="120" w:type="dxa"/>
-            </w:tcMar>
-          </w:tcPr>
-          <w:p>
-            <w:pPr>
-              <w:spacing w:after="0"/>
-            </w:pPr>
-            <w:r>
-              <w:rPr>
-                <w:color w:val="263238"/>
-                <w:sz w:val="17"/>
-              </w:rPr>
-              <w:t xml:space="preserve">--surface</w:t>
-            </w:r>
-          </w:p>
-        </w:tc>
-        <w:tc>
-          <w:tcPr>
-            <w:tcW w:type="dxa" w:w="6480"/>
-            <w:vAlign w:val="center"/>
-            <w:tcMar>
-              <w:top w:w="100" w:type="dxa"/>
-              <w:start w:w="120" w:type="dxa"/>
-              <w:bottom w:w="100" w:type="dxa"/>
-              <w:end w:w="120" w:type="dxa"/>
-            </w:tcMar>
-          </w:tcPr>
-          <w:p>
-            <w:pPr>
-              <w:spacing w:after="0"/>
-            </w:pPr>
-            <w:r>
-              <w:rPr>
-                <w:color w:val="263238"/>
-                <w:sz w:val="17"/>
-              </w:rPr>
-              <w:t xml:space="preserve">#FFFFFF — cards, sheets, tab bar</w:t>
-            </w:r>
-          </w:p>
-        </w:tc>
-      </w:tr>
-      <w:tr>
-        <w:tc>
-          <w:tcPr>
-            <w:tcW w:type="dxa" w:w="2880"/>
-            <w:vAlign w:val="center"/>
-            <w:tcMar>
-              <w:top w:w="100" w:type="dxa"/>
-              <w:start w:w="120" w:type="dxa"/>
-              <w:bottom w:w="100" w:type="dxa"/>
-              <w:end w:w="120" w:type="dxa"/>
-            </w:tcMar>
-          </w:tcPr>
-          <w:p>
-            <w:pPr>
-              <w:spacing w:after="0"/>
-            </w:pPr>
-            <w:r>
-              <w:rPr>
-                <w:color w:val="263238"/>
-                <w:sz w:val="17"/>
-              </w:rPr>
-              <w:t xml:space="preserve">--surface-muted</w:t>
-            </w:r>
-          </w:p>
-        </w:tc>
-        <w:tc>
-          <w:tcPr>
-            <w:tcW w:type="dxa" w:w="6480"/>
-            <w:vAlign w:val="center"/>
-            <w:tcMar>
-              <w:top w:w="100" w:type="dxa"/>
-              <w:start w:w="120" w:type="dxa"/>
-              <w:bottom w:w="100" w:type="dxa"/>
-              <w:end w:w="120" w:type="dxa"/>
-            </w:tcMar>
-          </w:tcPr>
-          <w:p>
-            <w:pPr>
-              <w:spacing w:after="0"/>
-            </w:pPr>
-            <w:r>
-              <w:rPr>
-                <w:color w:val="263238"/>
-                <w:sz w:val="17"/>
-              </w:rPr>
-              <w:t xml:space="preserve">#F1EEE8 — search pill, inactive segment, notes</w:t>
-            </w:r>
-          </w:p>
-        </w:tc>
-      </w:tr>
-      <w:tr>
-        <w:tc>
-          <w:tcPr>
-            <w:tcW w:type="dxa" w:w="2880"/>
-            <w:vAlign w:val="center"/>
-            <w:tcMar>
-              <w:top w:w="100" w:type="dxa"/>
-              <w:start w:w="120" w:type="dxa"/>
-              <w:bottom w:w="100" w:type="dxa"/>
-              <w:end w:w="120" w:type="dxa"/>
-            </w:tcMar>
-          </w:tcPr>
-          <w:p>
-            <w:pPr>
-              <w:spacing w:after="0"/>
-            </w:pPr>
-            <w:r>
-              <w:rPr>
-                <w:color w:val="263238"/>
-                <w:sz w:val="17"/>
-              </w:rPr>
-              <w:t xml:space="preserve">--text / --text-muted</w:t>
-            </w:r>
-          </w:p>
-        </w:tc>
-        <w:tc>
-          <w:tcPr>
-            <w:tcW w:type="dxa" w:w="6480"/>
-            <w:vAlign w:val="center"/>
-            <w:tcMar>
-              <w:top w:w="100" w:type="dxa"/>
-              <w:start w:w="120" w:type="dxa"/>
-              <w:bottom w:w="100" w:type="dxa"/>
-              <w:end w:w="120" w:type="dxa"/>
-            </w:tcMar>
-          </w:tcPr>
-          <w:p>
-            <w:pPr>
-              <w:spacing w:after="0"/>
-            </w:pPr>
-            <w:r>
-              <w:rPr>
-                <w:color w:val="263238"/>
-                <w:sz w:val="17"/>
-              </w:rPr>
-              <w:t xml:space="preserve">#1C1B19 / #77736C — interface text</w:t>
-            </w:r>
-          </w:p>
-        </w:tc>
-      </w:tr>
-      <w:tr>
-        <w:tc>
-          <w:tcPr>
-            <w:tcW w:type="dxa" w:w="2880"/>
-            <w:vAlign w:val="center"/>
-            <w:tcMar>
-              <w:top w:w="100" w:type="dxa"/>
-              <w:start w:w="120" w:type="dxa"/>
-              <w:bottom w:w="100" w:type="dxa"/>
-              <w:end w:w="120" w:type="dxa"/>
-            </w:tcMar>
-          </w:tcPr>
-          <w:p>
-            <w:pPr>
-              <w:spacing w:after="0"/>
-            </w:pPr>
-            <w:r>
-              <w:rPr>
-                <w:color w:val="263238"/>
-                <w:sz w:val="17"/>
-              </w:rPr>
-              <w:t xml:space="preserve">--divider</w:t>
-            </w:r>
-          </w:p>
-        </w:tc>
-        <w:tc>
-          <w:tcPr>
-            <w:tcW w:type="dxa" w:w="6480"/>
-            <w:vAlign w:val="center"/>
-            <w:tcMar>
-              <w:top w:w="100" w:type="dxa"/>
-              <w:start w:w="120" w:type="dxa"/>
-              <w:bottom w:w="100" w:type="dxa"/>
-              <w:end w:w="120" w:type="dxa"/>
-            </w:tcMar>
-          </w:tcPr>
-          <w:p>
-            <w:pPr>
-              <w:spacing w:after="0"/>
-            </w:pPr>
-            <w:r>
-              <w:rPr>
-                <w:color w:val="263238"/>
-                <w:sz w:val="17"/>
-              </w:rPr>
-              <w:t xml:space="preserve">#E8E4DD — hairlines</w:t>
-            </w:r>
-          </w:p>
-        </w:tc>
-      </w:tr>
-      <w:tr>
-        <w:tc>
-          <w:tcPr>
-            <w:tcW w:type="dxa" w:w="2880"/>
-            <w:vAlign w:val="center"/>
-            <w:tcMar>
-              <w:top w:w="100" w:type="dxa"/>
-              <w:start w:w="120" w:type="dxa"/>
-              <w:bottom w:w="100" w:type="dxa"/>
-              <w:end w:w="120" w:type="dxa"/>
-            </w:tcMar>
-          </w:tcPr>
-          <w:p>
-            <w:pPr>
-              <w:spacing w:after="0"/>
-            </w:pPr>
-            <w:r>
-              <w:rPr>
-                <w:color w:val="263238"/>
-                <w:sz w:val="17"/>
-              </w:rPr>
-              <w:t xml:space="preserve">--accent</w:t>
-            </w:r>
-          </w:p>
-        </w:tc>
-        <w:tc>
-          <w:tcPr>
-            <w:tcW w:type="dxa" w:w="6480"/>
-            <w:vAlign w:val="center"/>
-            <w:tcMar>
-              <w:top w:w="100" w:type="dxa"/>
-              <w:start w:w="120" w:type="dxa"/>
-              <w:bottom w:w="100" w:type="dxa"/>
-              <w:end w:w="120" w:type="dxa"/>
-            </w:tcMar>
-          </w:tcPr>
-          <w:p>
-            <w:pPr>
-              <w:spacing w:after="0"/>
-            </w:pPr>
-            <w:r>
-              <w:rPr>
-                <w:color w:val="263238"/>
-                <w:sz w:val="17"/>
-              </w:rPr>
-              <w:t xml:space="preserve">#1F4D3D Deglaze green — primary buttons, + button, active tab, links</w:t>
-            </w:r>
-          </w:p>
-        </w:tc>
-      </w:tr>
-      <w:tr>
-        <w:tc>
-          <w:tcPr>
-            <w:tcW w:type="dxa" w:w="2880"/>
-            <w:vAlign w:val="center"/>
-            <w:tcMar>
-              <w:top w:w="100" w:type="dxa"/>
-              <w:start w:w="120" w:type="dxa"/>
-              <w:bottom w:w="100" w:type="dxa"/>
-              <w:end w:w="120" w:type="dxa"/>
-            </w:tcMar>
-          </w:tcPr>
-          <w:p>
-            <w:pPr>
-              <w:spacing w:after="0"/>
-            </w:pPr>
-            <w:r>
-              <w:rPr>
-                <w:color w:val="263238"/>
-                <w:sz w:val="17"/>
-              </w:rPr>
-              <w:t xml:space="preserve">--ink</w:t>
-            </w:r>
-          </w:p>
-        </w:tc>
-        <w:tc>
-          <w:tcPr>
-            <w:tcW w:type="dxa" w:w="6480"/>
-            <w:vAlign w:val="center"/>
-            <w:tcMar>
-              <w:top w:w="100" w:type="dxa"/>
-              <w:start w:w="120" w:type="dxa"/>
-              <w:bottom w:w="100" w:type="dxa"/>
-              <w:end w:w="120" w:type="dxa"/>
-            </w:tcMar>
-          </w:tcPr>
-          <w:p>
-            <w:pPr>
-              <w:spacing w:after="0"/>
-            </w:pPr>
-            <w:r>
-              <w:rPr>
-                <w:color w:val="263238"/>
-                <w:sz w:val="17"/>
-              </w:rPr>
-              <w:t xml:space="preserve">#7B3F61 plum — handwritten recipe content</w:t>
-            </w:r>
-          </w:p>
-        </w:tc>
-      </w:tr>
-      <w:tr>
-        <w:tc>
-          <w:tcPr>
-            <w:tcW w:type="dxa" w:w="2880"/>
-            <w:vAlign w:val="center"/>
-            <w:tcMar>
-              <w:top w:w="100" w:type="dxa"/>
-              <w:start w:w="120" w:type="dxa"/>
-              <w:bottom w:w="100" w:type="dxa"/>
-              <w:end w:w="120" w:type="dxa"/>
-            </w:tcMar>
-          </w:tcPr>
-          <w:p>
-            <w:pPr>
-              <w:spacing w:after="0"/>
-            </w:pPr>
-            <w:r>
-              <w:rPr>
-                <w:color w:val="263238"/>
-                <w:sz w:val="17"/>
-              </w:rPr>
-              <w:t xml:space="preserve">Book page</w:t>
-            </w:r>
-          </w:p>
-        </w:tc>
-        <w:tc>
-          <w:tcPr>
-            <w:tcW w:type="dxa" w:w="6480"/>
-            <w:vAlign w:val="center"/>
-            <w:tcMar>
-              <w:top w:w="100" w:type="dxa"/>
-              <w:start w:w="120" w:type="dxa"/>
-              <w:bottom w:w="100" w:type="dxa"/>
-              <w:end w:w="120" w:type="dxa"/>
-            </w:tcMar>
-          </w:tcPr>
-          <w:p>
-            <w:pPr>
-              <w:spacing w:after="0"/>
-            </w:pPr>
-            <w:r>
-              <w:rPr>
-                <w:color w:val="263238"/>
-                <w:sz w:val="17"/>
-              </w:rPr>
-              <w:t xml:space="preserve">--rule #DDD8DC, --label #8C8C8C, --mauve #9A8597, --cover #A3174B, --teal #1E5E5E, tab colors #DDAA3A #EE9A78 #E6B8AE #9FB4BF — writing page, handwritten view, Home shelf tabs</w:t>
-            </w:r>
-          </w:p>
-        </w:tc>
-      </w:tr>
-      <w:tr>
-        <w:tc>
-          <w:tcPr>
-            <w:tcW w:type="dxa" w:w="2880"/>
-            <w:vAlign w:val="center"/>
-            <w:tcMar>
-              <w:top w:w="100" w:type="dxa"/>
-              <w:start w:w="120" w:type="dxa"/>
-              <w:bottom w:w="100" w:type="dxa"/>
-              <w:end w:w="120" w:type="dxa"/>
-            </w:tcMar>
-          </w:tcPr>
-          <w:p>
-            <w:pPr>
-              <w:spacing w:after="0"/>
-            </w:pPr>
-            <w:r>
-              <w:rPr>
-                <w:color w:val="263238"/>
-                <w:sz w:val="17"/>
-              </w:rPr>
-              <w:t xml:space="preserve">Shapes</w:t>
-            </w:r>
-          </w:p>
-        </w:tc>
-        <w:tc>
-          <w:tcPr>
-            <w:tcW w:type="dxa" w:w="6480"/>
-            <w:vAlign w:val="center"/>
-            <w:tcMar>
-              <w:top w:w="100" w:type="dxa"/>
-              <w:start w:w="120" w:type="dxa"/>
-              <w:bottom w:w="100" w:type="dxa"/>
-              <w:end w:w="120" w:type="dxa"/>
-            </w:tcMar>
-          </w:tcPr>
-          <w:p>
-            <w:pPr>
-              <w:spacing w:after="0"/>
-            </w:pPr>
-            <w:r>
-              <w:rPr>
-                <w:color w:val="263238"/>
-                <w:sz w:val="17"/>
-              </w:rPr>
-              <w:t xml:space="preserve">Cards radius 20px with a soft shadow; photos radius 16px; pill buttons 52px tall</w:t>
-            </w:r>
-          </w:p>
-        </w:tc>
-      </w:tr>
-      <w:tr>
-        <w:tc>
-          <w:tcPr>
-            <w:tcW w:type="dxa" w:w="2880"/>
-            <w:vAlign w:val="center"/>
-            <w:tcMar>
-              <w:top w:w="100" w:type="dxa"/>
-              <w:start w:w="120" w:type="dxa"/>
-              <w:bottom w:w="100" w:type="dxa"/>
-              <w:end w:w="120" w:type="dxa"/>
-            </w:tcMar>
-          </w:tcPr>
-          <w:p>
-            <w:pPr>
-              <w:spacing w:after="0"/>
-            </w:pPr>
-            <w:r>
-              <w:rPr>
-                <w:color w:val="263238"/>
-                <w:sz w:val="17"/>
-              </w:rPr>
-              <w:t xml:space="preserve">Fonts</w:t>
-            </w:r>
-          </w:p>
-        </w:tc>
-        <w:tc>
-          <w:tcPr>
-            <w:tcW w:type="dxa" w:w="6480"/>
-            <w:vAlign w:val="center"/>
-            <w:tcMar>
-              <w:top w:w="100" w:type="dxa"/>
-              <w:start w:w="120" w:type="dxa"/>
-              <w:bottom w:w="100" w:type="dxa"/>
-              <w:end w:w="120" w:type="dxa"/>
-            </w:tcMar>
-          </w:tcPr>
-          <w:p>
-            <w:pPr>
-              <w:spacing w:after="0"/>
-            </w:pPr>
-            <w:r>
-              <w:rPr>
-                <w:color w:val="263238"/>
-                <w:sz w:val="17"/>
-              </w:rPr>
-              <w:t xml:space="preserve">Instrument Serif (page titles), Figtree (interface), Patrick Hand (recipe content); Montserrat and Zilla Slab on the book page; the app bundles the same (all OFL licensed)</w:t>
-            </w:r>
-          </w:p>
-        </w:tc>
-      </w:tr>
-    </w:tbl>
-    <w:p>
-      <w:pPr>
-        <w:spacing w:after="20"/>
-      </w:pPr>
-    </w:p>
-    <w:p>
-      <w:r>
-        <w:t xml:space="preserve">The redesign removes the dark-mode token overrides from globals.css (website step R1); the app defines colors without dark variants.</w:t>
-      </w:r>
-    </w:p>
-    <w:p>
-      <w:pPr>
-        <w:pStyle w:val="Heading1"/>
-      </w:pPr>
-      <w:r>
-        <w:t xml:space="preserve">7. iPad App (planned)</w:t>
-      </w:r>
-    </w:p>
-    <w:p>
-      <w:pPr>
-        <w:pStyle w:val="Heading2"/>
-      </w:pPr>
-      <w:r>
-        <w:t xml:space="preserve">7.1 Project and data</w:t>
+        <w:t xml:space="preserve">7.1 Service worker (public/sw.js)</w:t>
       </w:r>
     </w:p>
     <w:p>
@@ -4192,7 +2939,7 @@
         <w:spacing w:after="40"/>
       </w:pPr>
       <w:r>
-        <w:t xml:space="preserve">Xcode project in ios/ in the same repository; iPadOS 17 minimum (SwiftData).</w:t>
+        <w:t xml:space="preserve">Pages (navigations): network first with a 5 s limit, saved to pages-v1; offline, the saved copy (by address, then by path ignoring ?query), else a built-in offline page.</w:t>
       </w:r>
     </w:p>
     <w:p>
@@ -4201,7 +2948,7 @@
         <w:spacing w:after="40"/>
       </w:pPr>
       <w:r>
-        <w:t xml:space="preserve">SwiftData models mirror the five tables; the app is the source of truth for drafts and works fully offline.</w:t>
+        <w:t xml:space="preserve">The site's files (/_next/static, icons, fonts): saved once in files-v1 (names change with each deploy).</w:t>
       </w:r>
     </w:p>
     <w:p>
@@ -4210,7 +2957,7 @@
         <w:spacing w:after="40"/>
       </w:pPr>
       <w:r>
-        <w:t xml:space="preserve">Sync on launch, on pull-to-refresh and after saving: download rows with updated_at after the last sync; push local saves through save-recipe; retry failed pushes later.</w:t>
+        <w:t xml:space="preserve">Pictures (Supabase Storage public objects): refetched in CORS mode so copies aren't opaque; shown from pictures-v1 and refreshed in the background; at most 300 kept.</w:t>
       </w:r>
     </w:p>
     <w:p>
@@ -4219,15 +2966,7 @@
         <w:spacing w:after="40"/>
       </w:pPr>
       <w:r>
-        <w:t xml:space="preserve">Settings: write key in the Keychain, last sync, last refresh, current version.</w:t>
-      </w:r>
-    </w:p>
-    <w:p>
-      <w:pPr>
-        <w:pStyle w:val="Heading2"/>
-      </w:pPr>
-      <w:r>
-        <w:t xml:space="preserve">7.2 Writing</w:t>
+        <w:t xml:space="preserve">Not handled: writes, and the router's own data requests (RSC); when those fail offline, Next.js loads the page instead, which the service worker serves from the saved copy.</w:t>
       </w:r>
     </w:p>
     <w:p>
@@ -4236,7 +2975,7 @@
         <w:spacing w:after="40"/>
       </w:pPr>
       <w:r>
-        <w:t xml:space="preserve">Line mode: each ruled line is a SwiftUI TextField (Scribble works on any text field); an empty line is always appended; drafts are saved after every change.</w:t>
+        <w:t xml:space="preserve">Registered in production only. Bump VERSION in sw.js to drop old saved copies.</w:t>
       </w:r>
     </w:p>
     <w:p>
@@ -4245,7 +2984,7 @@
         <w:spacing w:after="40"/>
       </w:pPr>
       <w:r>
-        <w:t xml:space="preserve">Page mode: a PencilKit canvas over ruled paper. The PKDrawing and a rendered PNG are uploaded to the handwriting bucket; Vision text recognition (accurate level, on device) turns it into text for review.</w:t>
+        <w:t xml:space="preserve">Safari keeps a website's saved data while the site is used at least every few weeks; data for a Home Screen web app is kept separately (section 8).</w:t>
       </w:r>
     </w:p>
     <w:p>
@@ -4253,12 +2992,12 @@
         <w:pStyle w:val="Heading2"/>
       </w:pPr>
       <w:r>
-        <w:t xml:space="preserve">7.3 Parsers</w:t>
+        <w:t xml:space="preserve">7.2 Grocery check-offs offline</w:t>
       </w:r>
     </w:p>
     <w:p>
       <w:r>
-        <w:t xml:space="preserve">parseIngredientLine(text) → quantity / unit / item and parseRecipeText(text) → recipe draft, following the Functional Specification rules (FR-WRITE-003, FR-PASTE-001). Test cases live in shared/fixtures/*.json so the Swift tests (and any website tests) check the same examples, including the reference-photo recipe. toNumber(quantity) is used only by the scaler.</w:t>
+        <w:t xml:space="preserve">GroceryList keeps check-offs that can't be saved in localStorage (rb-grocery-pending, id → checked), shows them over the server's list, and sends them when the connection returns; a refused one shows its message and is dropped.</w:t>
       </w:r>
     </w:p>
     <w:p>
@@ -4266,34 +3005,12 @@
         <w:pStyle w:val="Heading2"/>
       </w:pPr>
       <w:r>
-        <w:t xml:space="preserve">7.4 Scanning, importing and the kitchen</w:t>
+        <w:t xml:space="preserve">7.3 Live updates</w:t>
       </w:r>
     </w:p>
     <w:p>
-      <w:pPr>
-        <w:pStyle w:val="ListBullet"/>
-        <w:spacing w:after="40"/>
-      </w:pPr>
       <w:r>
-        <w:t xml:space="preserve">Document scanner (VNDocumentCameraViewController), PhotosPicker and Files import; PDFs shown with PDFKit, using a PDF's text layer when present.</w:t>
-      </w:r>
-    </w:p>
-    <w:p>
-      <w:pPr>
-        <w:pStyle w:val="ListBullet"/>
-        <w:spacing w:after="40"/>
-      </w:pPr>
-      <w:r>
-        <w:t xml:space="preserve">Originals uploaded to the originals bucket by signed URL; path saved as original_file_path.</w:t>
-      </w:r>
-    </w:p>
-    <w:p>
-      <w:pPr>
-        <w:pStyle w:val="ListBullet"/>
-        <w:spacing w:after="40"/>
-      </w:pPr>
-      <w:r>
-        <w:t xml:space="preserve">Cook mode keeps the screen on (UIApplication.isIdleTimerDisabled) while open; the scaler multiplies parsed amounts and formats them as kitchen fractions.</w:t>
+        <w:t xml:space="preserve">LiveUpdates subscribes one Realtime channel to all changes on recipes, grocery_items and meal_plan and calls router.refresh() (debounced 400 ms); it also refreshes on visibilitychange to visible and on the online event. Server writes call revalidatePath, so the refreshed data is current. Without migration 003 the channel connects but receives nothing; refresh on coming back still works.</w:t>
       </w:r>
     </w:p>
     <w:p>
@@ -4301,423 +3018,13 @@
         <w:pStyle w:val="Heading1"/>
       </w:pPr>
       <w:r>
-        <w:t xml:space="preserve">8. Sideloading, Refresh and Release (SideStore)</w:t>
+        <w:t xml:space="preserve">8. Home Screen install (decision pending)</w:t>
       </w:r>
     </w:p>
-    <w:tbl>
-      <w:tblPr>
-        <w:tblStyle w:val="TableGrid"/>
-        <w:tblW w:type="auto" w:w="0"/>
-        <w:jc w:val="center"/>
-        <w:tblLook w:firstColumn="1" w:firstRow="1" w:lastColumn="0" w:lastRow="0" w:noHBand="0" w:noVBand="1" w:val="04A0"/>
-      </w:tblPr>
-      <w:tblGrid>
-        <w:gridCol w:w="2592"/>
-        <w:gridCol w:w="6768"/>
-      </w:tblGrid>
-      <w:tr>
-        <w:tc>
-          <w:tcPr>
-            <w:tcW w:type="dxa" w:w="2592"/>
-            <w:shd w:fill="14213D"/>
-            <w:vAlign w:val="center"/>
-            <w:tcMar>
-              <w:top w:w="100" w:type="dxa"/>
-              <w:start w:w="120" w:type="dxa"/>
-              <w:bottom w:w="100" w:type="dxa"/>
-              <w:end w:w="120" w:type="dxa"/>
-            </w:tcMar>
-          </w:tcPr>
-          <w:p>
-            <w:r>
-              <w:rPr>
-                <w:b/>
-                <w:color w:val="FFFFFF"/>
-                <w:sz w:val="18"/>
-              </w:rPr>
-              <w:t xml:space="preserve">Item</w:t>
-            </w:r>
-          </w:p>
-        </w:tc>
-        <w:tc>
-          <w:tcPr>
-            <w:tcW w:type="dxa" w:w="6768"/>
-            <w:shd w:fill="14213D"/>
-            <w:vAlign w:val="center"/>
-            <w:tcMar>
-              <w:top w:w="100" w:type="dxa"/>
-              <w:start w:w="120" w:type="dxa"/>
-              <w:bottom w:w="100" w:type="dxa"/>
-              <w:end w:w="120" w:type="dxa"/>
-            </w:tcMar>
-          </w:tcPr>
-          <w:p>
-            <w:r>
-              <w:rPr>
-                <w:b/>
-                <w:color w:val="FFFFFF"/>
-                <w:sz w:val="18"/>
-              </w:rPr>
-              <w:t xml:space="preserve">Rule / setup</w:t>
-            </w:r>
-          </w:p>
-        </w:tc>
-      </w:tr>
-      <w:tr>
-        <w:tc>
-          <w:tcPr>
-            <w:tcW w:type="dxa" w:w="2592"/>
-            <w:vAlign w:val="center"/>
-            <w:tcMar>
-              <w:top w:w="100" w:type="dxa"/>
-              <w:start w:w="120" w:type="dxa"/>
-              <w:bottom w:w="100" w:type="dxa"/>
-              <w:end w:w="120" w:type="dxa"/>
-            </w:tcMar>
-          </w:tcPr>
-          <w:p>
-            <w:pPr>
-              <w:spacing w:after="0"/>
-            </w:pPr>
-            <w:r>
-              <w:rPr>
-                <w:color w:val="263238"/>
-                <w:sz w:val="17"/>
-              </w:rPr>
-              <w:t xml:space="preserve">Signing</w:t>
-            </w:r>
-          </w:p>
-        </w:tc>
-        <w:tc>
-          <w:tcPr>
-            <w:tcW w:type="dxa" w:w="6768"/>
-            <w:vAlign w:val="center"/>
-            <w:tcMar>
-              <w:top w:w="100" w:type="dxa"/>
-              <w:start w:w="120" w:type="dxa"/>
-              <w:bottom w:w="100" w:type="dxa"/>
-              <w:end w:w="120" w:type="dxa"/>
-            </w:tcMar>
-          </w:tcPr>
-          <w:p>
-            <w:pPr>
-              <w:spacing w:after="0"/>
-            </w:pPr>
-            <w:r>
-              <w:rPr>
-                <w:color w:val="263238"/>
-                <w:sz w:val="17"/>
-              </w:rPr>
-              <w:t xml:space="preserve">SideStore signs the app on the iPad with a separate, signing-only free Apple ID. Certificates last 7 days.</w:t>
-            </w:r>
-          </w:p>
-        </w:tc>
-      </w:tr>
-      <w:tr>
-        <w:tc>
-          <w:tcPr>
-            <w:tcW w:type="dxa" w:w="2592"/>
-            <w:vAlign w:val="center"/>
-            <w:tcMar>
-              <w:top w:w="100" w:type="dxa"/>
-              <w:start w:w="120" w:type="dxa"/>
-              <w:bottom w:w="100" w:type="dxa"/>
-              <w:end w:w="120" w:type="dxa"/>
-            </w:tcMar>
-          </w:tcPr>
-          <w:p>
-            <w:pPr>
-              <w:spacing w:after="0"/>
-            </w:pPr>
-            <w:r>
-              <w:rPr>
-                <w:color w:val="263238"/>
-                <w:sz w:val="17"/>
-              </w:rPr>
-              <w:t xml:space="preserve">Refresh</w:t>
-            </w:r>
-          </w:p>
-        </w:tc>
-        <w:tc>
-          <w:tcPr>
-            <w:tcW w:type="dxa" w:w="6768"/>
-            <w:vAlign w:val="center"/>
-            <w:tcMar>
-              <w:top w:w="100" w:type="dxa"/>
-              <w:start w:w="120" w:type="dxa"/>
-              <w:bottom w:w="100" w:type="dxa"/>
-              <w:end w:w="120" w:type="dxa"/>
-            </w:tcMar>
-          </w:tcPr>
-          <w:p>
-            <w:pPr>
-              <w:spacing w:after="0"/>
-            </w:pPr>
-            <w:r>
-              <w:rPr>
-                <w:color w:val="263238"/>
-                <w:sz w:val="17"/>
-              </w:rPr>
-              <w:t xml:space="preserve">Shortcuts personal automations, set to Run Immediately: daily at 3:00 AM and When charging. Actions: connect the local VPN SideStore needs, SideStore Refresh All, disconnect.</w:t>
-            </w:r>
-          </w:p>
-        </w:tc>
-      </w:tr>
-      <w:tr>
-        <w:tc>
-          <w:tcPr>
-            <w:tcW w:type="dxa" w:w="2592"/>
-            <w:vAlign w:val="center"/>
-            <w:tcMar>
-              <w:top w:w="100" w:type="dxa"/>
-              <w:start w:w="120" w:type="dxa"/>
-              <w:bottom w:w="100" w:type="dxa"/>
-              <w:end w:w="120" w:type="dxa"/>
-            </w:tcMar>
-          </w:tcPr>
-          <w:p>
-            <w:pPr>
-              <w:spacing w:after="0"/>
-            </w:pPr>
-            <w:r>
-              <w:rPr>
-                <w:color w:val="263238"/>
-                <w:sz w:val="17"/>
-              </w:rPr>
-              <w:t xml:space="preserve">One-time setup</w:t>
-            </w:r>
-          </w:p>
-        </w:tc>
-        <w:tc>
-          <w:tcPr>
-            <w:tcW w:type="dxa" w:w="6768"/>
-            <w:vAlign w:val="center"/>
-            <w:tcMar>
-              <w:top w:w="100" w:type="dxa"/>
-              <w:start w:w="120" w:type="dxa"/>
-              <w:bottom w:w="100" w:type="dxa"/>
-              <w:end w:w="120" w:type="dxa"/>
-            </w:tcMar>
-          </w:tcPr>
-          <w:p>
-            <w:pPr>
-              <w:spacing w:after="0"/>
-            </w:pPr>
-            <w:r>
-              <w:rPr>
-                <w:color w:val="263238"/>
-                <w:sz w:val="17"/>
-              </w:rPr>
-              <w:t xml:space="preserve">Developer Mode on (Settings → Privacy &amp; Security); SideStore and its pairing file created with the Mac following the current guide at sidestore.io; the local VPN app the guide names.</w:t>
-            </w:r>
-          </w:p>
-        </w:tc>
-      </w:tr>
-      <w:tr>
-        <w:tc>
-          <w:tcPr>
-            <w:tcW w:type="dxa" w:w="2592"/>
-            <w:vAlign w:val="center"/>
-            <w:tcMar>
-              <w:top w:w="100" w:type="dxa"/>
-              <w:start w:w="120" w:type="dxa"/>
-              <w:bottom w:w="100" w:type="dxa"/>
-              <w:end w:w="120" w:type="dxa"/>
-            </w:tcMar>
-          </w:tcPr>
-          <w:p>
-            <w:pPr>
-              <w:spacing w:after="0"/>
-            </w:pPr>
-            <w:r>
-              <w:rPr>
-                <w:color w:val="263238"/>
-                <w:sz w:val="17"/>
-              </w:rPr>
-              <w:t xml:space="preserve">Free account limits</w:t>
-            </w:r>
-          </w:p>
-        </w:tc>
-        <w:tc>
-          <w:tcPr>
-            <w:tcW w:type="dxa" w:w="6768"/>
-            <w:vAlign w:val="center"/>
-            <w:tcMar>
-              <w:top w:w="100" w:type="dxa"/>
-              <w:start w:w="120" w:type="dxa"/>
-              <w:bottom w:w="100" w:type="dxa"/>
-              <w:end w:w="120" w:type="dxa"/>
-            </w:tcMar>
-          </w:tcPr>
-          <w:p>
-            <w:pPr>
-              <w:spacing w:after="0"/>
-            </w:pPr>
-            <w:r>
-              <w:rPr>
-                <w:color w:val="263238"/>
-                <w:sz w:val="17"/>
-              </w:rPr>
-              <w:t xml:space="preserve">3 sideloaded apps at once (SideStore uses one) and 10 new app IDs per 7 days; no iCloud/CloudKit, push notifications, Sign in with Apple or App Groups. App extensions use extra app IDs, so v1 has none.</w:t>
-            </w:r>
-          </w:p>
-        </w:tc>
-      </w:tr>
-      <w:tr>
-        <w:tc>
-          <w:tcPr>
-            <w:tcW w:type="dxa" w:w="2592"/>
-            <w:vAlign w:val="center"/>
-            <w:tcMar>
-              <w:top w:w="100" w:type="dxa"/>
-              <w:start w:w="120" w:type="dxa"/>
-              <w:bottom w:w="100" w:type="dxa"/>
-              <w:end w:w="120" w:type="dxa"/>
-            </w:tcMar>
-          </w:tcPr>
-          <w:p>
-            <w:pPr>
-              <w:spacing w:after="0"/>
-            </w:pPr>
-            <w:r>
-              <w:rPr>
-                <w:color w:val="263238"/>
-                <w:sz w:val="17"/>
-              </w:rPr>
-              <w:t xml:space="preserve">Build</w:t>
-            </w:r>
-          </w:p>
-        </w:tc>
-        <w:tc>
-          <w:tcPr>
-            <w:tcW w:type="dxa" w:w="6768"/>
-            <w:vAlign w:val="center"/>
-            <w:tcMar>
-              <w:top w:w="100" w:type="dxa"/>
-              <w:start w:w="120" w:type="dxa"/>
-              <w:bottom w:w="100" w:type="dxa"/>
-              <w:end w:w="120" w:type="dxa"/>
-            </w:tcMar>
-          </w:tcPr>
-          <w:p>
-            <w:pPr>
-              <w:spacing w:after="0"/>
-            </w:pPr>
-            <w:r>
-              <w:rPr>
-                <w:color w:val="263238"/>
-                <w:sz w:val="17"/>
-              </w:rPr>
-              <w:t xml:space="preserve">scripts/build-ipa.sh: xcodebuild Release for iphoneos with CODE_SIGNING_ALLOWED=NO, then the .app zipped inside Payload/ as an unsigned .ipa for SideStore to sign.</w:t>
-            </w:r>
-          </w:p>
-        </w:tc>
-      </w:tr>
-      <w:tr>
-        <w:tc>
-          <w:tcPr>
-            <w:tcW w:type="dxa" w:w="2592"/>
-            <w:vAlign w:val="center"/>
-            <w:tcMar>
-              <w:top w:w="100" w:type="dxa"/>
-              <w:start w:w="120" w:type="dxa"/>
-              <w:bottom w:w="100" w:type="dxa"/>
-              <w:end w:w="120" w:type="dxa"/>
-            </w:tcMar>
-          </w:tcPr>
-          <w:p>
-            <w:pPr>
-              <w:spacing w:after="0"/>
-            </w:pPr>
-            <w:r>
-              <w:rPr>
-                <w:color w:val="263238"/>
-                <w:sz w:val="17"/>
-              </w:rPr>
-              <w:t xml:space="preserve">Release</w:t>
-            </w:r>
-          </w:p>
-        </w:tc>
-        <w:tc>
-          <w:tcPr>
-            <w:tcW w:type="dxa" w:w="6768"/>
-            <w:vAlign w:val="center"/>
-            <w:tcMar>
-              <w:top w:w="100" w:type="dxa"/>
-              <w:start w:w="120" w:type="dxa"/>
-              <w:bottom w:w="100" w:type="dxa"/>
-              <w:end w:w="120" w:type="dxa"/>
-            </w:tcMar>
-          </w:tcPr>
-          <w:p>
-            <w:pPr>
-              <w:spacing w:after="0"/>
-            </w:pPr>
-            <w:r>
-              <w:rPr>
-                <w:color w:val="263238"/>
-                <w:sz w:val="17"/>
-              </w:rPr>
-              <w:t xml:space="preserve">.github/workflows/ios-release.yml on a tag like app-v1.2.0: macOS runner builds the .ipa, attaches it to a GitHub Release, updates sidestore/source.json; SideStore offers the update.</w:t>
-            </w:r>
-          </w:p>
-        </w:tc>
-      </w:tr>
-      <w:tr>
-        <w:tc>
-          <w:tcPr>
-            <w:tcW w:type="dxa" w:w="2592"/>
-            <w:vAlign w:val="center"/>
-            <w:tcMar>
-              <w:top w:w="100" w:type="dxa"/>
-              <w:start w:w="120" w:type="dxa"/>
-              <w:bottom w:w="100" w:type="dxa"/>
-              <w:end w:w="120" w:type="dxa"/>
-            </w:tcMar>
-          </w:tcPr>
-          <w:p>
-            <w:pPr>
-              <w:spacing w:after="0"/>
-            </w:pPr>
-            <w:r>
-              <w:rPr>
-                <w:color w:val="263238"/>
-                <w:sz w:val="17"/>
-              </w:rPr>
-              <w:t xml:space="preserve">Failure modes</w:t>
-            </w:r>
-          </w:p>
-        </w:tc>
-        <w:tc>
-          <w:tcPr>
-            <w:tcW w:type="dxa" w:w="6768"/>
-            <w:vAlign w:val="center"/>
-            <w:tcMar>
-              <w:top w:w="100" w:type="dxa"/>
-              <w:start w:w="120" w:type="dxa"/>
-              <w:bottom w:w="100" w:type="dxa"/>
-              <w:end w:w="120" w:type="dxa"/>
-            </w:tcMar>
-          </w:tcPr>
-          <w:p>
-            <w:pPr>
-              <w:spacing w:after="0"/>
-            </w:pPr>
-            <w:r>
-              <w:rPr>
-                <w:color w:val="263238"/>
-                <w:sz w:val="17"/>
-              </w:rPr>
-              <w:t xml:space="preserve">A missed week of refreshes stops the app opening until refreshed (data kept); a major iPadOS update can invalidate the pairing file (redo with the Mac, about 10 minutes).</w:t>
-            </w:r>
-          </w:p>
-        </w:tc>
-      </w:tr>
-    </w:tbl>
     <w:p>
-      <w:pPr>
-        <w:spacing w:after="20"/>
-      </w:pPr>
+      <w:r>
+        <w:t xml:space="preserve">Today the manifest uses display: browser, so the shortcut opens in Safari with its address bar and the Home Screen title and icon come from appleWebApp.title, src/app/apple-icon.png and src/app/manifest.ts. Changing display to standalone would open it as a full-screen app: no address bar or Safari back/forward/share buttons (the site's own back buttons and share menu remain), its own app switcher entry, and its own storage kept apart from Safari (so it needs its own Unlock editing and builds its own offline copies, which Safari is less inclined to clear). Links to other websites would open in Safari. To be decided by the owner.</w:t>
+      </w:r>
     </w:p>
     <w:p>
       <w:pPr>
@@ -4807,7 +3114,7 @@
                 <w:color w:val="263238"/>
                 <w:sz w:val="17"/>
               </w:rPr>
-              <w:t xml:space="preserve">src/app/layout.tsx, globals.css</w:t>
+              <w:t xml:space="preserve">src/app/</w:t>
             </w:r>
           </w:p>
         </w:tc>
@@ -4831,7 +3138,7 @@
                 <w:color w:val="263238"/>
                 <w:sz w:val="17"/>
               </w:rPr>
-              <w:t xml:space="preserve">Fonts, metadata, theme color; tokens, .label-caps, .ruled, .paper-lines, tab-vertical utility, print rules.</w:t>
+              <w:t xml:space="preserve">Pages: /, /library, /book, /recipe/[slug] (and /cook, /edit), /new (/web, /photo), /groceries, /settings, /category/[slug] (redirect); actions.ts; manifest.ts; icon.svg, apple-icon.png.</w:t>
             </w:r>
           </w:p>
         </w:tc>
@@ -4857,7 +3164,7 @@
                 <w:color w:val="263238"/>
                 <w:sz w:val="17"/>
               </w:rPr>
-              <w:t xml:space="preserve">src/app/page.tsx</w:t>
+              <w:t xml:space="preserve">src/components/</w:t>
             </w:r>
           </w:p>
         </w:tc>
@@ -4881,7 +3188,7 @@
                 <w:color w:val="263238"/>
                 <w:sz w:val="17"/>
               </w:rPr>
-              <w:t xml:space="preserve">Cover with all recipes (revalidate 60).</w:t>
+              <w:t xml:space="preserve">Shell, Library, book/, home/, kitchen/, RecipeView, RecipeEditor, PencilPage, FavoriteStar, Offline, LiveUpdates, Stickers (incl. SpoonAndWhisk).</w:t>
             </w:r>
           </w:p>
         </w:tc>
@@ -4907,7 +3214,7 @@
                 <w:color w:val="263238"/>
                 <w:sz w:val="17"/>
               </w:rPr>
-              <w:t xml:space="preserve">src/app/recipe/[slug]/page.tsx</w:t>
+              <w:t xml:space="preserve">src/lib/</w:t>
             </w:r>
           </w:p>
         </w:tc>
@@ -4931,7 +3238,7 @@
                 <w:color w:val="263238"/>
                 <w:sz w:val="17"/>
               </w:rPr>
-              <w:t xml:space="preserve">Recipe page; generateStaticParams, generateMetadata, revalidate 60.</w:t>
+              <w:t xml:space="preserve">types, book (TAGS, FAVORITE, BOOK_TAG_LABELS, CATEGORIES), recipes, groceries, plan, remember, parse, pasteText, schemaRecipe, safeFetch, scale, cook, bookLayout, write, storage.</w:t>
             </w:r>
           </w:p>
         </w:tc>
@@ -4957,7 +3264,7 @@
                 <w:color w:val="263238"/>
                 <w:sz w:val="17"/>
               </w:rPr>
-              <w:t xml:space="preserve">src/app/category/[slug]/page.tsx</w:t>
+              <w:t xml:space="preserve">public/</w:t>
             </w:r>
           </w:p>
         </w:tc>
@@ -4981,7 +3288,7 @@
                 <w:color w:val="263238"/>
                 <w:sz w:val="17"/>
               </w:rPr>
-              <w:t xml:space="preserve">Category cover; generateStaticParams over CATEGORIES, revalidate 60.</w:t>
+              <w:t xml:space="preserve">sw.js (offline), icon-192.png and icon-512.png (manifest).</w:t>
             </w:r>
           </w:p>
         </w:tc>
@@ -5007,7 +3314,7 @@
                 <w:color w:val="263238"/>
                 <w:sz w:val="17"/>
               </w:rPr>
-              <w:t xml:space="preserve">src/components/*.tsx</w:t>
+              <w:t xml:space="preserve">shared/fixtures/</w:t>
             </w:r>
           </w:p>
         </w:tc>
@@ -5031,107 +3338,7 @@
                 <w:color w:val="263238"/>
                 <w:sz w:val="17"/>
               </w:rPr>
-              <w:t xml:space="preserve">Website page building blocks (section 6).</w:t>
-            </w:r>
-          </w:p>
-        </w:tc>
-      </w:tr>
-      <w:tr>
-        <w:tc>
-          <w:tcPr>
-            <w:tcW w:type="dxa" w:w="3024"/>
-            <w:vAlign w:val="center"/>
-            <w:tcMar>
-              <w:top w:w="100" w:type="dxa"/>
-              <w:start w:w="120" w:type="dxa"/>
-              <w:bottom w:w="100" w:type="dxa"/>
-              <w:end w:w="120" w:type="dxa"/>
-            </w:tcMar>
-          </w:tcPr>
-          <w:p>
-            <w:pPr>
-              <w:spacing w:after="0"/>
-            </w:pPr>
-            <w:r>
-              <w:rPr>
-                <w:color w:val="263238"/>
-                <w:sz w:val="17"/>
-              </w:rPr>
-              <w:t xml:space="preserve">src/lib/types.ts, book.ts</w:t>
-            </w:r>
-          </w:p>
-        </w:tc>
-        <w:tc>
-          <w:tcPr>
-            <w:tcW w:type="dxa" w:w="6336"/>
-            <w:vAlign w:val="center"/>
-            <w:tcMar>
-              <w:top w:w="100" w:type="dxa"/>
-              <w:start w:w="120" w:type="dxa"/>
-              <w:bottom w:w="100" w:type="dxa"/>
-              <w:end w:w="120" w:type="dxa"/>
-            </w:tcMar>
-          </w:tcPr>
-          <w:p>
-            <w:pPr>
-              <w:spacing w:after="0"/>
-            </w:pPr>
-            <w:r>
-              <w:rPr>
-                <w:color w:val="263238"/>
-                <w:sz w:val="17"/>
-              </w:rPr>
-              <w:t xml:space="preserve">Recipe types; TAGS (in the book's order) and CATEGORIES with tab colors.</w:t>
-            </w:r>
-          </w:p>
-        </w:tc>
-      </w:tr>
-      <w:tr>
-        <w:tc>
-          <w:tcPr>
-            <w:tcW w:type="dxa" w:w="3024"/>
-            <w:vAlign w:val="center"/>
-            <w:tcMar>
-              <w:top w:w="100" w:type="dxa"/>
-              <w:start w:w="120" w:type="dxa"/>
-              <w:bottom w:w="100" w:type="dxa"/>
-              <w:end w:w="120" w:type="dxa"/>
-            </w:tcMar>
-          </w:tcPr>
-          <w:p>
-            <w:pPr>
-              <w:spacing w:after="0"/>
-            </w:pPr>
-            <w:r>
-              <w:rPr>
-                <w:color w:val="263238"/>
-                <w:sz w:val="17"/>
-              </w:rPr>
-              <w:t xml:space="preserve">src/lib/supabase.ts, recipes.ts</w:t>
-            </w:r>
-          </w:p>
-        </w:tc>
-        <w:tc>
-          <w:tcPr>
-            <w:tcW w:type="dxa" w:w="6336"/>
-            <w:vAlign w:val="center"/>
-            <w:tcMar>
-              <w:top w:w="100" w:type="dxa"/>
-              <w:start w:w="120" w:type="dxa"/>
-              <w:bottom w:w="100" w:type="dxa"/>
-              <w:end w:w="120" w:type="dxa"/>
-            </w:tcMar>
-          </w:tcPr>
-          <w:p>
-            <w:pPr>
-              <w:spacing w:after="0"/>
-            </w:pPr>
-            <w:r>
-              <w:rPr>
-                <w:color w:val="263238"/>
-                <w:sz w:val="17"/>
-              </w:rPr>
-              <w:t xml:space="preserve">Read-only Supabase client; recipe queries and row mapping.</w:t>
+              <w:t xml:space="preserve">Parser test cases.</w:t>
             </w:r>
           </w:p>
         </w:tc>
@@ -5181,7 +3388,7 @@
                 <w:color w:val="263238"/>
                 <w:sz w:val="17"/>
               </w:rPr>
-              <w:t xml:space="preserve">Numbered migrations with matching _rollback.sql files.</w:t>
+              <w:t xml:space="preserve">000–003 with _rollback.sql files.</w:t>
             </w:r>
           </w:p>
         </w:tc>
@@ -5231,7 +3438,7 @@
                 <w:color w:val="263238"/>
                 <w:sz w:val="17"/>
               </w:rPr>
-              <w:t xml:space="preserve">The write path (section 3).</w:t>
+              <w:t xml:space="preserve">The write path.</w:t>
             </w:r>
           </w:p>
         </w:tc>
@@ -5257,7 +3464,7 @@
                 <w:color w:val="263238"/>
                 <w:sz w:val="17"/>
               </w:rPr>
-              <w:t xml:space="preserve">supabase/config.toml</w:t>
+              <w:t xml:space="preserve">scripts/</w:t>
             </w:r>
           </w:p>
         </w:tc>
@@ -5281,307 +3488,7 @@
                 <w:color w:val="263238"/>
                 <w:sz w:val="17"/>
               </w:rPr>
-              <w:t xml:space="preserve">CLI settings: verify_jwt = false for save-recipe.</w:t>
-            </w:r>
-          </w:p>
-        </w:tc>
-      </w:tr>
-      <w:tr>
-        <w:tc>
-          <w:tcPr>
-            <w:tcW w:type="dxa" w:w="3024"/>
-            <w:vAlign w:val="center"/>
-            <w:tcMar>
-              <w:top w:w="100" w:type="dxa"/>
-              <w:start w:w="120" w:type="dxa"/>
-              <w:bottom w:w="100" w:type="dxa"/>
-              <w:end w:w="120" w:type="dxa"/>
-            </w:tcMar>
-          </w:tcPr>
-          <w:p>
-            <w:pPr>
-              <w:spacing w:after="0"/>
-            </w:pPr>
-            <w:r>
-              <w:rPr>
-                <w:color w:val="263238"/>
-                <w:sz w:val="17"/>
-              </w:rPr>
-              <w:t xml:space="preserve">scripts/setup-supabase.sh</w:t>
-            </w:r>
-          </w:p>
-        </w:tc>
-        <w:tc>
-          <w:tcPr>
-            <w:tcW w:type="dxa" w:w="6336"/>
-            <w:vAlign w:val="center"/>
-            <w:tcMar>
-              <w:top w:w="100" w:type="dxa"/>
-              <w:start w:w="120" w:type="dxa"/>
-              <w:bottom w:w="100" w:type="dxa"/>
-              <w:end w:w="120" w:type="dxa"/>
-            </w:tcMar>
-          </w:tcPr>
-          <w:p>
-            <w:pPr>
-              <w:spacing w:after="0"/>
-            </w:pPr>
-            <w:r>
-              <w:rPr>
-                <w:color w:val="263238"/>
-                <w:sz w:val="17"/>
-              </w:rPr>
-              <w:t xml:space="preserve">Link the project, set the write key, deploy save-recipe (npm run setup:supabase).</w:t>
-            </w:r>
-          </w:p>
-        </w:tc>
-      </w:tr>
-      <w:tr>
-        <w:tc>
-          <w:tcPr>
-            <w:tcW w:type="dxa" w:w="3024"/>
-            <w:vAlign w:val="center"/>
-            <w:tcMar>
-              <w:top w:w="100" w:type="dxa"/>
-              <w:start w:w="120" w:type="dxa"/>
-              <w:bottom w:w="100" w:type="dxa"/>
-              <w:end w:w="120" w:type="dxa"/>
-            </w:tcMar>
-          </w:tcPr>
-          <w:p>
-            <w:pPr>
-              <w:spacing w:after="0"/>
-            </w:pPr>
-            <w:r>
-              <w:rPr>
-                <w:color w:val="263238"/>
-                <w:sz w:val="17"/>
-              </w:rPr>
-              <w:t xml:space="preserve">scripts/check-setup.sh</w:t>
-            </w:r>
-          </w:p>
-        </w:tc>
-        <w:tc>
-          <w:tcPr>
-            <w:tcW w:type="dxa" w:w="6336"/>
-            <w:vAlign w:val="center"/>
-            <w:tcMar>
-              <w:top w:w="100" w:type="dxa"/>
-              <w:start w:w="120" w:type="dxa"/>
-              <w:bottom w:w="100" w:type="dxa"/>
-              <w:end w:w="120" w:type="dxa"/>
-            </w:tcMar>
-          </w:tcPr>
-          <w:p>
-            <w:pPr>
-              <w:spacing w:after="0"/>
-            </w:pPr>
-            <w:r>
-              <w:rPr>
-                <w:color w:val="263238"/>
-                <w:sz w:val="17"/>
-              </w:rPr>
-              <w:t xml:space="preserve">End-to-end checks of access rules, save-recipe and the live site (npm run check:setup).</w:t>
-            </w:r>
-          </w:p>
-        </w:tc>
-      </w:tr>
-      <w:tr>
-        <w:tc>
-          <w:tcPr>
-            <w:tcW w:type="dxa" w:w="3024"/>
-            <w:vAlign w:val="center"/>
-            <w:tcMar>
-              <w:top w:w="100" w:type="dxa"/>
-              <w:start w:w="120" w:type="dxa"/>
-              <w:bottom w:w="100" w:type="dxa"/>
-              <w:end w:w="120" w:type="dxa"/>
-            </w:tcMar>
-          </w:tcPr>
-          <w:p>
-            <w:pPr>
-              <w:spacing w:after="0"/>
-            </w:pPr>
-            <w:r>
-              <w:rPr>
-                <w:color w:val="263238"/>
-                <w:sz w:val="17"/>
-              </w:rPr>
-              <w:t xml:space="preserve">scripts/specs/</w:t>
-            </w:r>
-          </w:p>
-        </w:tc>
-        <w:tc>
-          <w:tcPr>
-            <w:tcW w:type="dxa" w:w="6336"/>
-            <w:vAlign w:val="center"/>
-            <w:tcMar>
-              <w:top w:w="100" w:type="dxa"/>
-              <w:start w:w="120" w:type="dxa"/>
-              <w:bottom w:w="100" w:type="dxa"/>
-              <w:end w:w="120" w:type="dxa"/>
-            </w:tcMar>
-          </w:tcPr>
-          <w:p>
-            <w:pPr>
-              <w:spacing w:after="0"/>
-            </w:pPr>
-            <w:r>
-              <w:rPr>
-                <w:color w:val="263238"/>
-                <w:sz w:val="17"/>
-              </w:rPr>
-              <w:t xml:space="preserve">Generates these specifications from the financial planner's .docx styles.</w:t>
-            </w:r>
-          </w:p>
-        </w:tc>
-      </w:tr>
-      <w:tr>
-        <w:tc>
-          <w:tcPr>
-            <w:tcW w:type="dxa" w:w="3024"/>
-            <w:vAlign w:val="center"/>
-            <w:tcMar>
-              <w:top w:w="100" w:type="dxa"/>
-              <w:start w:w="120" w:type="dxa"/>
-              <w:bottom w:w="100" w:type="dxa"/>
-              <w:end w:w="120" w:type="dxa"/>
-            </w:tcMar>
-          </w:tcPr>
-          <w:p>
-            <w:pPr>
-              <w:spacing w:after="0"/>
-            </w:pPr>
-            <w:r>
-              <w:rPr>
-                <w:color w:val="263238"/>
-                <w:sz w:val="17"/>
-              </w:rPr>
-              <w:t xml:space="preserve">.github/workflows/</w:t>
-            </w:r>
-          </w:p>
-        </w:tc>
-        <w:tc>
-          <w:tcPr>
-            <w:tcW w:type="dxa" w:w="6336"/>
-            <w:vAlign w:val="center"/>
-            <w:tcMar>
-              <w:top w:w="100" w:type="dxa"/>
-              <w:start w:w="120" w:type="dxa"/>
-              <w:bottom w:w="100" w:type="dxa"/>
-              <w:end w:w="120" w:type="dxa"/>
-            </w:tcMar>
-          </w:tcPr>
-          <w:p>
-            <w:pPr>
-              <w:spacing w:after="0"/>
-            </w:pPr>
-            <w:r>
-              <w:rPr>
-                <w:color w:val="263238"/>
-                <w:sz w:val="17"/>
-              </w:rPr>
-              <w:t xml:space="preserve">keep-supabase-awake.yml; ios-release.yml (planned).</w:t>
-            </w:r>
-          </w:p>
-        </w:tc>
-      </w:tr>
-      <w:tr>
-        <w:tc>
-          <w:tcPr>
-            <w:tcW w:type="dxa" w:w="3024"/>
-            <w:vAlign w:val="center"/>
-            <w:tcMar>
-              <w:top w:w="100" w:type="dxa"/>
-              <w:start w:w="120" w:type="dxa"/>
-              <w:bottom w:w="100" w:type="dxa"/>
-              <w:end w:w="120" w:type="dxa"/>
-            </w:tcMar>
-          </w:tcPr>
-          <w:p>
-            <w:pPr>
-              <w:spacing w:after="0"/>
-            </w:pPr>
-            <w:r>
-              <w:rPr>
-                <w:color w:val="263238"/>
-                <w:sz w:val="17"/>
-              </w:rPr>
-              <w:t xml:space="preserve">ios/ (planned)</w:t>
-            </w:r>
-          </w:p>
-        </w:tc>
-        <w:tc>
-          <w:tcPr>
-            <w:tcW w:type="dxa" w:w="6336"/>
-            <w:vAlign w:val="center"/>
-            <w:tcMar>
-              <w:top w:w="100" w:type="dxa"/>
-              <w:start w:w="120" w:type="dxa"/>
-              <w:bottom w:w="100" w:type="dxa"/>
-              <w:end w:w="120" w:type="dxa"/>
-            </w:tcMar>
-          </w:tcPr>
-          <w:p>
-            <w:pPr>
-              <w:spacing w:after="0"/>
-            </w:pPr>
-            <w:r>
-              <w:rPr>
-                <w:color w:val="263238"/>
-                <w:sz w:val="17"/>
-              </w:rPr>
-              <w:t xml:space="preserve">The iPad app's Xcode project.</w:t>
-            </w:r>
-          </w:p>
-        </w:tc>
-      </w:tr>
-      <w:tr>
-        <w:tc>
-          <w:tcPr>
-            <w:tcW w:type="dxa" w:w="3024"/>
-            <w:vAlign w:val="center"/>
-            <w:tcMar>
-              <w:top w:w="100" w:type="dxa"/>
-              <w:start w:w="120" w:type="dxa"/>
-              <w:bottom w:w="100" w:type="dxa"/>
-              <w:end w:w="120" w:type="dxa"/>
-            </w:tcMar>
-          </w:tcPr>
-          <w:p>
-            <w:pPr>
-              <w:spacing w:after="0"/>
-            </w:pPr>
-            <w:r>
-              <w:rPr>
-                <w:color w:val="263238"/>
-                <w:sz w:val="17"/>
-              </w:rPr>
-              <w:t xml:space="preserve">.env.example</w:t>
-            </w:r>
-          </w:p>
-        </w:tc>
-        <w:tc>
-          <w:tcPr>
-            <w:tcW w:type="dxa" w:w="6336"/>
-            <w:vAlign w:val="center"/>
-            <w:tcMar>
-              <w:top w:w="100" w:type="dxa"/>
-              <w:start w:w="120" w:type="dxa"/>
-              <w:bottom w:w="100" w:type="dxa"/>
-              <w:end w:w="120" w:type="dxa"/>
-            </w:tcMar>
-          </w:tcPr>
-          <w:p>
-            <w:pPr>
-              <w:spacing w:after="0"/>
-            </w:pPr>
-            <w:r>
-              <w:rPr>
-                <w:color w:val="263238"/>
-                <w:sz w:val="17"/>
-              </w:rPr>
-              <w:t xml:space="preserve">The two public website variables; copy to .env.local (git-ignored).</w:t>
+              <w:t xml:space="preserve">setup-supabase.sh, check-setup.sh, specs/ (these documents).</w:t>
             </w:r>
           </w:p>
         </w:tc>
@@ -5631,7 +3538,7 @@
                 <w:color w:val="263238"/>
                 <w:sz w:val="17"/>
               </w:rPr>
-              <w:t xml:space="preserve">DESIGN.md (look and screens), PLAN.md (website), APP_PLAN.md (iPad app), HANDOFF.md, reference photo.</w:t>
+              <w:t xml:space="preserve">DESIGN.md, PLAN.md, HANDOFF.md, reference photo.</w:t>
             </w:r>
           </w:p>
         </w:tc>
@@ -5754,7 +3661,7 @@
                 <w:color w:val="263238"/>
                 <w:sz w:val="17"/>
               </w:rPr>
-              <w:t xml:space="preserve">No outside AI or transcription service; files go only to the project's own Supabase Storage.</w:t>
+              <w:t xml:space="preserve">No outside AI or transcription service; files go only to the project's Supabase Storage.</w:t>
             </w:r>
           </w:p>
         </w:tc>
@@ -5804,7 +3711,7 @@
                 <w:color w:val="263238"/>
                 <w:sz w:val="17"/>
               </w:rPr>
-              <w:t xml:space="preserve">Public access is read-only at three levels (RLS, revoked privileges, function grants); the write key never leaves the Supabase secret store and the iPad Keychain.</w:t>
+              <w:t xml:space="preserve">Public access is read-only at three levels (RLS, revoked privileges, function grants); the write key stays in an httpOnly cookie and the Supabase secret store.</w:t>
             </w:r>
           </w:p>
         </w:tc>
@@ -5830,7 +3737,7 @@
                 <w:color w:val="263238"/>
                 <w:sz w:val="17"/>
               </w:rPr>
-              <w:t xml:space="preserve">Dependencies</w:t>
+              <w:t xml:space="preserve">Browser</w:t>
             </w:r>
           </w:p>
         </w:tc>
@@ -5854,7 +3761,7 @@
                 <w:color w:val="263238"/>
                 <w:sz w:val="17"/>
               </w:rPr>
-              <w:t xml:space="preserve">Keep Next.js and React on patched releases; Vercel refuses to deploy versions with known critical vulnerabilities. Two build-time postcss advisories bundled in Next 15 are accepted until the Next 16 upgrade.</w:t>
+              <w:t xml:space="preserve">Safari on iPad first; guard newer APIs (getCoalescedEvents, Wake Lock); focus changes happen during the key press so the iPad keyboard stays up; no Safari text selection on the Pencil page.</w:t>
             </w:r>
           </w:p>
         </w:tc>
@@ -5880,7 +3787,7 @@
                 <w:color w:val="263238"/>
                 <w:sz w:val="17"/>
               </w:rPr>
-              <w:t xml:space="preserve">Performance</w:t>
+              <w:t xml:space="preserve">Offline</w:t>
             </w:r>
           </w:p>
         </w:tc>
@@ -5904,7 +3811,57 @@
                 <w:color w:val="263238"/>
                 <w:sz w:val="17"/>
               </w:rPr>
-              <w:t xml:space="preserve">Website pages are statically generated (first load JS about 106 kB) and regenerated at most every minute; the app reads from its offline store.</w:t>
+              <w:t xml:space="preserve">Opened pages and pictures work without a connection; grocery check-offs queue.</w:t>
+            </w:r>
+          </w:p>
+        </w:tc>
+      </w:tr>
+      <w:tr>
+        <w:tc>
+          <w:tcPr>
+            <w:tcW w:type="dxa" w:w="2088"/>
+            <w:vAlign w:val="center"/>
+            <w:tcMar>
+              <w:top w:w="100" w:type="dxa"/>
+              <w:start w:w="120" w:type="dxa"/>
+              <w:bottom w:w="100" w:type="dxa"/>
+              <w:end w:w="120" w:type="dxa"/>
+            </w:tcMar>
+          </w:tcPr>
+          <w:p>
+            <w:pPr>
+              <w:spacing w:after="0"/>
+            </w:pPr>
+            <w:r>
+              <w:rPr>
+                <w:color w:val="263238"/>
+                <w:sz w:val="17"/>
+              </w:rPr>
+              <w:t xml:space="preserve">Freshness</w:t>
+            </w:r>
+          </w:p>
+        </w:tc>
+        <w:tc>
+          <w:tcPr>
+            <w:tcW w:type="dxa" w:w="7272"/>
+            <w:vAlign w:val="center"/>
+            <w:tcMar>
+              <w:top w:w="100" w:type="dxa"/>
+              <w:start w:w="120" w:type="dxa"/>
+              <w:bottom w:w="100" w:type="dxa"/>
+              <w:end w:w="120" w:type="dxa"/>
+            </w:tcMar>
+          </w:tcPr>
+          <w:p>
+            <w:pPr>
+              <w:spacing w:after="0"/>
+            </w:pPr>
+            <w:r>
+              <w:rPr>
+                <w:color w:val="263238"/>
+                <w:sz w:val="17"/>
+              </w:rPr>
+              <w:t xml:space="preserve">Other open devices update within about a second of a change (with migration 003).</w:t>
             </w:r>
           </w:p>
         </w:tc>
@@ -5954,7 +3911,57 @@
                 <w:color w:val="263238"/>
                 <w:sz w:val="17"/>
               </w:rPr>
-              <w:t xml:space="preserve">Free Supabase projects pause after about a week idle: the keep-awake workflow prevents it. GitHub disables scheduled workflows after 60 days without repository activity; re-enable in Actions.</w:t>
+              <w:t xml:space="preserve">Keep-awake workflow prevents the free Supabase project pausing.</w:t>
+            </w:r>
+          </w:p>
+        </w:tc>
+      </w:tr>
+      <w:tr>
+        <w:tc>
+          <w:tcPr>
+            <w:tcW w:type="dxa" w:w="2088"/>
+            <w:vAlign w:val="center"/>
+            <w:tcMar>
+              <w:top w:w="100" w:type="dxa"/>
+              <w:start w:w="120" w:type="dxa"/>
+              <w:bottom w:w="100" w:type="dxa"/>
+              <w:end w:w="120" w:type="dxa"/>
+            </w:tcMar>
+          </w:tcPr>
+          <w:p>
+            <w:pPr>
+              <w:spacing w:after="0"/>
+            </w:pPr>
+            <w:r>
+              <w:rPr>
+                <w:color w:val="263238"/>
+                <w:sz w:val="17"/>
+              </w:rPr>
+              <w:t xml:space="preserve">Responsiveness</w:t>
+            </w:r>
+          </w:p>
+        </w:tc>
+        <w:tc>
+          <w:tcPr>
+            <w:tcW w:type="dxa" w:w="7272"/>
+            <w:vAlign w:val="center"/>
+            <w:tcMar>
+              <w:top w:w="100" w:type="dxa"/>
+              <w:start w:w="120" w:type="dxa"/>
+              <w:bottom w:w="100" w:type="dxa"/>
+              <w:end w:w="120" w:type="dxa"/>
+            </w:tcMar>
+          </w:tcPr>
+          <w:p>
+            <w:pPr>
+              <w:spacing w:after="0"/>
+            </w:pPr>
+            <w:r>
+              <w:rPr>
+                <w:color w:val="263238"/>
+                <w:sz w:val="17"/>
+              </w:rPr>
+              <w:t xml:space="preserve">No horizontal scroll from 390px up, in iPad portrait and landscape.</w:t>
             </w:r>
           </w:p>
         </w:tc>
@@ -6004,107 +4011,7 @@
                 <w:color w:val="263238"/>
                 <w:sz w:val="17"/>
               </w:rPr>
-              <w:t xml:space="preserve">Light only: white and cream backgrounds regardless of the device's dark mode setting.</w:t>
-            </w:r>
-          </w:p>
-        </w:tc>
-      </w:tr>
-      <w:tr>
-        <w:tc>
-          <w:tcPr>
-            <w:tcW w:type="dxa" w:w="2088"/>
-            <w:vAlign w:val="center"/>
-            <w:tcMar>
-              <w:top w:w="100" w:type="dxa"/>
-              <w:start w:w="120" w:type="dxa"/>
-              <w:bottom w:w="100" w:type="dxa"/>
-              <w:end w:w="120" w:type="dxa"/>
-            </w:tcMar>
-          </w:tcPr>
-          <w:p>
-            <w:pPr>
-              <w:spacing w:after="0"/>
-            </w:pPr>
-            <w:r>
-              <w:rPr>
-                <w:color w:val="263238"/>
-                <w:sz w:val="17"/>
-              </w:rPr>
-              <w:t xml:space="preserve">Responsiveness</w:t>
-            </w:r>
-          </w:p>
-        </w:tc>
-        <w:tc>
-          <w:tcPr>
-            <w:tcW w:type="dxa" w:w="7272"/>
-            <w:vAlign w:val="center"/>
-            <w:tcMar>
-              <w:top w:w="100" w:type="dxa"/>
-              <w:start w:w="120" w:type="dxa"/>
-              <w:bottom w:w="100" w:type="dxa"/>
-              <w:end w:w="120" w:type="dxa"/>
-            </w:tcMar>
-          </w:tcPr>
-          <w:p>
-            <w:pPr>
-              <w:spacing w:after="0"/>
-            </w:pPr>
-            <w:r>
-              <w:rPr>
-                <w:color w:val="263238"/>
-                <w:sz w:val="17"/>
-              </w:rPr>
-              <w:t xml:space="preserve">No horizontal scroll from 390px up; book decorations only at 768px and wider; the app supports portrait, landscape, Split View and Slide Over.</w:t>
-            </w:r>
-          </w:p>
-        </w:tc>
-      </w:tr>
-      <w:tr>
-        <w:tc>
-          <w:tcPr>
-            <w:tcW w:type="dxa" w:w="2088"/>
-            <w:vAlign w:val="center"/>
-            <w:tcMar>
-              <w:top w:w="100" w:type="dxa"/>
-              <w:start w:w="120" w:type="dxa"/>
-              <w:bottom w:w="100" w:type="dxa"/>
-              <w:end w:w="120" w:type="dxa"/>
-            </w:tcMar>
-          </w:tcPr>
-          <w:p>
-            <w:pPr>
-              <w:spacing w:after="0"/>
-            </w:pPr>
-            <w:r>
-              <w:rPr>
-                <w:color w:val="263238"/>
-                <w:sz w:val="17"/>
-              </w:rPr>
-              <w:t xml:space="preserve">Accessibility</w:t>
-            </w:r>
-          </w:p>
-        </w:tc>
-        <w:tc>
-          <w:tcPr>
-            <w:tcW w:type="dxa" w:w="7272"/>
-            <w:vAlign w:val="center"/>
-            <w:tcMar>
-              <w:top w:w="100" w:type="dxa"/>
-              <w:start w:w="120" w:type="dxa"/>
-              <w:bottom w:w="100" w:type="dxa"/>
-              <w:end w:w="120" w:type="dxa"/>
-            </w:tcMar>
-          </w:tcPr>
-          <w:p>
-            <w:pPr>
-              <w:spacing w:after="0"/>
-            </w:pPr>
-            <w:r>
-              <w:rPr>
-                <w:color w:val="263238"/>
-                <w:sz w:val="17"/>
-              </w:rPr>
-              <w:t xml:space="preserve">Semantic headings and lists; decorative graphics hidden from screen readers; checked state in text; contrast checked.</w:t>
+              <w:t xml:space="preserve">Light only.</w:t>
             </w:r>
           </w:p>
         </w:tc>
@@ -6154,7 +4061,7 @@
                 <w:color w:val="263238"/>
                 <w:sz w:val="17"/>
               </w:rPr>
-              <w:t xml:space="preserve">Free tiers only (Supabase, Vercel Hobby, GitHub, free Apple ID).</w:t>
+              <w:t xml:space="preserve">Free tiers only.</w:t>
             </w:r>
           </w:p>
         </w:tc>
@@ -6253,7 +4160,7 @@
                 <w:color w:val="263238"/>
                 <w:sz w:val="17"/>
               </w:rPr>
-              <w:t xml:space="preserve">npm run lint / npm run build</w:t>
+              <w:t xml:space="preserve">npm run lint, npm test, production build</w:t>
             </w:r>
           </w:p>
         </w:tc>
@@ -6277,7 +4184,7 @@
                 <w:color w:val="263238"/>
                 <w:sz w:val="17"/>
               </w:rPr>
-              <w:t xml:space="preserve">No errors; /, /category/[slug] (4 pages) and /recipe/sweet-chili-chicken prerender with 1-minute revalidation. Passed 2026-10-27 on Next 15.5.28.</w:t>
+              <w:t xml:space="preserve">No errors; 32 tests pass. Passed 2026-10-29.</w:t>
             </w:r>
           </w:p>
         </w:tc>
@@ -6303,7 +4210,7 @@
                 <w:color w:val="263238"/>
                 <w:sz w:val="17"/>
               </w:rPr>
-              <w:t xml:space="preserve">Migration 000 in a local Postgres</w:t>
+              <w:t xml:space="preserve">Migrations 000–003 in PGlite</w:t>
             </w:r>
           </w:p>
         </w:tc>
@@ -6327,7 +4234,7 @@
                 <w:color w:val="263238"/>
                 <w:sz w:val="17"/>
               </w:rPr>
-              <w:t xml:space="preserve">Seed has 3 groups (7, 6, 1 items) and 4 step groups; update keeps the slug; bad input rejected with nothing saved; anon refused every write; rollback and re-run clean. Passed 2026-10-24 (PGlite).</w:t>
+              <w:t xml:space="preserve">Rules, permissions, cleanup and rollbacks. Passed 2026-10-29.</w:t>
             </w:r>
           </w:p>
         </w:tc>
@@ -6353,7 +4260,7 @@
                 <w:color w:val="263238"/>
                 <w:sz w:val="17"/>
               </w:rPr>
-              <w:t xml:space="preserve">check-setup: database</w:t>
+              <w:t xml:space="preserve">check-setup</w:t>
             </w:r>
           </w:p>
         </w:tc>
@@ -6377,7 +4284,7 @@
                 <w:color w:val="263238"/>
                 <w:sz w:val="17"/>
               </w:rPr>
-              <w:t xml:space="preserve">Public key reads recipes and calls keep_alive(); insert, save_recipe and uploads refused. Passed 2026-10-27.</w:t>
+              <w:t xml:space="preserve">Public key reads; writes and uploads refused; save-recipe 401 without the key. Passed 2026-10-27.</w:t>
             </w:r>
           </w:p>
         </w:tc>
@@ -6403,7 +4310,7 @@
                 <w:color w:val="263238"/>
                 <w:sz w:val="17"/>
               </w:rPr>
-              <w:t xml:space="preserve">check-setup: save-recipe</w:t>
+              <w:t xml:space="preserve">WebKit, iPad Pro 11" portrait and landscape</w:t>
             </w:r>
           </w:p>
         </w:tc>
@@ -6427,7 +4334,7 @@
                 <w:color w:val="263238"/>
                 <w:sz w:val="17"/>
               </w:rPr>
-              <w:t xml:space="preserve">401 without the key; with it, save, signed upload URL and delete all succeed. Passed 2026-10-27.</w:t>
+              <w:t xml:space="preserve">Every page loads without errors or sideways scroll; book turns; Enter moves lines; Pencil pages draw; Home sections; Library filters; Type the lines; live updates connect. Passed 2026-10-29.</w:t>
             </w:r>
           </w:p>
         </w:tc>
@@ -6453,7 +4360,7 @@
                 <w:color w:val="263238"/>
                 <w:sz w:val="17"/>
               </w:rPr>
-              <w:t xml:space="preserve">check-setup: website</w:t>
+              <w:t xml:space="preserve">Offline (Chrome, server stopped)</w:t>
             </w:r>
           </w:p>
         </w:tc>
@@ -6477,7 +4384,7 @@
                 <w:color w:val="263238"/>
                 <w:sz w:val="17"/>
               </w:rPr>
-              <w:t xml:space="preserve">Cover lists the recipe; recipe page loads from the database; deleted test recipe returns 404. Passed 2026-10-27 against https://ramiyas-recipes.vercel.app.</w:t>
+              <w:t xml:space="preserve">Opened recipe and pictures load; unopened page shows the offline page; check-off survives reload and waits. Passed 2026-10-29.</w:t>
             </w:r>
           </w:p>
         </w:tc>
@@ -6503,7 +4410,7 @@
                 <w:color w:val="263238"/>
                 <w:sz w:val="17"/>
               </w:rPr>
-              <w:t xml:space="preserve">Keep-awake workflow</w:t>
+              <w:t xml:space="preserve">Owner on the iPad</w:t>
             </w:r>
           </w:p>
         </w:tc>
@@ -6527,207 +4434,7 @@
                 <w:color w:val="263238"/>
                 <w:sz w:val="17"/>
               </w:rPr>
-              <w:t xml:space="preserve">Manual run succeeds. Passed 2026-10-27.</w:t>
-            </w:r>
-          </w:p>
-        </w:tc>
-      </w:tr>
-      <w:tr>
-        <w:tc>
-          <w:tcPr>
-            <w:tcW w:type="dxa" w:w="3168"/>
-            <w:vAlign w:val="center"/>
-            <w:tcMar>
-              <w:top w:w="100" w:type="dxa"/>
-              <w:start w:w="120" w:type="dxa"/>
-              <w:bottom w:w="100" w:type="dxa"/>
-              <w:end w:w="120" w:type="dxa"/>
-            </w:tcMar>
-          </w:tcPr>
-          <w:p>
-            <w:pPr>
-              <w:spacing w:after="0"/>
-            </w:pPr>
-            <w:r>
-              <w:rPr>
-                <w:color w:val="263238"/>
-                <w:sz w:val="17"/>
-              </w:rPr>
-              <w:t xml:space="preserve">parseIngredientLine / parseRecipeText</w:t>
-            </w:r>
-          </w:p>
-        </w:tc>
-        <w:tc>
-          <w:tcPr>
-            <w:tcW w:type="dxa" w:w="6192"/>
-            <w:vAlign w:val="center"/>
-            <w:tcMar>
-              <w:top w:w="100" w:type="dxa"/>
-              <w:start w:w="120" w:type="dxa"/>
-              <w:bottom w:w="100" w:type="dxa"/>
-              <w:end w:w="120" w:type="dxa"/>
-            </w:tcMar>
-          </w:tcPr>
-          <w:p>
-            <w:pPr>
-              <w:spacing w:after="0"/>
-            </w:pPr>
-            <w:r>
-              <w:rPr>
-                <w:color w:val="263238"/>
-                <w:sz w:val="17"/>
-              </w:rPr>
-              <w:t xml:space="preserve">Shared fixtures pass in Swift tests, including the reference-photo recipe. Planned (App Phases 3–4).</w:t>
-            </w:r>
-          </w:p>
-        </w:tc>
-      </w:tr>
-      <w:tr>
-        <w:tc>
-          <w:tcPr>
-            <w:tcW w:type="dxa" w:w="3168"/>
-            <w:vAlign w:val="center"/>
-            <w:tcMar>
-              <w:top w:w="100" w:type="dxa"/>
-              <w:start w:w="120" w:type="dxa"/>
-              <w:bottom w:w="100" w:type="dxa"/>
-              <w:end w:w="120" w:type="dxa"/>
-            </w:tcMar>
-          </w:tcPr>
-          <w:p>
-            <w:pPr>
-              <w:spacing w:after="0"/>
-            </w:pPr>
-            <w:r>
-              <w:rPr>
-                <w:color w:val="263238"/>
-                <w:sz w:val="17"/>
-              </w:rPr>
-              <w:t xml:space="preserve">App sync</w:t>
-            </w:r>
-          </w:p>
-        </w:tc>
-        <w:tc>
-          <w:tcPr>
-            <w:tcW w:type="dxa" w:w="6192"/>
-            <w:vAlign w:val="center"/>
-            <w:tcMar>
-              <w:top w:w="100" w:type="dxa"/>
-              <w:start w:w="120" w:type="dxa"/>
-              <w:bottom w:w="100" w:type="dxa"/>
-              <w:end w:w="120" w:type="dxa"/>
-            </w:tcMar>
-          </w:tcPr>
-          <w:p>
-            <w:pPr>
-              <w:spacing w:after="0"/>
-            </w:pPr>
-            <w:r>
-              <w:rPr>
-                <w:color w:val="263238"/>
-                <w:sz w:val="17"/>
-              </w:rPr>
-              <w:t xml:space="preserve">Offline edits reach the database after reconnecting; deletes reach other devices. Planned.</w:t>
-            </w:r>
-          </w:p>
-        </w:tc>
-      </w:tr>
-      <w:tr>
-        <w:tc>
-          <w:tcPr>
-            <w:tcW w:type="dxa" w:w="3168"/>
-            <w:vAlign w:val="center"/>
-            <w:tcMar>
-              <w:top w:w="100" w:type="dxa"/>
-              <w:start w:w="120" w:type="dxa"/>
-              <w:bottom w:w="100" w:type="dxa"/>
-              <w:end w:w="120" w:type="dxa"/>
-            </w:tcMar>
-          </w:tcPr>
-          <w:p>
-            <w:pPr>
-              <w:spacing w:after="0"/>
-            </w:pPr>
-            <w:r>
-              <w:rPr>
-                <w:color w:val="263238"/>
-                <w:sz w:val="17"/>
-              </w:rPr>
-              <w:t xml:space="preserve">SideStore refresh</w:t>
-            </w:r>
-          </w:p>
-        </w:tc>
-        <w:tc>
-          <w:tcPr>
-            <w:tcW w:type="dxa" w:w="6192"/>
-            <w:vAlign w:val="center"/>
-            <w:tcMar>
-              <w:top w:w="100" w:type="dxa"/>
-              <w:start w:w="120" w:type="dxa"/>
-              <w:bottom w:w="100" w:type="dxa"/>
-              <w:end w:w="120" w:type="dxa"/>
-            </w:tcMar>
-          </w:tcPr>
-          <w:p>
-            <w:pPr>
-              <w:spacing w:after="0"/>
-            </w:pPr>
-            <w:r>
-              <w:rPr>
-                <w:color w:val="263238"/>
-                <w:sz w:val="17"/>
-              </w:rPr>
-              <w:t xml:space="preserve">App still opens after 10+ days with no cable. Planned (App Phase 0).</w:t>
-            </w:r>
-          </w:p>
-        </w:tc>
-      </w:tr>
-      <w:tr>
-        <w:tc>
-          <w:tcPr>
-            <w:tcW w:type="dxa" w:w="3168"/>
-            <w:vAlign w:val="center"/>
-            <w:tcMar>
-              <w:top w:w="100" w:type="dxa"/>
-              <w:start w:w="120" w:type="dxa"/>
-              <w:bottom w:w="100" w:type="dxa"/>
-              <w:end w:w="120" w:type="dxa"/>
-            </w:tcMar>
-          </w:tcPr>
-          <w:p>
-            <w:pPr>
-              <w:spacing w:after="0"/>
-            </w:pPr>
-            <w:r>
-              <w:rPr>
-                <w:color w:val="263238"/>
-                <w:sz w:val="17"/>
-              </w:rPr>
-              <w:t xml:space="preserve">Release pipeline</w:t>
-            </w:r>
-          </w:p>
-        </w:tc>
-        <w:tc>
-          <w:tcPr>
-            <w:tcW w:type="dxa" w:w="6192"/>
-            <w:vAlign w:val="center"/>
-            <w:tcMar>
-              <w:top w:w="100" w:type="dxa"/>
-              <w:start w:w="120" w:type="dxa"/>
-              <w:bottom w:w="100" w:type="dxa"/>
-              <w:end w:w="120" w:type="dxa"/>
-            </w:tcMar>
-          </w:tcPr>
-          <w:p>
-            <w:pPr>
-              <w:spacing w:after="0"/>
-            </w:pPr>
-            <w:r>
-              <w:rPr>
-                <w:color w:val="263238"/>
-                <w:sz w:val="17"/>
-              </w:rPr>
-              <w:t xml:space="preserve">A version tag produces a Release and SideStore offers the update. Planned (App Phase 6).</w:t>
+              <w:t xml:space="preserve">Pencil feel, Scribble, offline in a store, live updates between devices. Pending.</w:t>
             </w:r>
           </w:p>
         </w:tc>
@@ -6752,7 +4459,7 @@
         <w:spacing w:after="40"/>
       </w:pPr>
       <w:r>
-        <w:t xml:space="preserve">Website step 1 – Skeleton (Supabase, RLS, save-recipe, Vercel; no login). Done 2026-10-27.</w:t>
+        <w:t xml:space="preserve">Step 1 – Skeleton (Supabase, RLS, save-recipe, Vercel). Done 2026-10-27.</w:t>
       </w:r>
     </w:p>
     <w:p>
@@ -6761,7 +4468,7 @@
         <w:spacing w:after="40"/>
       </w:pPr>
       <w:r>
-        <w:t xml:space="preserve">Website step 2 – Book page design v1 (the sweet chili chicken page). Done 2026-10-20.</w:t>
+        <w:t xml:space="preserve">R1–R4 – New look, writing page, imports, groceries and cooking. Done 2026-10-28.</w:t>
       </w:r>
     </w:p>
     <w:p>
@@ -6770,7 +4477,7 @@
         <w:spacing w:after="40"/>
       </w:pPr>
       <w:r>
-        <w:t xml:space="preserve">Website R1 – New look and navigation: light-only tokens, fonts, shell, Home shelf, Library, Recipe view.</w:t>
+        <w:t xml:space="preserve">2026-10-29 – Pencil page mode, Home rebuilt with the week plan, Library filters, favorites, icon. Deployed.</w:t>
       </w:r>
     </w:p>
     <w:p>
@@ -6779,97 +4486,7 @@
         <w:spacing w:after="40"/>
       </w:pPr>
       <w:r>
-        <w:t xml:space="preserve">Website R2 – Migration 001, unlock and server-side saving, the writing page, photo upload.</w:t>
-      </w:r>
-    </w:p>
-    <w:p>
-      <w:pPr>
-        <w:pStyle w:val="ListBullet"/>
-        <w:spacing w:after="40"/>
-      </w:pPr>
-      <w:r>
-        <w:t xml:space="preserve">Website R3 – Save from the web and Add from photos, with parser tests.</w:t>
-      </w:r>
-    </w:p>
-    <w:p>
-      <w:pPr>
-        <w:pStyle w:val="ListBullet"/>
-        <w:spacing w:after="40"/>
-      </w:pPr>
-      <w:r>
-        <w:t xml:space="preserve">Website R4 – Groceries, Start Cooking, serving scaler, search and tag filters.</w:t>
-      </w:r>
-    </w:p>
-    <w:p>
-      <w:pPr>
-        <w:pStyle w:val="ListBullet"/>
-        <w:spacing w:after="40"/>
-      </w:pPr>
-      <w:r>
-        <w:t xml:space="preserve">Website R5 – Home Screen install, offline cache, print.</w:t>
-      </w:r>
-    </w:p>
-    <w:p>
-      <w:pPr>
-        <w:pStyle w:val="ListBullet"/>
-        <w:spacing w:after="40"/>
-      </w:pPr>
-      <w:r>
-        <w:t xml:space="preserve">App Phase 0 – Prove SideStore install and automatic refresh with a minimal app.</w:t>
-      </w:r>
-    </w:p>
-    <w:p>
-      <w:pPr>
-        <w:pStyle w:val="ListBullet"/>
-        <w:spacing w:after="40"/>
-      </w:pPr>
-      <w:r>
-        <w:t xml:space="preserve">App Phase 1 – Shared backend. Done 2026-10-27 (same as website step 1).</w:t>
-      </w:r>
-    </w:p>
-    <w:p>
-      <w:pPr>
-        <w:pStyle w:val="ListBullet"/>
-        <w:spacing w:after="40"/>
-      </w:pPr>
-      <w:r>
-        <w:t xml:space="preserve">App Phase 2 – Reading the book, offline, with sync and settings.</w:t>
-      </w:r>
-    </w:p>
-    <w:p>
-      <w:pPr>
-        <w:pStyle w:val="ListBullet"/>
-        <w:spacing w:after="40"/>
-      </w:pPr>
-      <w:r>
-        <w:t xml:space="preserve">App Phase 3 – Writing (Scribble lines and Apple Pencil page mode).</w:t>
-      </w:r>
-    </w:p>
-    <w:p>
-      <w:pPr>
-        <w:pStyle w:val="ListBullet"/>
-        <w:spacing w:after="40"/>
-      </w:pPr>
-      <w:r>
-        <w:t xml:space="preserve">App Phase 4 – Scanning, importing and the paste parser.</w:t>
-      </w:r>
-    </w:p>
-    <w:p>
-      <w:pPr>
-        <w:pStyle w:val="ListBullet"/>
-        <w:spacing w:after="40"/>
-      </w:pPr>
-      <w:r>
-        <w:t xml:space="preserve">App Phase 5 – Cook mode, scaler, search, tag filters, share as PDF.</w:t>
-      </w:r>
-    </w:p>
-    <w:p>
-      <w:pPr>
-        <w:pStyle w:val="ListBullet"/>
-        <w:spacing w:after="40"/>
-      </w:pPr>
-      <w:r>
-        <w:t xml:space="preserve">App Phase 6 – Automatic releases through GitHub and SideStore.</w:t>
+        <w:t xml:space="preserve">R5 – Offline and live updates (built 2026-10-29), print check, Home Screen app decision.</w:t>
       </w:r>
     </w:p>
     <w:p>
@@ -6886,7 +4503,7 @@
         <w:spacing w:after="40"/>
       </w:pPr>
       <w:r>
-        <w:t xml:space="preserve">Queued – Sign-in: Supabase Auth, owner_id on recipes, owner-only RLS, a login page; replaces the write key.</w:t>
+        <w:t xml:space="preserve">Decide – Full-screen Home Screen app (section 8).</w:t>
       </w:r>
     </w:p>
     <w:p>
@@ -6895,7 +4512,7 @@
         <w:spacing w:after="40"/>
       </w:pPr>
       <w:r>
-        <w:t xml:space="preserve">Queued – Family sharing: shared flag with read access for family members once sign-in exists.</w:t>
+        <w:t xml:space="preserve">Queued – Sign-in (Supabase Auth, owner-only RLS) replacing the write key; family sharing.</w:t>
       </w:r>
     </w:p>
     <w:p>
@@ -6904,7 +4521,7 @@
         <w:spacing w:after="40"/>
       </w:pPr>
       <w:r>
-        <w:t xml:space="preserve">Queued – Custom handwriting font from Calligraphr or iFontMaker, as woff2 in public/fonts (font-display: swap, Patrick Hand fallback) and bundled in the app.</w:t>
+        <w:t xml:space="preserve">Queued – The owner's handwriting font (iFontMaker or Calligraphr), with Patrick Hand as fallback.</w:t>
       </w:r>
     </w:p>
     <w:p>
@@ -6913,7 +4530,7 @@
         <w:spacing w:after="40"/>
       </w:pPr>
       <w:r>
-        <w:t xml:space="preserve">Queued – Instant website refresh: save-recipe calls a Next.js revalidation route after each save.</w:t>
+        <w:t xml:space="preserve">Queued – Write key as a passphrase (no code change).</w:t>
       </w:r>
     </w:p>
     <w:p>
@@ -6922,7 +4539,7 @@
         <w:spacing w:after="40"/>
       </w:pPr>
       <w:r>
-        <w:t xml:space="preserve">Queued – Next.js 16 upgrade (clears the bundled postcss advisories).</w:t>
+        <w:t xml:space="preserve">Queued – Next.js 16 upgrade.</w:t>
       </w:r>
     </w:p>
     <w:p>
@@ -6931,16 +4548,7 @@
         <w:spacing w:after="40"/>
       </w:pPr>
       <w:r>
-        <w:t xml:space="preserve">Queued – App Share extension (needs extra app IDs on a free account).</w:t>
-      </w:r>
-    </w:p>
-    <w:p>
-      <w:pPr>
-        <w:pStyle w:val="ListBullet"/>
-        <w:spacing w:after="40"/>
-      </w:pPr>
-      <w:r>
-        <w:t xml:space="preserve">Recommended – Add a TypeScript test runner with R3 and the Swift test target with Phase 3, both running the shared parser fixtures.</w:t>
+        <w:t xml:space="preserve">Recommended – Save every recipe for offline in one go (today only opened pages are kept).</w:t>
       </w:r>
     </w:p>
     <w:p>
@@ -7105,107 +4713,7 @@
                 <w:color w:val="263238"/>
                 <w:sz w:val="17"/>
               </w:rPr>
-              <w:t xml:space="preserve">Stored as text exactly as written; displayed with fraction characters; parsed only for scaling.</w:t>
-            </w:r>
-          </w:p>
-        </w:tc>
-      </w:tr>
-      <w:tr>
-        <w:tc>
-          <w:tcPr>
-            <w:tcW w:type="dxa" w:w="2376"/>
-            <w:vAlign w:val="center"/>
-            <w:tcMar>
-              <w:top w:w="100" w:type="dxa"/>
-              <w:start w:w="120" w:type="dxa"/>
-              <w:bottom w:w="100" w:type="dxa"/>
-              <w:end w:w="120" w:type="dxa"/>
-            </w:tcMar>
-          </w:tcPr>
-          <w:p>
-            <w:pPr>
-              <w:spacing w:after="0"/>
-            </w:pPr>
-            <w:r>
-              <w:rPr>
-                <w:color w:val="263238"/>
-                <w:sz w:val="17"/>
-              </w:rPr>
-              <w:t xml:space="preserve">No amount</w:t>
-            </w:r>
-          </w:p>
-        </w:tc>
-        <w:tc>
-          <w:tcPr>
-            <w:tcW w:type="dxa" w:w="6984"/>
-            <w:vAlign w:val="center"/>
-            <w:tcMar>
-              <w:top w:w="100" w:type="dxa"/>
-              <w:start w:w="120" w:type="dxa"/>
-              <w:bottom w:w="100" w:type="dxa"/>
-              <w:end w:w="120" w:type="dxa"/>
-            </w:tcMar>
-          </w:tcPr>
-          <w:p>
-            <w:pPr>
-              <w:spacing w:after="0"/>
-            </w:pPr>
-            <w:r>
-              <w:rPr>
-                <w:color w:val="263238"/>
-                <w:sz w:val="17"/>
-              </w:rPr>
-              <w:t xml:space="preserve">Lines like “pinch of salt” have empty quantity and unit and never scale.</w:t>
-            </w:r>
-          </w:p>
-        </w:tc>
-      </w:tr>
-      <w:tr>
-        <w:tc>
-          <w:tcPr>
-            <w:tcW w:type="dxa" w:w="2376"/>
-            <w:vAlign w:val="center"/>
-            <w:tcMar>
-              <w:top w:w="100" w:type="dxa"/>
-              <w:start w:w="120" w:type="dxa"/>
-              <w:bottom w:w="100" w:type="dxa"/>
-              <w:end w:w="120" w:type="dxa"/>
-            </w:tcMar>
-          </w:tcPr>
-          <w:p>
-            <w:pPr>
-              <w:spacing w:after="0"/>
-            </w:pPr>
-            <w:r>
-              <w:rPr>
-                <w:color w:val="263238"/>
-                <w:sz w:val="17"/>
-              </w:rPr>
-              <w:t xml:space="preserve">Column split</w:t>
-            </w:r>
-          </w:p>
-        </w:tc>
-        <w:tc>
-          <w:tcPr>
-            <w:tcW w:type="dxa" w:w="6984"/>
-            <w:vAlign w:val="center"/>
-            <w:tcMar>
-              <w:top w:w="100" w:type="dxa"/>
-              <w:start w:w="120" w:type="dxa"/>
-              <w:bottom w:w="100" w:type="dxa"/>
-              <w:end w:w="120" w:type="dxa"/>
-            </w:tcMar>
-          </w:tcPr>
-          <w:p>
-            <w:pPr>
-              <w:spacing w:after="0"/>
-            </w:pPr>
-            <w:r>
-              <w:rPr>
-                <w:color w:val="263238"/>
-                <w:sz w:val="17"/>
-              </w:rPr>
-              <w:t xml:space="preserve">Whole groups only; left until half the lines; equal heights plus one spare line.</w:t>
+              <w:t xml:space="preserve">Stored as written; shown with fraction characters; parsed only for scaling.</w:t>
             </w:r>
           </w:p>
         </w:tc>
@@ -7255,7 +4763,7 @@
                 <w:color w:val="263238"/>
                 <w:sz w:val="17"/>
               </w:rPr>
-              <w:t xml:space="preserve">Family Favorite tag checked → teal asterisk.</w:t>
+              <w:t xml:space="preserve">The family-favorite tag, set with the Library star.</w:t>
             </w:r>
           </w:p>
         </w:tc>
@@ -7281,7 +4789,7 @@
                 <w:color w:val="263238"/>
                 <w:sz w:val="17"/>
               </w:rPr>
-              <w:t xml:space="preserve">Total time</w:t>
+              <w:t xml:space="preserve">Handwritten-only</w:t>
             </w:r>
           </w:p>
         </w:tc>
@@ -7305,107 +4813,7 @@
                 <w:color w:val="263238"/>
                 <w:sz w:val="17"/>
               </w:rPr>
-              <w:t xml:space="preserve">prep_min + cook_min, missing values as zero; hidden when both missing.</w:t>
-            </w:r>
-          </w:p>
-        </w:tc>
-      </w:tr>
-      <w:tr>
-        <w:tc>
-          <w:tcPr>
-            <w:tcW w:type="dxa" w:w="2376"/>
-            <w:vAlign w:val="center"/>
-            <w:tcMar>
-              <w:top w:w="100" w:type="dxa"/>
-              <w:start w:w="120" w:type="dxa"/>
-              <w:bottom w:w="100" w:type="dxa"/>
-              <w:end w:w="120" w:type="dxa"/>
-            </w:tcMar>
-          </w:tcPr>
-          <w:p>
-            <w:pPr>
-              <w:spacing w:after="0"/>
-            </w:pPr>
-            <w:r>
-              <w:rPr>
-                <w:color w:val="263238"/>
-                <w:sz w:val="17"/>
-              </w:rPr>
-              <w:t xml:space="preserve">Stable addresses</w:t>
-            </w:r>
-          </w:p>
-        </w:tc>
-        <w:tc>
-          <w:tcPr>
-            <w:tcW w:type="dxa" w:w="6984"/>
-            <w:vAlign w:val="center"/>
-            <w:tcMar>
-              <w:top w:w="100" w:type="dxa"/>
-              <w:start w:w="120" w:type="dxa"/>
-              <w:bottom w:w="100" w:type="dxa"/>
-              <w:end w:w="120" w:type="dxa"/>
-            </w:tcMar>
-          </w:tcPr>
-          <w:p>
-            <w:pPr>
-              <w:spacing w:after="0"/>
-            </w:pPr>
-            <w:r>
-              <w:rPr>
-                <w:color w:val="263238"/>
-                <w:sz w:val="17"/>
-              </w:rPr>
-              <w:t xml:space="preserve">A recipe's slug is kept when its title changes; clashes get an id suffix.</w:t>
-            </w:r>
-          </w:p>
-        </w:tc>
-      </w:tr>
-      <w:tr>
-        <w:tc>
-          <w:tcPr>
-            <w:tcW w:type="dxa" w:w="2376"/>
-            <w:vAlign w:val="center"/>
-            <w:tcMar>
-              <w:top w:w="100" w:type="dxa"/>
-              <w:start w:w="120" w:type="dxa"/>
-              <w:bottom w:w="100" w:type="dxa"/>
-              <w:end w:w="120" w:type="dxa"/>
-            </w:tcMar>
-          </w:tcPr>
-          <w:p>
-            <w:pPr>
-              <w:spacing w:after="0"/>
-            </w:pPr>
-            <w:r>
-              <w:rPr>
-                <w:color w:val="263238"/>
-                <w:sz w:val="17"/>
-              </w:rPr>
-              <w:t xml:space="preserve">Soft delete</w:t>
-            </w:r>
-          </w:p>
-        </w:tc>
-        <w:tc>
-          <w:tcPr>
-            <w:tcW w:type="dxa" w:w="6984"/>
-            <w:vAlign w:val="center"/>
-            <w:tcMar>
-              <w:top w:w="100" w:type="dxa"/>
-              <w:start w:w="120" w:type="dxa"/>
-              <w:bottom w:w="100" w:type="dxa"/>
-              <w:end w:w="120" w:type="dxa"/>
-            </w:tcMar>
-          </w:tcPr>
-          <w:p>
-            <w:pPr>
-              <w:spacing w:after="0"/>
-            </w:pPr>
-            <w:r>
-              <w:rPr>
-                <w:color w:val="263238"/>
-                <w:sz w:val="17"/>
-              </w:rPr>
-              <w:t xml:space="preserve">Deleting sets deleted_at; hidden everywhere; saving again restores.</w:t>
+              <w:t xml:space="preserve">No typed lines: no scaler, Groceries or Start Cooking until lines are typed.</w:t>
             </w:r>
           </w:p>
         </w:tc>
@@ -7481,7 +4889,7 @@
                 <w:color w:val="263238"/>
                 <w:sz w:val="17"/>
               </w:rPr>
-              <w:t xml:space="preserve">Original card</w:t>
+              <w:t xml:space="preserve">Soft delete</w:t>
             </w:r>
           </w:p>
         </w:tc>
@@ -7505,7 +4913,7 @@
                 <w:color w:val="263238"/>
                 <w:sz w:val="17"/>
               </w:rPr>
-              <w:t xml:space="preserve">Uploaded file or handwritten page kept unchanged and linked from the recipe.</w:t>
+              <w:t xml:space="preserve">Deleting sets deleted_at; hidden everywhere; saving again restores.</w:t>
             </w:r>
           </w:p>
         </w:tc>
@@ -7605,57 +5013,7 @@
                 <w:color w:val="263238"/>
                 <w:sz w:val="17"/>
               </w:rPr>
-              <w:t xml:space="preserve">Required for every change; only the owner's iPad and unlocked browsers have it.</w:t>
-            </w:r>
-          </w:p>
-        </w:tc>
-      </w:tr>
-      <w:tr>
-        <w:tc>
-          <w:tcPr>
-            <w:tcW w:type="dxa" w:w="2376"/>
-            <w:vAlign w:val="center"/>
-            <w:tcMar>
-              <w:top w:w="100" w:type="dxa"/>
-              <w:start w:w="120" w:type="dxa"/>
-              <w:bottom w:w="100" w:type="dxa"/>
-              <w:end w:w="120" w:type="dxa"/>
-            </w:tcMar>
-          </w:tcPr>
-          <w:p>
-            <w:pPr>
-              <w:spacing w:after="0"/>
-            </w:pPr>
-            <w:r>
-              <w:rPr>
-                <w:color w:val="263238"/>
-                <w:sz w:val="17"/>
-              </w:rPr>
-              <w:t xml:space="preserve">Imports</w:t>
-            </w:r>
-          </w:p>
-        </w:tc>
-        <w:tc>
-          <w:tcPr>
-            <w:tcW w:type="dxa" w:w="6984"/>
-            <w:vAlign w:val="center"/>
-            <w:tcMar>
-              <w:top w:w="100" w:type="dxa"/>
-              <w:start w:w="120" w:type="dxa"/>
-              <w:bottom w:w="100" w:type="dxa"/>
-              <w:end w:w="120" w:type="dxa"/>
-            </w:tcMar>
-          </w:tcPr>
-          <w:p>
-            <w:pPr>
-              <w:spacing w:after="0"/>
-            </w:pPr>
-            <w:r>
-              <w:rPr>
-                <w:color w:val="263238"/>
-                <w:sz w:val="17"/>
-              </w:rPr>
-              <w:t xml:space="preserve">Published recipe data or on-device text recognition only, always reviewed before saving.</w:t>
+              <w:t xml:space="preserve">Required for every change; kept per unlocked browser.</w:t>
             </w:r>
           </w:p>
         </w:tc>
@@ -7680,7 +5038,7 @@
         <w:spacing w:after="40"/>
       </w:pPr>
       <w:r>
-        <w:t xml:space="preserve">Step 1 - Update code: Edit the relevant .tsx, .ts and .css files (website), Swift files (app, in ios/), or add a migration. Confirm the intended files are in /Users/louis/Desktop/Misc/recipe_book.</w:t>
+        <w:t xml:space="preserve">Update code in /Users/louis/Desktop/Misc/recipe_book; database changes as numbered migrations with rollbacks, tested in PGlite, run by the owner in the Supabase SQL Editor.</w:t>
       </w:r>
     </w:p>
     <w:p>
@@ -7689,7 +5047,7 @@
         <w:spacing w:after="40"/>
       </w:pPr>
       <w:r>
-        <w:t xml:space="preserve">Step 2 - Test locally: Run npm run dev and open http://localhost:3000; compare recipe pages with docs/reference/recipe-book-page.jpg. Run the app on the iPad from Xcode or through SideStore.</w:t>
+        <w:t xml:space="preserve">Test: npm run dev on localhost:3000; npm run lint; npm test; a production build in a copy of the project (never next build while the dev server runs); WebKit with iPad profiles.</w:t>
       </w:r>
     </w:p>
     <w:p>
@@ -7698,7 +5056,7 @@
         <w:spacing w:after="40"/>
       </w:pPr>
       <w:r>
-        <w:t xml:space="preserve">Step 3 - Verify: Run npm run lint and npm run build (and Swift tests once they exist). After database or function changes, run npm run check:setup https://ramiyas-recipes.vercel.app.</w:t>
+        <w:t xml:space="preserve">After database or function changes: npm run deploy:functions and npm run check:setup https://ramiyas-recipes.vercel.app.</w:t>
       </w:r>
     </w:p>
     <w:p>
@@ -7707,7 +5065,7 @@
         <w:spacing w:after="40"/>
       </w:pPr>
       <w:r>
-        <w:t xml:space="preserve">Step 4 - Deploy: The owner reviews, commits and pushes to GitHub main; AI agents change local files only and never commit or push. Vercel builds and deploys the website automatically. App releases follow a version tag (Phase 6).</w:t>
+        <w:t xml:space="preserve">Deploy: the owner commits and pushes to main; Vercel deploys. AI agents change local files only.</w:t>
       </w:r>
     </w:p>
     <w:p>
@@ -7716,7 +5074,7 @@
         <w:spacing w:after="40"/>
       </w:pPr>
       <w:r>
-        <w:t xml:space="preserve">Environment: Vercel and .env.local hold NEXT_PUBLIC_SUPABASE_URL and NEXT_PUBLIC_SUPABASE_ANON_KEY (read-only); Supabase secrets hold WRITE_KEY; GitHub Actions secrets hold SUPABASE_URL and SUPABASE_ANON_KEY for the keep-awake workflow. Never commit secrets.</w:t>
+        <w:t xml:space="preserve">Environment: Vercel and .env.local hold the public Supabase URL and key; Supabase secrets hold WRITE_KEY.</w:t>
       </w:r>
     </w:p>
     <w:p>
@@ -7725,43 +5083,7 @@
         <w:spacing w:after="40"/>
       </w:pPr>
       <w:r>
-        <w:t xml:space="preserve">Supabase setup: brew install supabase/tap/supabase; supabase login; npm run setup:supabase (links the project, sets WRITE_KEY, deploys save-recipe). Supabase's GitHub integration is deliberately not connected, so pushes never change the database.</w:t>
-      </w:r>
-    </w:p>
-    <w:p>
-      <w:pPr>
-        <w:pStyle w:val="ListBullet"/>
-        <w:spacing w:after="40"/>
-      </w:pPr>
-      <w:r>
-        <w:t xml:space="preserve">Vercel: Standard deployment protection keeps preview deployments private; production is public (read-only).</w:t>
-      </w:r>
-    </w:p>
-    <w:p>
-      <w:pPr>
-        <w:pStyle w:val="ListBullet"/>
-        <w:spacing w:after="40"/>
-      </w:pPr>
-      <w:r>
-        <w:t xml:space="preserve">Database migrations live in supabase/migrations and are run by hand in the Supabase SQL Editor after a backup; each has a rollback script.</w:t>
-      </w:r>
-    </w:p>
-    <w:p>
-      <w:pPr>
-        <w:pStyle w:val="ListBullet"/>
-        <w:spacing w:after="40"/>
-      </w:pPr>
-      <w:r>
-        <w:t xml:space="preserve">Migration history: 000_initial_schema (tables, RLS, save_recipe/delete_recipe, keep_alive, storage buckets, sweet chili chicken seed; tested in PGlite including rollback; run by the owner 2026-10-24).</w:t>
-      </w:r>
-    </w:p>
-    <w:p>
-      <w:pPr>
-        <w:pStyle w:val="ListBullet"/>
-        <w:spacing w:after="40"/>
-      </w:pPr>
-      <w:r>
-        <w:t xml:space="preserve">Specifications: edit scripts/specs/spec_content.py, then run python3 scripts/specs/build_specs.py.</w:t>
+        <w:t xml:space="preserve">Specifications: edit scripts/specs/spec_content.py, then python3 scripts/specs/build_specs.py.</w:t>
       </w:r>
     </w:p>
     <w:sectPr>

--- a/Specification Documentation/Recipe_Book_Technical_Specification.docx
+++ b/Specification Documentation/Recipe_Book_Technical_Specification.docx
@@ -684,7 +684,7 @@
     </w:p>
     <w:p>
       <w:r>
-        <w:t xml:space="preserve">Out of scope by decision: native apps (an iPad app was prototyped and dropped 2026-10-29; its code is in git history at bff8a2e:ios/), AI transcription, dark mode. Queued: sign-in and family sharing, the owner's handwriting font, Next.js 16. Decision pending: full-screen Home Screen app (section 8).</w:t>
+        <w:t xml:space="preserve">Out of scope by decision: native apps (an iPad app was prototyped and dropped 2026-10-29; its code is in git history at bff8a2e:ios/), AI transcription, dark mode. Queued: sign-in and family sharing, the owner's handwriting font, Next.js 16.</w:t>
       </w:r>
     </w:p>
     <w:p>
@@ -3018,12 +3018,12 @@
         <w:pStyle w:val="Heading1"/>
       </w:pPr>
       <w:r>
-        <w:t xml:space="preserve">8. Home Screen install (decision pending)</w:t>
+        <w:t xml:space="preserve">8. Home Screen app</w:t>
       </w:r>
     </w:p>
     <w:p>
       <w:r>
-        <w:t xml:space="preserve">Today the manifest uses display: browser, so the shortcut opens in Safari with its address bar and the Home Screen title and icon come from appleWebApp.title, src/app/apple-icon.png and src/app/manifest.ts. Changing display to standalone would open it as a full-screen app: no address bar or Safari back/forward/share buttons (the site's own back buttons and share menu remain), its own app switcher entry, and its own storage kept apart from Safari (so it needs its own Unlock editing and builds its own offline copies, which Safari is less inclined to clear). Links to other websites would open in Safari. To be decided by the owner.</w:t>
+        <w:t xml:space="preserve">src/app/manifest.ts sets display: standalone (id, start_url and scope /), and layout.tsx sets appleWebApp (title “Ramiya’s Recipes”, capable, status bar default, which keeps the page below the status bar); the icon is src/app/apple-icon.png. The shortcut opens as a full-screen app: no address bar or Safari back/forward/share buttons (the site's tabs, back buttons, share menu and Start Cooking's × remain; the writing page's Cancel falls back to the recipe or the Library when history is empty), its own app switcher entry, and its own storage apart from Safari (its own Unlock editing cookie and offline copies, which iPadOS keeps for Home Screen apps). Links to other websites open outside it. An existing shortcut must be removed and added again to open full screen.</w:t>
       </w:r>
     </w:p>
     <w:p>
@@ -4486,7 +4486,7 @@
         <w:spacing w:after="40"/>
       </w:pPr>
       <w:r>
-        <w:t xml:space="preserve">R5 – Offline and live updates (built 2026-10-29), print check, Home Screen app decision.</w:t>
+        <w:t xml:space="preserve">R5 – Offline, live updates and the full-screen Home Screen app (built 2026-10-29); print check.</w:t>
       </w:r>
     </w:p>
     <w:p>
@@ -4495,15 +4495,6 @@
       </w:pPr>
       <w:r>
         <w:t xml:space="preserve">13. Planned / Recommended Enhancements</w:t>
-      </w:r>
-    </w:p>
-    <w:p>
-      <w:pPr>
-        <w:pStyle w:val="ListBullet"/>
-        <w:spacing w:after="40"/>
-      </w:pPr>
-      <w:r>
-        <w:t xml:space="preserve">Decide – Full-screen Home Screen app (section 8).</w:t>
       </w:r>
     </w:p>
     <w:p>

--- a/Specification Documentation/Recipe_Book_Technical_Specification.docx
+++ b/Specification Documentation/Recipe_Book_Technical_Specification.docx
@@ -799,7 +799,7 @@
                 <w:color w:val="263238"/>
                 <w:sz w:val="17"/>
               </w:rPr>
-              <w:t xml:space="preserve">Next.js App Router with React Server Components. Library, category, recipe and book pages are statically generated and regenerated at most every 60 seconds, and at once after any save (revalidatePath). Home, Groceries and the editor are rendered on every request.</w:t>
+              <w:t xml:space="preserve">Next.js App Router with React Server Components. Home, Library, Groceries, recipe and book pages are statically generated, so the router loads them ahead and tab switches are instant; they are regenerated at most every 60 seconds and at once after any change (revalidatePath: recipe saves refresh every page, grocery changes Groceries and Home, meals Home). The editor is rendered on every request.</w:t>
             </w:r>
           </w:p>
         </w:tc>
